--- a/spa/docx/010.content.docx
+++ b/spa/docx/010.content.docx
@@ -363,90 +363,66 @@
           <w:lang w:val="es_ES" w:bidi="es_ES"/>
         </w:rPr>
       </w:r>
-      <w:hyperlink r:id="rId13">
-        <w:r>
-          <w:rPr>
-            <w:lang w:val="es_ES" w:bidi="es_ES"/>
-          </w:rPr>
-          <w:rPr>
-            <w:color w:val="0000EE"/>
-            <w:u w:val="single"/>
-          </w:rPr>
-          <w:t>2 Timoteo 3.10–13</w:t>
-        </w:r>
-      </w:hyperlink>
-    </w:p>
-    <w:p>
-      <w:pPr>
-        <w:pStyle w:val="ListBullet"/>
-        <w:spacing w:line="240" w:lineRule="auto"/>
-        <w:ind w:left="720"/>
-      </w:pPr>
-      <w:r>
-        <w:rPr>
-          <w:lang w:val="es_ES" w:bidi="es_ES"/>
-        </w:rPr>
-      </w:r>
-      <w:hyperlink r:id="rId14">
-        <w:r>
-          <w:rPr>
-            <w:lang w:val="es_ES" w:bidi="es_ES"/>
-          </w:rPr>
-          <w:rPr>
-            <w:color w:val="0000EE"/>
-            <w:u w:val="single"/>
-          </w:rPr>
-          <w:t>Hechos 14.1</w:t>
-        </w:r>
-      </w:hyperlink>
-    </w:p>
-    <w:p>
-      <w:pPr>
-        <w:pStyle w:val="ListBullet"/>
-        <w:spacing w:line="240" w:lineRule="auto"/>
-        <w:ind w:left="720"/>
-      </w:pPr>
-      <w:r>
-        <w:rPr>
-          <w:lang w:val="es_ES" w:bidi="es_ES"/>
-        </w:rPr>
-      </w:r>
-      <w:hyperlink r:id="rId15">
-        <w:r>
-          <w:rPr>
-            <w:lang w:val="es_ES" w:bidi="es_ES"/>
-          </w:rPr>
-          <w:rPr>
-            <w:color w:val="0000EE"/>
-            <w:u w:val="single"/>
-          </w:rPr>
-          <w:t>Hechos 14.19–20</w:t>
-        </w:r>
-      </w:hyperlink>
-    </w:p>
-    <w:p>
-      <w:pPr>
-        <w:pStyle w:val="ListBullet"/>
-        <w:spacing w:line="240" w:lineRule="auto"/>
-        <w:ind w:left="720"/>
-      </w:pPr>
-      <w:r>
-        <w:rPr>
-          <w:lang w:val="es_ES" w:bidi="es_ES"/>
-        </w:rPr>
-      </w:r>
-      <w:hyperlink r:id="rId16">
-        <w:r>
-          <w:rPr>
-            <w:lang w:val="es_ES" w:bidi="es_ES"/>
-          </w:rPr>
-          <w:rPr>
-            <w:color w:val="0000EE"/>
-            <w:u w:val="single"/>
-          </w:rPr>
-          <w:t>Hechos 16.1–3</w:t>
-        </w:r>
-      </w:hyperlink>
+      <w:r>
+        <w:rPr>
+          <w:lang w:val="es_ES" w:bidi="es_ES"/>
+        </w:rPr>
+        <w:t>2 Timoteo 3.10–13</w:t>
+      </w:r>
+    </w:p>
+    <w:p>
+      <w:pPr>
+        <w:pStyle w:val="ListBullet"/>
+        <w:spacing w:line="240" w:lineRule="auto"/>
+        <w:ind w:left="720"/>
+      </w:pPr>
+      <w:r>
+        <w:rPr>
+          <w:lang w:val="es_ES" w:bidi="es_ES"/>
+        </w:rPr>
+      </w:r>
+      <w:r>
+        <w:rPr>
+          <w:lang w:val="es_ES" w:bidi="es_ES"/>
+        </w:rPr>
+        <w:t>Hechos 14.1</w:t>
+      </w:r>
+    </w:p>
+    <w:p>
+      <w:pPr>
+        <w:pStyle w:val="ListBullet"/>
+        <w:spacing w:line="240" w:lineRule="auto"/>
+        <w:ind w:left="720"/>
+      </w:pPr>
+      <w:r>
+        <w:rPr>
+          <w:lang w:val="es_ES" w:bidi="es_ES"/>
+        </w:rPr>
+      </w:r>
+      <w:r>
+        <w:rPr>
+          <w:lang w:val="es_ES" w:bidi="es_ES"/>
+        </w:rPr>
+        <w:t>Hechos 14.19–20</w:t>
+      </w:r>
+    </w:p>
+    <w:p>
+      <w:pPr>
+        <w:pStyle w:val="ListBullet"/>
+        <w:spacing w:line="240" w:lineRule="auto"/>
+        <w:ind w:left="720"/>
+      </w:pPr>
+      <w:r>
+        <w:rPr>
+          <w:lang w:val="es_ES" w:bidi="es_ES"/>
+        </w:rPr>
+      </w:r>
+      <w:r>
+        <w:rPr>
+          <w:lang w:val="es_ES" w:bidi="es_ES"/>
+        </w:rPr>
+        <w:t>Hechos 16.1–3</w:t>
+      </w:r>
     </w:p>
     <w:p>
       <w:pPr>
@@ -763,234 +739,174 @@
           <w:lang w:val="es_ES" w:bidi="es_ES"/>
         </w:rPr>
       </w:r>
-      <w:hyperlink r:id="rId17">
-        <w:r>
-          <w:rPr>
-            <w:lang w:val="es_ES" w:bidi="es_ES"/>
-          </w:rPr>
-          <w:rPr>
-            <w:color w:val="0000EE"/>
-            <w:u w:val="single"/>
-          </w:rPr>
-          <w:t>1 Corintios 5:12</w:t>
-        </w:r>
-      </w:hyperlink>
-    </w:p>
-    <w:p>
-      <w:pPr>
-        <w:pStyle w:val="ListBullet"/>
-        <w:spacing w:line="240" w:lineRule="auto"/>
-        <w:ind w:left="720"/>
-      </w:pPr>
-      <w:r>
-        <w:rPr>
-          <w:lang w:val="es_ES" w:bidi="es_ES"/>
-        </w:rPr>
-      </w:r>
-      <w:hyperlink r:id="rId18">
-        <w:r>
-          <w:rPr>
-            <w:lang w:val="es_ES" w:bidi="es_ES"/>
-          </w:rPr>
-          <w:rPr>
-            <w:color w:val="0000EE"/>
-            <w:u w:val="single"/>
-          </w:rPr>
-          <w:t>1 Tesalonicenses 2:14</w:t>
-        </w:r>
-      </w:hyperlink>
-    </w:p>
-    <w:p>
-      <w:pPr>
-        <w:pStyle w:val="ListBullet"/>
-        <w:spacing w:line="240" w:lineRule="auto"/>
-        <w:ind w:left="720"/>
-      </w:pPr>
-      <w:r>
-        <w:rPr>
-          <w:lang w:val="es_ES" w:bidi="es_ES"/>
-        </w:rPr>
-      </w:r>
-      <w:hyperlink r:id="rId19">
-        <w:r>
-          <w:rPr>
-            <w:lang w:val="es_ES" w:bidi="es_ES"/>
-          </w:rPr>
-          <w:rPr>
-            <w:color w:val="0000EE"/>
-            <w:u w:val="single"/>
-          </w:rPr>
-          <w:t>1 Timoteo 3:5</w:t>
-        </w:r>
-      </w:hyperlink>
-    </w:p>
-    <w:p>
-      <w:pPr>
-        <w:pStyle w:val="ListBullet"/>
-        <w:spacing w:line="240" w:lineRule="auto"/>
-        <w:ind w:left="720"/>
-      </w:pPr>
-      <w:r>
-        <w:rPr>
-          <w:lang w:val="es_ES" w:bidi="es_ES"/>
-        </w:rPr>
-      </w:r>
-      <w:hyperlink r:id="rId20">
-        <w:r>
-          <w:rPr>
-            <w:lang w:val="es_ES" w:bidi="es_ES"/>
-          </w:rPr>
-          <w:rPr>
-            <w:color w:val="0000EE"/>
-            <w:u w:val="single"/>
-          </w:rPr>
-          <w:t>Hechos 9:31</w:t>
-        </w:r>
-      </w:hyperlink>
-    </w:p>
-    <w:p>
-      <w:pPr>
-        <w:pStyle w:val="ListBullet"/>
-        <w:spacing w:line="240" w:lineRule="auto"/>
-        <w:ind w:left="720"/>
-      </w:pPr>
-      <w:r>
-        <w:rPr>
-          <w:lang w:val="es_ES" w:bidi="es_ES"/>
-        </w:rPr>
-      </w:r>
-      <w:hyperlink r:id="rId21">
-        <w:r>
-          <w:rPr>
-            <w:lang w:val="es_ES" w:bidi="es_ES"/>
-          </w:rPr>
-          <w:rPr>
-            <w:color w:val="0000EE"/>
-            <w:u w:val="single"/>
-          </w:rPr>
-          <w:t>Hechos 14:23</w:t>
-        </w:r>
-      </w:hyperlink>
-    </w:p>
-    <w:p>
-      <w:pPr>
-        <w:pStyle w:val="ListBullet"/>
-        <w:spacing w:line="240" w:lineRule="auto"/>
-        <w:ind w:left="720"/>
-      </w:pPr>
-      <w:r>
-        <w:rPr>
-          <w:lang w:val="es_ES" w:bidi="es_ES"/>
-        </w:rPr>
-      </w:r>
-      <w:hyperlink r:id="rId22">
-        <w:r>
-          <w:rPr>
-            <w:lang w:val="es_ES" w:bidi="es_ES"/>
-          </w:rPr>
-          <w:rPr>
-            <w:color w:val="0000EE"/>
-            <w:u w:val="single"/>
-          </w:rPr>
-          <w:t>Hechos 15:41</w:t>
-        </w:r>
-      </w:hyperlink>
-    </w:p>
-    <w:p>
-      <w:pPr>
-        <w:pStyle w:val="ListBullet"/>
-        <w:spacing w:line="240" w:lineRule="auto"/>
-        <w:ind w:left="720"/>
-      </w:pPr>
-      <w:r>
-        <w:rPr>
-          <w:lang w:val="es_ES" w:bidi="es_ES"/>
-        </w:rPr>
-      </w:r>
-      <w:hyperlink r:id="rId23">
-        <w:r>
-          <w:rPr>
-            <w:lang w:val="es_ES" w:bidi="es_ES"/>
-          </w:rPr>
-          <w:rPr>
-            <w:color w:val="0000EE"/>
-            <w:u w:val="single"/>
-          </w:rPr>
-          <w:t>Colosenses 4:15</w:t>
-        </w:r>
-      </w:hyperlink>
-    </w:p>
-    <w:p>
-      <w:pPr>
-        <w:pStyle w:val="ListBullet"/>
-        <w:spacing w:line="240" w:lineRule="auto"/>
-        <w:ind w:left="720"/>
-      </w:pPr>
-      <w:r>
-        <w:rPr>
-          <w:lang w:val="es_ES" w:bidi="es_ES"/>
-        </w:rPr>
-      </w:r>
-      <w:hyperlink r:id="rId24">
-        <w:r>
-          <w:rPr>
-            <w:lang w:val="es_ES" w:bidi="es_ES"/>
-          </w:rPr>
-          <w:rPr>
-            <w:color w:val="0000EE"/>
-            <w:u w:val="single"/>
-          </w:rPr>
-          <w:t>Efesios 5:23</w:t>
-        </w:r>
-      </w:hyperlink>
-    </w:p>
-    <w:p>
-      <w:pPr>
-        <w:pStyle w:val="ListBullet"/>
-        <w:spacing w:line="240" w:lineRule="auto"/>
-        <w:ind w:left="720"/>
-      </w:pPr>
-      <w:r>
-        <w:rPr>
-          <w:lang w:val="es_ES" w:bidi="es_ES"/>
-        </w:rPr>
-      </w:r>
-      <w:hyperlink r:id="rId25">
-        <w:r>
-          <w:rPr>
-            <w:lang w:val="es_ES" w:bidi="es_ES"/>
-          </w:rPr>
-          <w:rPr>
-            <w:color w:val="0000EE"/>
-            <w:u w:val="single"/>
-          </w:rPr>
-          <w:t>Mateo 16:18</w:t>
-        </w:r>
-      </w:hyperlink>
-    </w:p>
-    <w:p>
-      <w:pPr>
-        <w:pStyle w:val="ListBullet"/>
-        <w:spacing w:line="240" w:lineRule="auto"/>
-        <w:ind w:left="720"/>
-      </w:pPr>
-      <w:r>
-        <w:rPr>
-          <w:lang w:val="es_ES" w:bidi="es_ES"/>
-        </w:rPr>
-      </w:r>
-      <w:hyperlink r:id="rId26">
-        <w:r>
-          <w:rPr>
-            <w:lang w:val="es_ES" w:bidi="es_ES"/>
-          </w:rPr>
-          <w:rPr>
-            <w:color w:val="0000EE"/>
-            <w:u w:val="single"/>
-          </w:rPr>
-          <w:t>Filipenses 4:15</w:t>
-        </w:r>
-      </w:hyperlink>
+      <w:r>
+        <w:rPr>
+          <w:lang w:val="es_ES" w:bidi="es_ES"/>
+        </w:rPr>
+        <w:t>1 Corintios 5:12</w:t>
+      </w:r>
+    </w:p>
+    <w:p>
+      <w:pPr>
+        <w:pStyle w:val="ListBullet"/>
+        <w:spacing w:line="240" w:lineRule="auto"/>
+        <w:ind w:left="720"/>
+      </w:pPr>
+      <w:r>
+        <w:rPr>
+          <w:lang w:val="es_ES" w:bidi="es_ES"/>
+        </w:rPr>
+      </w:r>
+      <w:r>
+        <w:rPr>
+          <w:lang w:val="es_ES" w:bidi="es_ES"/>
+        </w:rPr>
+        <w:t>1 Tesalonicenses 2:14</w:t>
+      </w:r>
+    </w:p>
+    <w:p>
+      <w:pPr>
+        <w:pStyle w:val="ListBullet"/>
+        <w:spacing w:line="240" w:lineRule="auto"/>
+        <w:ind w:left="720"/>
+      </w:pPr>
+      <w:r>
+        <w:rPr>
+          <w:lang w:val="es_ES" w:bidi="es_ES"/>
+        </w:rPr>
+      </w:r>
+      <w:r>
+        <w:rPr>
+          <w:lang w:val="es_ES" w:bidi="es_ES"/>
+        </w:rPr>
+        <w:t>1 Timoteo 3:5</w:t>
+      </w:r>
+    </w:p>
+    <w:p>
+      <w:pPr>
+        <w:pStyle w:val="ListBullet"/>
+        <w:spacing w:line="240" w:lineRule="auto"/>
+        <w:ind w:left="720"/>
+      </w:pPr>
+      <w:r>
+        <w:rPr>
+          <w:lang w:val="es_ES" w:bidi="es_ES"/>
+        </w:rPr>
+      </w:r>
+      <w:r>
+        <w:rPr>
+          <w:lang w:val="es_ES" w:bidi="es_ES"/>
+        </w:rPr>
+        <w:t>Hechos 9:31</w:t>
+      </w:r>
+    </w:p>
+    <w:p>
+      <w:pPr>
+        <w:pStyle w:val="ListBullet"/>
+        <w:spacing w:line="240" w:lineRule="auto"/>
+        <w:ind w:left="720"/>
+      </w:pPr>
+      <w:r>
+        <w:rPr>
+          <w:lang w:val="es_ES" w:bidi="es_ES"/>
+        </w:rPr>
+      </w:r>
+      <w:r>
+        <w:rPr>
+          <w:lang w:val="es_ES" w:bidi="es_ES"/>
+        </w:rPr>
+        <w:t>Hechos 14:23</w:t>
+      </w:r>
+    </w:p>
+    <w:p>
+      <w:pPr>
+        <w:pStyle w:val="ListBullet"/>
+        <w:spacing w:line="240" w:lineRule="auto"/>
+        <w:ind w:left="720"/>
+      </w:pPr>
+      <w:r>
+        <w:rPr>
+          <w:lang w:val="es_ES" w:bidi="es_ES"/>
+        </w:rPr>
+      </w:r>
+      <w:r>
+        <w:rPr>
+          <w:lang w:val="es_ES" w:bidi="es_ES"/>
+        </w:rPr>
+        <w:t>Hechos 15:41</w:t>
+      </w:r>
+    </w:p>
+    <w:p>
+      <w:pPr>
+        <w:pStyle w:val="ListBullet"/>
+        <w:spacing w:line="240" w:lineRule="auto"/>
+        <w:ind w:left="720"/>
+      </w:pPr>
+      <w:r>
+        <w:rPr>
+          <w:lang w:val="es_ES" w:bidi="es_ES"/>
+        </w:rPr>
+      </w:r>
+      <w:r>
+        <w:rPr>
+          <w:lang w:val="es_ES" w:bidi="es_ES"/>
+        </w:rPr>
+        <w:t>Colosenses 4:15</w:t>
+      </w:r>
+    </w:p>
+    <w:p>
+      <w:pPr>
+        <w:pStyle w:val="ListBullet"/>
+        <w:spacing w:line="240" w:lineRule="auto"/>
+        <w:ind w:left="720"/>
+      </w:pPr>
+      <w:r>
+        <w:rPr>
+          <w:lang w:val="es_ES" w:bidi="es_ES"/>
+        </w:rPr>
+      </w:r>
+      <w:r>
+        <w:rPr>
+          <w:lang w:val="es_ES" w:bidi="es_ES"/>
+        </w:rPr>
+        <w:t>Efesios 5:23</w:t>
+      </w:r>
+    </w:p>
+    <w:p>
+      <w:pPr>
+        <w:pStyle w:val="ListBullet"/>
+        <w:spacing w:line="240" w:lineRule="auto"/>
+        <w:ind w:left="720"/>
+      </w:pPr>
+      <w:r>
+        <w:rPr>
+          <w:lang w:val="es_ES" w:bidi="es_ES"/>
+        </w:rPr>
+      </w:r>
+      <w:r>
+        <w:rPr>
+          <w:lang w:val="es_ES" w:bidi="es_ES"/>
+        </w:rPr>
+        <w:t>Mateo 16:18</w:t>
+      </w:r>
+    </w:p>
+    <w:p>
+      <w:pPr>
+        <w:pStyle w:val="ListBullet"/>
+        <w:spacing w:line="240" w:lineRule="auto"/>
+        <w:ind w:left="720"/>
+      </w:pPr>
+      <w:r>
+        <w:rPr>
+          <w:lang w:val="es_ES" w:bidi="es_ES"/>
+        </w:rPr>
+      </w:r>
+      <w:r>
+        <w:rPr>
+          <w:lang w:val="es_ES" w:bidi="es_ES"/>
+        </w:rPr>
+        <w:t>Filipenses 4:15</w:t>
+      </w:r>
     </w:p>
     <w:p>
       <w:pPr>
@@ -1502,114 +1418,84 @@
           <w:lang w:val="es_ES" w:bidi="es_ES"/>
         </w:rPr>
       </w:r>
-      <w:hyperlink r:id="rId27">
-        <w:r>
-          <w:rPr>
-            <w:lang w:val="es_ES" w:bidi="es_ES"/>
-          </w:rPr>
-          <w:rPr>
-            <w:color w:val="0000EE"/>
-            <w:u w:val="single"/>
-          </w:rPr>
-          <w:t>1 Reyes 14.9–10</w:t>
-        </w:r>
-      </w:hyperlink>
-    </w:p>
-    <w:p>
-      <w:pPr>
-        <w:pStyle w:val="ListBullet"/>
-        <w:spacing w:line="240" w:lineRule="auto"/>
-        <w:ind w:left="720"/>
-      </w:pPr>
-      <w:r>
-        <w:rPr>
-          <w:lang w:val="es_ES" w:bidi="es_ES"/>
-        </w:rPr>
-      </w:r>
-      <w:hyperlink r:id="rId28">
-        <w:r>
-          <w:rPr>
-            <w:lang w:val="es_ES" w:bidi="es_ES"/>
-          </w:rPr>
-          <w:rPr>
-            <w:color w:val="0000EE"/>
-            <w:u w:val="single"/>
-          </w:rPr>
-          <w:t>Hechos 7.43</w:t>
-        </w:r>
-      </w:hyperlink>
-    </w:p>
-    <w:p>
-      <w:pPr>
-        <w:pStyle w:val="ListBullet"/>
-        <w:spacing w:line="240" w:lineRule="auto"/>
-        <w:ind w:left="720"/>
-      </w:pPr>
-      <w:r>
-        <w:rPr>
-          <w:lang w:val="es_ES" w:bidi="es_ES"/>
-        </w:rPr>
-      </w:r>
-      <w:hyperlink r:id="rId29">
-        <w:r>
-          <w:rPr>
-            <w:lang w:val="es_ES" w:bidi="es_ES"/>
-          </w:rPr>
-          <w:rPr>
-            <w:color w:val="0000EE"/>
-            <w:u w:val="single"/>
-          </w:rPr>
-          <w:t>Isaías 21.8–9</w:t>
-        </w:r>
-      </w:hyperlink>
-    </w:p>
-    <w:p>
-      <w:pPr>
-        <w:pStyle w:val="ListBullet"/>
-        <w:spacing w:line="240" w:lineRule="auto"/>
-        <w:ind w:left="720"/>
-      </w:pPr>
-      <w:r>
-        <w:rPr>
-          <w:lang w:val="es_ES" w:bidi="es_ES"/>
-        </w:rPr>
-      </w:r>
-      <w:hyperlink r:id="rId30">
-        <w:r>
-          <w:rPr>
-            <w:lang w:val="es_ES" w:bidi="es_ES"/>
-          </w:rPr>
-          <w:rPr>
-            <w:color w:val="0000EE"/>
-            <w:u w:val="single"/>
-          </w:rPr>
-          <w:t>Mateo 22.21</w:t>
-        </w:r>
-      </w:hyperlink>
-    </w:p>
-    <w:p>
-      <w:pPr>
-        <w:pStyle w:val="ListBullet"/>
-        <w:spacing w:line="240" w:lineRule="auto"/>
-        <w:ind w:left="720"/>
-      </w:pPr>
-      <w:r>
-        <w:rPr>
-          <w:lang w:val="es_ES" w:bidi="es_ES"/>
-        </w:rPr>
-      </w:r>
-      <w:hyperlink r:id="rId31">
-        <w:r>
-          <w:rPr>
-            <w:lang w:val="es_ES" w:bidi="es_ES"/>
-          </w:rPr>
-          <w:rPr>
-            <w:color w:val="0000EE"/>
-            <w:u w:val="single"/>
-          </w:rPr>
-          <w:t>Romanos 1.23</w:t>
-        </w:r>
-      </w:hyperlink>
+      <w:r>
+        <w:rPr>
+          <w:lang w:val="es_ES" w:bidi="es_ES"/>
+        </w:rPr>
+        <w:t>1 Reyes 14.9–10</w:t>
+      </w:r>
+    </w:p>
+    <w:p>
+      <w:pPr>
+        <w:pStyle w:val="ListBullet"/>
+        <w:spacing w:line="240" w:lineRule="auto"/>
+        <w:ind w:left="720"/>
+      </w:pPr>
+      <w:r>
+        <w:rPr>
+          <w:lang w:val="es_ES" w:bidi="es_ES"/>
+        </w:rPr>
+      </w:r>
+      <w:r>
+        <w:rPr>
+          <w:lang w:val="es_ES" w:bidi="es_ES"/>
+        </w:rPr>
+        <w:t>Hechos 7.43</w:t>
+      </w:r>
+    </w:p>
+    <w:p>
+      <w:pPr>
+        <w:pStyle w:val="ListBullet"/>
+        <w:spacing w:line="240" w:lineRule="auto"/>
+        <w:ind w:left="720"/>
+      </w:pPr>
+      <w:r>
+        <w:rPr>
+          <w:lang w:val="es_ES" w:bidi="es_ES"/>
+        </w:rPr>
+      </w:r>
+      <w:r>
+        <w:rPr>
+          <w:lang w:val="es_ES" w:bidi="es_ES"/>
+        </w:rPr>
+        <w:t>Isaías 21.8–9</w:t>
+      </w:r>
+    </w:p>
+    <w:p>
+      <w:pPr>
+        <w:pStyle w:val="ListBullet"/>
+        <w:spacing w:line="240" w:lineRule="auto"/>
+        <w:ind w:left="720"/>
+      </w:pPr>
+      <w:r>
+        <w:rPr>
+          <w:lang w:val="es_ES" w:bidi="es_ES"/>
+        </w:rPr>
+      </w:r>
+      <w:r>
+        <w:rPr>
+          <w:lang w:val="es_ES" w:bidi="es_ES"/>
+        </w:rPr>
+        <w:t>Mateo 22.21</w:t>
+      </w:r>
+    </w:p>
+    <w:p>
+      <w:pPr>
+        <w:pStyle w:val="ListBullet"/>
+        <w:spacing w:line="240" w:lineRule="auto"/>
+        <w:ind w:left="720"/>
+      </w:pPr>
+      <w:r>
+        <w:rPr>
+          <w:lang w:val="es_ES" w:bidi="es_ES"/>
+        </w:rPr>
+      </w:r>
+      <w:r>
+        <w:rPr>
+          <w:lang w:val="es_ES" w:bidi="es_ES"/>
+        </w:rPr>
+        <w:t>Romanos 1.23</w:t>
+      </w:r>
     </w:p>
     <w:p>
       <w:pPr>
@@ -1842,138 +1728,102 @@
           <w:lang w:val="es_ES" w:bidi="es_ES"/>
         </w:rPr>
       </w:r>
-      <w:hyperlink r:id="rId32">
-        <w:r>
-          <w:rPr>
-            <w:lang w:val="es_ES" w:bidi="es_ES"/>
-          </w:rPr>
-          <w:rPr>
-            <w:color w:val="0000EE"/>
-            <w:u w:val="single"/>
-          </w:rPr>
-          <w:t>2 Corintios 4.3–4</w:t>
-        </w:r>
-      </w:hyperlink>
-    </w:p>
-    <w:p>
-      <w:pPr>
-        <w:pStyle w:val="ListBullet"/>
-        <w:spacing w:line="240" w:lineRule="auto"/>
-        <w:ind w:left="720"/>
-      </w:pPr>
-      <w:r>
-        <w:rPr>
-          <w:lang w:val="es_ES" w:bidi="es_ES"/>
-        </w:rPr>
-      </w:r>
-      <w:hyperlink r:id="rId33">
-        <w:r>
-          <w:rPr>
-            <w:lang w:val="es_ES" w:bidi="es_ES"/>
-          </w:rPr>
-          <w:rPr>
-            <w:color w:val="0000EE"/>
-            <w:u w:val="single"/>
-          </w:rPr>
-          <w:t>Colosenses 3.9–11</w:t>
-        </w:r>
-      </w:hyperlink>
-    </w:p>
-    <w:p>
-      <w:pPr>
-        <w:pStyle w:val="ListBullet"/>
-        <w:spacing w:line="240" w:lineRule="auto"/>
-        <w:ind w:left="720"/>
-      </w:pPr>
-      <w:r>
-        <w:rPr>
-          <w:lang w:val="es_ES" w:bidi="es_ES"/>
-        </w:rPr>
-      </w:r>
-      <w:hyperlink r:id="rId34">
-        <w:r>
-          <w:rPr>
-            <w:lang w:val="es_ES" w:bidi="es_ES"/>
-          </w:rPr>
-          <w:rPr>
-            <w:color w:val="0000EE"/>
-            <w:u w:val="single"/>
-          </w:rPr>
-          <w:t>Génesis 1.26–27</w:t>
-        </w:r>
-      </w:hyperlink>
-    </w:p>
-    <w:p>
-      <w:pPr>
-        <w:pStyle w:val="ListBullet"/>
-        <w:spacing w:line="240" w:lineRule="auto"/>
-        <w:ind w:left="720"/>
-      </w:pPr>
-      <w:r>
-        <w:rPr>
-          <w:lang w:val="es_ES" w:bidi="es_ES"/>
-        </w:rPr>
-      </w:r>
-      <w:hyperlink r:id="rId35">
-        <w:r>
-          <w:rPr>
-            <w:lang w:val="es_ES" w:bidi="es_ES"/>
-          </w:rPr>
-          <w:rPr>
-            <w:color w:val="0000EE"/>
-            <w:u w:val="single"/>
-          </w:rPr>
-          <w:t>Génesis 9.6</w:t>
-        </w:r>
-      </w:hyperlink>
-    </w:p>
-    <w:p>
-      <w:pPr>
-        <w:pStyle w:val="ListBullet"/>
-        <w:spacing w:line="240" w:lineRule="auto"/>
-        <w:ind w:left="720"/>
-      </w:pPr>
-      <w:r>
-        <w:rPr>
-          <w:lang w:val="es_ES" w:bidi="es_ES"/>
-        </w:rPr>
-      </w:r>
-      <w:hyperlink r:id="rId36">
-        <w:r>
-          <w:rPr>
-            <w:lang w:val="es_ES" w:bidi="es_ES"/>
-          </w:rPr>
-          <w:rPr>
-            <w:color w:val="0000EE"/>
-            <w:u w:val="single"/>
-          </w:rPr>
-          <w:t>Santiago 3.9–10</w:t>
-        </w:r>
-      </w:hyperlink>
-    </w:p>
-    <w:p>
-      <w:pPr>
-        <w:pStyle w:val="ListBullet"/>
-        <w:spacing w:line="240" w:lineRule="auto"/>
-        <w:ind w:left="720"/>
-      </w:pPr>
-      <w:r>
-        <w:rPr>
-          <w:lang w:val="es_ES" w:bidi="es_ES"/>
-        </w:rPr>
-      </w:r>
-      <w:hyperlink r:id="rId37">
-        <w:r>
-          <w:rPr>
-            <w:lang w:val="es_ES" w:bidi="es_ES"/>
-          </w:rPr>
-          <w:rPr>
-            <w:color w:val="0000EE"/>
-            <w:u w:val="single"/>
-          </w:rPr>
-          <w:t>Romanos 8.28–30</w:t>
-        </w:r>
-      </w:hyperlink>
+      <w:r>
+        <w:rPr>
+          <w:lang w:val="es_ES" w:bidi="es_ES"/>
+        </w:rPr>
+        <w:t>2 Corintios 4.3–4</w:t>
+      </w:r>
+    </w:p>
+    <w:p>
+      <w:pPr>
+        <w:pStyle w:val="ListBullet"/>
+        <w:spacing w:line="240" w:lineRule="auto"/>
+        <w:ind w:left="720"/>
+      </w:pPr>
+      <w:r>
+        <w:rPr>
+          <w:lang w:val="es_ES" w:bidi="es_ES"/>
+        </w:rPr>
+      </w:r>
+      <w:r>
+        <w:rPr>
+          <w:lang w:val="es_ES" w:bidi="es_ES"/>
+        </w:rPr>
+        <w:t>Colosenses 3.9–11</w:t>
+      </w:r>
+    </w:p>
+    <w:p>
+      <w:pPr>
+        <w:pStyle w:val="ListBullet"/>
+        <w:spacing w:line="240" w:lineRule="auto"/>
+        <w:ind w:left="720"/>
+      </w:pPr>
+      <w:r>
+        <w:rPr>
+          <w:lang w:val="es_ES" w:bidi="es_ES"/>
+        </w:rPr>
+      </w:r>
+      <w:r>
+        <w:rPr>
+          <w:lang w:val="es_ES" w:bidi="es_ES"/>
+        </w:rPr>
+        <w:t>Génesis 1.26–27</w:t>
+      </w:r>
+    </w:p>
+    <w:p>
+      <w:pPr>
+        <w:pStyle w:val="ListBullet"/>
+        <w:spacing w:line="240" w:lineRule="auto"/>
+        <w:ind w:left="720"/>
+      </w:pPr>
+      <w:r>
+        <w:rPr>
+          <w:lang w:val="es_ES" w:bidi="es_ES"/>
+        </w:rPr>
+      </w:r>
+      <w:r>
+        <w:rPr>
+          <w:lang w:val="es_ES" w:bidi="es_ES"/>
+        </w:rPr>
+        <w:t>Génesis 9.6</w:t>
+      </w:r>
+    </w:p>
+    <w:p>
+      <w:pPr>
+        <w:pStyle w:val="ListBullet"/>
+        <w:spacing w:line="240" w:lineRule="auto"/>
+        <w:ind w:left="720"/>
+      </w:pPr>
+      <w:r>
+        <w:rPr>
+          <w:lang w:val="es_ES" w:bidi="es_ES"/>
+        </w:rPr>
+      </w:r>
+      <w:r>
+        <w:rPr>
+          <w:lang w:val="es_ES" w:bidi="es_ES"/>
+        </w:rPr>
+        <w:t>Santiago 3.9–10</w:t>
+      </w:r>
+    </w:p>
+    <w:p>
+      <w:pPr>
+        <w:pStyle w:val="ListBullet"/>
+        <w:spacing w:line="240" w:lineRule="auto"/>
+        <w:ind w:left="720"/>
+      </w:pPr>
+      <w:r>
+        <w:rPr>
+          <w:lang w:val="es_ES" w:bidi="es_ES"/>
+        </w:rPr>
+      </w:r>
+      <w:r>
+        <w:rPr>
+          <w:lang w:val="es_ES" w:bidi="es_ES"/>
+        </w:rPr>
+        <w:t>Romanos 8.28–30</w:t>
+      </w:r>
     </w:p>
     <w:p>
       <w:pPr>
@@ -2333,282 +2183,210 @@
           <w:lang w:val="es_ES" w:bidi="es_ES"/>
         </w:rPr>
       </w:r>
-      <w:hyperlink r:id="rId38">
-        <w:r>
-          <w:rPr>
-            <w:lang w:val="es_ES" w:bidi="es_ES"/>
-          </w:rPr>
-          <w:rPr>
-            <w:color w:val="0000EE"/>
-            <w:u w:val="single"/>
-          </w:rPr>
-          <w:t>Lucas 20:21–22</w:t>
-        </w:r>
-      </w:hyperlink>
-    </w:p>
-    <w:p>
-      <w:pPr>
-        <w:pStyle w:val="ListBullet"/>
-        <w:spacing w:line="240" w:lineRule="auto"/>
-        <w:ind w:left="720"/>
-      </w:pPr>
-      <w:r>
-        <w:rPr>
-          <w:lang w:val="es_ES" w:bidi="es_ES"/>
-        </w:rPr>
-      </w:r>
-      <w:hyperlink r:id="rId39">
-        <w:r>
-          <w:rPr>
-            <w:lang w:val="es_ES" w:bidi="es_ES"/>
-          </w:rPr>
-          <w:rPr>
-            <w:color w:val="0000EE"/>
-            <w:u w:val="single"/>
-          </w:rPr>
-          <w:t>Marcos 2:13–14</w:t>
-        </w:r>
-      </w:hyperlink>
-    </w:p>
-    <w:p>
-      <w:pPr>
-        <w:pStyle w:val="ListBullet"/>
-        <w:spacing w:line="240" w:lineRule="auto"/>
-        <w:ind w:left="720"/>
-      </w:pPr>
-      <w:r>
-        <w:rPr>
-          <w:lang w:val="es_ES" w:bidi="es_ES"/>
-        </w:rPr>
-      </w:r>
-      <w:hyperlink r:id="rId40">
-        <w:r>
-          <w:rPr>
-            <w:lang w:val="es_ES" w:bidi="es_ES"/>
-          </w:rPr>
-          <w:rPr>
-            <w:color w:val="0000EE"/>
-            <w:u w:val="single"/>
-          </w:rPr>
-          <w:t>Mateo 9:7–9</w:t>
-        </w:r>
-      </w:hyperlink>
-    </w:p>
-    <w:p>
-      <w:pPr>
-        <w:pStyle w:val="ListBullet"/>
-        <w:spacing w:line="240" w:lineRule="auto"/>
-        <w:ind w:left="720"/>
-      </w:pPr>
-      <w:r>
-        <w:rPr>
-          <w:lang w:val="es_ES" w:bidi="es_ES"/>
-        </w:rPr>
-      </w:r>
-      <w:hyperlink r:id="rId41">
-        <w:r>
-          <w:rPr>
-            <w:lang w:val="es_ES" w:bidi="es_ES"/>
-          </w:rPr>
-          <w:rPr>
-            <w:color w:val="0000EE"/>
-            <w:u w:val="single"/>
-          </w:rPr>
-          <w:t>Números 31:28–29</w:t>
-        </w:r>
-      </w:hyperlink>
-    </w:p>
-    <w:p>
-      <w:pPr>
-        <w:pStyle w:val="ListBullet"/>
-        <w:spacing w:line="240" w:lineRule="auto"/>
-        <w:ind w:left="720"/>
-      </w:pPr>
-      <w:r>
-        <w:rPr>
-          <w:lang w:val="es_ES" w:bidi="es_ES"/>
-        </w:rPr>
-      </w:r>
-      <w:hyperlink r:id="rId42">
-        <w:r>
-          <w:rPr>
-            <w:lang w:val="es_ES" w:bidi="es_ES"/>
-          </w:rPr>
-          <w:rPr>
-            <w:color w:val="0000EE"/>
-            <w:u w:val="single"/>
-          </w:rPr>
-          <w:t>Romanos 13:6–7</w:t>
-        </w:r>
-      </w:hyperlink>
-    </w:p>
-    <w:p>
-      <w:pPr>
-        <w:pStyle w:val="ListBullet"/>
-        <w:spacing w:line="240" w:lineRule="auto"/>
-        <w:ind w:left="720"/>
-      </w:pPr>
-      <w:r>
-        <w:rPr>
-          <w:lang w:val="es_ES" w:bidi="es_ES"/>
-        </w:rPr>
-      </w:r>
-      <w:hyperlink r:id="rId43">
-        <w:r>
-          <w:rPr>
-            <w:lang w:val="es_ES" w:bidi="es_ES"/>
-          </w:rPr>
-          <w:rPr>
-            <w:color w:val="0000EE"/>
-            <w:u w:val="single"/>
-          </w:rPr>
-          <w:t>Lucas 3:12–13</w:t>
-        </w:r>
-      </w:hyperlink>
-    </w:p>
-    <w:p>
-      <w:pPr>
-        <w:pStyle w:val="ListBullet"/>
-        <w:spacing w:line="240" w:lineRule="auto"/>
-        <w:ind w:left="720"/>
-      </w:pPr>
-      <w:r>
-        <w:rPr>
-          <w:lang w:val="es_ES" w:bidi="es_ES"/>
-        </w:rPr>
-      </w:r>
-      <w:hyperlink r:id="rId44">
-        <w:r>
-          <w:rPr>
-            <w:lang w:val="es_ES" w:bidi="es_ES"/>
-          </w:rPr>
-          <w:rPr>
-            <w:color w:val="0000EE"/>
-            <w:u w:val="single"/>
-          </w:rPr>
-          <w:t>Lucas 5:27–28</w:t>
-        </w:r>
-      </w:hyperlink>
-    </w:p>
-    <w:p>
-      <w:pPr>
-        <w:pStyle w:val="ListBullet"/>
-        <w:spacing w:line="240" w:lineRule="auto"/>
-        <w:ind w:left="720"/>
-      </w:pPr>
-      <w:r>
-        <w:rPr>
-          <w:lang w:val="es_ES" w:bidi="es_ES"/>
-        </w:rPr>
-      </w:r>
-      <w:hyperlink r:id="rId45">
-        <w:r>
-          <w:rPr>
-            <w:lang w:val="es_ES" w:bidi="es_ES"/>
-          </w:rPr>
-          <w:rPr>
-            <w:color w:val="0000EE"/>
-            <w:u w:val="single"/>
-          </w:rPr>
-          <w:t>Mateo 5:46–48</w:t>
-        </w:r>
-      </w:hyperlink>
-    </w:p>
-    <w:p>
-      <w:pPr>
-        <w:pStyle w:val="ListBullet"/>
-        <w:spacing w:line="240" w:lineRule="auto"/>
-        <w:ind w:left="720"/>
-      </w:pPr>
-      <w:r>
-        <w:rPr>
-          <w:lang w:val="es_ES" w:bidi="es_ES"/>
-        </w:rPr>
-      </w:r>
-      <w:hyperlink r:id="rId46">
-        <w:r>
-          <w:rPr>
-            <w:lang w:val="es_ES" w:bidi="es_ES"/>
-          </w:rPr>
-          <w:rPr>
-            <w:color w:val="0000EE"/>
-            <w:u w:val="single"/>
-          </w:rPr>
-          <w:t>Mateo 9:10–11</w:t>
-        </w:r>
-      </w:hyperlink>
-    </w:p>
-    <w:p>
-      <w:pPr>
-        <w:pStyle w:val="ListBullet"/>
-        <w:spacing w:line="240" w:lineRule="auto"/>
-        <w:ind w:left="720"/>
-      </w:pPr>
-      <w:r>
-        <w:rPr>
-          <w:lang w:val="es_ES" w:bidi="es_ES"/>
-        </w:rPr>
-      </w:r>
-      <w:hyperlink r:id="rId47">
-        <w:r>
-          <w:rPr>
-            <w:lang w:val="es_ES" w:bidi="es_ES"/>
-          </w:rPr>
-          <w:rPr>
-            <w:color w:val="0000EE"/>
-            <w:u w:val="single"/>
-          </w:rPr>
-          <w:t>Mateo 11:18–19</w:t>
-        </w:r>
-      </w:hyperlink>
-    </w:p>
-    <w:p>
-      <w:pPr>
-        <w:pStyle w:val="ListBullet"/>
-        <w:spacing w:line="240" w:lineRule="auto"/>
-        <w:ind w:left="720"/>
-      </w:pPr>
-      <w:r>
-        <w:rPr>
-          <w:lang w:val="es_ES" w:bidi="es_ES"/>
-        </w:rPr>
-      </w:r>
-      <w:hyperlink r:id="rId48">
-        <w:r>
-          <w:rPr>
-            <w:lang w:val="es_ES" w:bidi="es_ES"/>
-          </w:rPr>
-          <w:rPr>
-            <w:color w:val="0000EE"/>
-            <w:u w:val="single"/>
-          </w:rPr>
-          <w:t>Mateo 17:26–27</w:t>
-        </w:r>
-      </w:hyperlink>
-    </w:p>
-    <w:p>
-      <w:pPr>
-        <w:pStyle w:val="ListBullet"/>
-        <w:spacing w:line="240" w:lineRule="auto"/>
-        <w:ind w:left="720"/>
-      </w:pPr>
-      <w:r>
-        <w:rPr>
-          <w:lang w:val="es_ES" w:bidi="es_ES"/>
-        </w:rPr>
-      </w:r>
-      <w:hyperlink r:id="rId49">
-        <w:r>
-          <w:rPr>
-            <w:lang w:val="es_ES" w:bidi="es_ES"/>
-          </w:rPr>
-          <w:rPr>
-            <w:color w:val="0000EE"/>
-            <w:u w:val="single"/>
-          </w:rPr>
-          <w:t>Mateo 18:17</w:t>
-        </w:r>
-      </w:hyperlink>
+      <w:r>
+        <w:rPr>
+          <w:lang w:val="es_ES" w:bidi="es_ES"/>
+        </w:rPr>
+        <w:t>Lucas 20:21–22</w:t>
+      </w:r>
+    </w:p>
+    <w:p>
+      <w:pPr>
+        <w:pStyle w:val="ListBullet"/>
+        <w:spacing w:line="240" w:lineRule="auto"/>
+        <w:ind w:left="720"/>
+      </w:pPr>
+      <w:r>
+        <w:rPr>
+          <w:lang w:val="es_ES" w:bidi="es_ES"/>
+        </w:rPr>
+      </w:r>
+      <w:r>
+        <w:rPr>
+          <w:lang w:val="es_ES" w:bidi="es_ES"/>
+        </w:rPr>
+        <w:t>Marcos 2:13–14</w:t>
+      </w:r>
+    </w:p>
+    <w:p>
+      <w:pPr>
+        <w:pStyle w:val="ListBullet"/>
+        <w:spacing w:line="240" w:lineRule="auto"/>
+        <w:ind w:left="720"/>
+      </w:pPr>
+      <w:r>
+        <w:rPr>
+          <w:lang w:val="es_ES" w:bidi="es_ES"/>
+        </w:rPr>
+      </w:r>
+      <w:r>
+        <w:rPr>
+          <w:lang w:val="es_ES" w:bidi="es_ES"/>
+        </w:rPr>
+        <w:t>Mateo 9:7–9</w:t>
+      </w:r>
+    </w:p>
+    <w:p>
+      <w:pPr>
+        <w:pStyle w:val="ListBullet"/>
+        <w:spacing w:line="240" w:lineRule="auto"/>
+        <w:ind w:left="720"/>
+      </w:pPr>
+      <w:r>
+        <w:rPr>
+          <w:lang w:val="es_ES" w:bidi="es_ES"/>
+        </w:rPr>
+      </w:r>
+      <w:r>
+        <w:rPr>
+          <w:lang w:val="es_ES" w:bidi="es_ES"/>
+        </w:rPr>
+        <w:t>Números 31:28–29</w:t>
+      </w:r>
+    </w:p>
+    <w:p>
+      <w:pPr>
+        <w:pStyle w:val="ListBullet"/>
+        <w:spacing w:line="240" w:lineRule="auto"/>
+        <w:ind w:left="720"/>
+      </w:pPr>
+      <w:r>
+        <w:rPr>
+          <w:lang w:val="es_ES" w:bidi="es_ES"/>
+        </w:rPr>
+      </w:r>
+      <w:r>
+        <w:rPr>
+          <w:lang w:val="es_ES" w:bidi="es_ES"/>
+        </w:rPr>
+        <w:t>Romanos 13:6–7</w:t>
+      </w:r>
+    </w:p>
+    <w:p>
+      <w:pPr>
+        <w:pStyle w:val="ListBullet"/>
+        <w:spacing w:line="240" w:lineRule="auto"/>
+        <w:ind w:left="720"/>
+      </w:pPr>
+      <w:r>
+        <w:rPr>
+          <w:lang w:val="es_ES" w:bidi="es_ES"/>
+        </w:rPr>
+      </w:r>
+      <w:r>
+        <w:rPr>
+          <w:lang w:val="es_ES" w:bidi="es_ES"/>
+        </w:rPr>
+        <w:t>Lucas 3:12–13</w:t>
+      </w:r>
+    </w:p>
+    <w:p>
+      <w:pPr>
+        <w:pStyle w:val="ListBullet"/>
+        <w:spacing w:line="240" w:lineRule="auto"/>
+        <w:ind w:left="720"/>
+      </w:pPr>
+      <w:r>
+        <w:rPr>
+          <w:lang w:val="es_ES" w:bidi="es_ES"/>
+        </w:rPr>
+      </w:r>
+      <w:r>
+        <w:rPr>
+          <w:lang w:val="es_ES" w:bidi="es_ES"/>
+        </w:rPr>
+        <w:t>Lucas 5:27–28</w:t>
+      </w:r>
+    </w:p>
+    <w:p>
+      <w:pPr>
+        <w:pStyle w:val="ListBullet"/>
+        <w:spacing w:line="240" w:lineRule="auto"/>
+        <w:ind w:left="720"/>
+      </w:pPr>
+      <w:r>
+        <w:rPr>
+          <w:lang w:val="es_ES" w:bidi="es_ES"/>
+        </w:rPr>
+      </w:r>
+      <w:r>
+        <w:rPr>
+          <w:lang w:val="es_ES" w:bidi="es_ES"/>
+        </w:rPr>
+        <w:t>Mateo 5:46–48</w:t>
+      </w:r>
+    </w:p>
+    <w:p>
+      <w:pPr>
+        <w:pStyle w:val="ListBullet"/>
+        <w:spacing w:line="240" w:lineRule="auto"/>
+        <w:ind w:left="720"/>
+      </w:pPr>
+      <w:r>
+        <w:rPr>
+          <w:lang w:val="es_ES" w:bidi="es_ES"/>
+        </w:rPr>
+      </w:r>
+      <w:r>
+        <w:rPr>
+          <w:lang w:val="es_ES" w:bidi="es_ES"/>
+        </w:rPr>
+        <w:t>Mateo 9:10–11</w:t>
+      </w:r>
+    </w:p>
+    <w:p>
+      <w:pPr>
+        <w:pStyle w:val="ListBullet"/>
+        <w:spacing w:line="240" w:lineRule="auto"/>
+        <w:ind w:left="720"/>
+      </w:pPr>
+      <w:r>
+        <w:rPr>
+          <w:lang w:val="es_ES" w:bidi="es_ES"/>
+        </w:rPr>
+      </w:r>
+      <w:r>
+        <w:rPr>
+          <w:lang w:val="es_ES" w:bidi="es_ES"/>
+        </w:rPr>
+        <w:t>Mateo 11:18–19</w:t>
+      </w:r>
+    </w:p>
+    <w:p>
+      <w:pPr>
+        <w:pStyle w:val="ListBullet"/>
+        <w:spacing w:line="240" w:lineRule="auto"/>
+        <w:ind w:left="720"/>
+      </w:pPr>
+      <w:r>
+        <w:rPr>
+          <w:lang w:val="es_ES" w:bidi="es_ES"/>
+        </w:rPr>
+      </w:r>
+      <w:r>
+        <w:rPr>
+          <w:lang w:val="es_ES" w:bidi="es_ES"/>
+        </w:rPr>
+        <w:t>Mateo 17:26–27</w:t>
+      </w:r>
+    </w:p>
+    <w:p>
+      <w:pPr>
+        <w:pStyle w:val="ListBullet"/>
+        <w:spacing w:line="240" w:lineRule="auto"/>
+        <w:ind w:left="720"/>
+      </w:pPr>
+      <w:r>
+        <w:rPr>
+          <w:lang w:val="es_ES" w:bidi="es_ES"/>
+        </w:rPr>
+      </w:r>
+      <w:r>
+        <w:rPr>
+          <w:lang w:val="es_ES" w:bidi="es_ES"/>
+        </w:rPr>
+        <w:t>Mateo 18:17</w:t>
+      </w:r>
     </w:p>
     <w:p>
       <w:pPr>
@@ -2984,114 +2762,84 @@
           <w:lang w:val="es_ES" w:bidi="es_ES"/>
         </w:rPr>
       </w:r>
-      <w:hyperlink r:id="rId50">
-        <w:r>
-          <w:rPr>
-            <w:lang w:val="es_ES" w:bidi="es_ES"/>
-          </w:rPr>
-          <w:rPr>
-            <w:color w:val="0000EE"/>
-            <w:u w:val="single"/>
-          </w:rPr>
-          <w:t>1 Reyes 3.1–3</w:t>
-        </w:r>
-      </w:hyperlink>
-    </w:p>
-    <w:p>
-      <w:pPr>
-        <w:pStyle w:val="ListBullet"/>
-        <w:spacing w:line="240" w:lineRule="auto"/>
-        <w:ind w:left="720"/>
-      </w:pPr>
-      <w:r>
-        <w:rPr>
-          <w:lang w:val="es_ES" w:bidi="es_ES"/>
-        </w:rPr>
-      </w:r>
-      <w:hyperlink r:id="rId51">
-        <w:r>
-          <w:rPr>
-            <w:lang w:val="es_ES" w:bidi="es_ES"/>
-          </w:rPr>
-          <w:rPr>
-            <w:color w:val="0000EE"/>
-            <w:u w:val="single"/>
-          </w:rPr>
-          <w:t>2 Crónicas 13.10–11</w:t>
-        </w:r>
-      </w:hyperlink>
-    </w:p>
-    <w:p>
-      <w:pPr>
-        <w:pStyle w:val="ListBullet"/>
-        <w:spacing w:line="240" w:lineRule="auto"/>
-        <w:ind w:left="720"/>
-      </w:pPr>
-      <w:r>
-        <w:rPr>
-          <w:lang w:val="es_ES" w:bidi="es_ES"/>
-        </w:rPr>
-      </w:r>
-      <w:hyperlink r:id="rId52">
-        <w:r>
-          <w:rPr>
-            <w:lang w:val="es_ES" w:bidi="es_ES"/>
-          </w:rPr>
-          <w:rPr>
-            <w:color w:val="0000EE"/>
-            <w:u w:val="single"/>
-          </w:rPr>
-          <w:t>2 Reyes 14.4</w:t>
-        </w:r>
-      </w:hyperlink>
-    </w:p>
-    <w:p>
-      <w:pPr>
-        <w:pStyle w:val="ListBullet"/>
-        <w:spacing w:line="240" w:lineRule="auto"/>
-        <w:ind w:left="720"/>
-      </w:pPr>
-      <w:r>
-        <w:rPr>
-          <w:lang w:val="es_ES" w:bidi="es_ES"/>
-        </w:rPr>
-      </w:r>
-      <w:hyperlink r:id="rId53">
-        <w:r>
-          <w:rPr>
-            <w:lang w:val="es_ES" w:bidi="es_ES"/>
-          </w:rPr>
-          <w:rPr>
-            <w:color w:val="0000EE"/>
-            <w:u w:val="single"/>
-          </w:rPr>
-          <w:t>Éxodo 25.3–7</w:t>
-        </w:r>
-      </w:hyperlink>
-    </w:p>
-    <w:p>
-      <w:pPr>
-        <w:pStyle w:val="ListBullet"/>
-        <w:spacing w:line="240" w:lineRule="auto"/>
-        <w:ind w:left="720"/>
-      </w:pPr>
-      <w:r>
-        <w:rPr>
-          <w:lang w:val="es_ES" w:bidi="es_ES"/>
-        </w:rPr>
-      </w:r>
-      <w:hyperlink r:id="rId54">
-        <w:r>
-          <w:rPr>
-            <w:lang w:val="es_ES" w:bidi="es_ES"/>
-          </w:rPr>
-          <w:rPr>
-            <w:color w:val="0000EE"/>
-            <w:u w:val="single"/>
-          </w:rPr>
-          <w:t>Lucas 1.10</w:t>
-        </w:r>
-      </w:hyperlink>
+      <w:r>
+        <w:rPr>
+          <w:lang w:val="es_ES" w:bidi="es_ES"/>
+        </w:rPr>
+        <w:t>1 Reyes 3.1–3</w:t>
+      </w:r>
+    </w:p>
+    <w:p>
+      <w:pPr>
+        <w:pStyle w:val="ListBullet"/>
+        <w:spacing w:line="240" w:lineRule="auto"/>
+        <w:ind w:left="720"/>
+      </w:pPr>
+      <w:r>
+        <w:rPr>
+          <w:lang w:val="es_ES" w:bidi="es_ES"/>
+        </w:rPr>
+      </w:r>
+      <w:r>
+        <w:rPr>
+          <w:lang w:val="es_ES" w:bidi="es_ES"/>
+        </w:rPr>
+        <w:t>2 Crónicas 13.10–11</w:t>
+      </w:r>
+    </w:p>
+    <w:p>
+      <w:pPr>
+        <w:pStyle w:val="ListBullet"/>
+        <w:spacing w:line="240" w:lineRule="auto"/>
+        <w:ind w:left="720"/>
+      </w:pPr>
+      <w:r>
+        <w:rPr>
+          <w:lang w:val="es_ES" w:bidi="es_ES"/>
+        </w:rPr>
+      </w:r>
+      <w:r>
+        <w:rPr>
+          <w:lang w:val="es_ES" w:bidi="es_ES"/>
+        </w:rPr>
+        <w:t>2 Reyes 14.4</w:t>
+      </w:r>
+    </w:p>
+    <w:p>
+      <w:pPr>
+        <w:pStyle w:val="ListBullet"/>
+        <w:spacing w:line="240" w:lineRule="auto"/>
+        <w:ind w:left="720"/>
+      </w:pPr>
+      <w:r>
+        <w:rPr>
+          <w:lang w:val="es_ES" w:bidi="es_ES"/>
+        </w:rPr>
+      </w:r>
+      <w:r>
+        <w:rPr>
+          <w:lang w:val="es_ES" w:bidi="es_ES"/>
+        </w:rPr>
+        <w:t>Éxodo 25.3–7</w:t>
+      </w:r>
+    </w:p>
+    <w:p>
+      <w:pPr>
+        <w:pStyle w:val="ListBullet"/>
+        <w:spacing w:line="240" w:lineRule="auto"/>
+        <w:ind w:left="720"/>
+      </w:pPr>
+      <w:r>
+        <w:rPr>
+          <w:lang w:val="es_ES" w:bidi="es_ES"/>
+        </w:rPr>
+      </w:r>
+      <w:r>
+        <w:rPr>
+          <w:lang w:val="es_ES" w:bidi="es_ES"/>
+        </w:rPr>
+        <w:t>Lucas 1.10</w:t>
+      </w:r>
     </w:p>
     <w:p>
       <w:pPr>
@@ -3257,138 +3005,102 @@
           <w:lang w:val="es_ES" w:bidi="es_ES"/>
         </w:rPr>
       </w:r>
-      <w:hyperlink r:id="rId55">
-        <w:r>
-          <w:rPr>
-            <w:lang w:val="es_ES" w:bidi="es_ES"/>
-          </w:rPr>
-          <w:rPr>
-            <w:color w:val="0000EE"/>
-            <w:u w:val="single"/>
-          </w:rPr>
-          <w:t>Hechos 7:26</w:t>
-        </w:r>
-      </w:hyperlink>
-    </w:p>
-    <w:p>
-      <w:pPr>
-        <w:pStyle w:val="ListBullet"/>
-        <w:spacing w:line="240" w:lineRule="auto"/>
-        <w:ind w:left="720"/>
-      </w:pPr>
-      <w:r>
-        <w:rPr>
-          <w:lang w:val="es_ES" w:bidi="es_ES"/>
-        </w:rPr>
-      </w:r>
-      <w:hyperlink r:id="rId56">
-        <w:r>
-          <w:rPr>
-            <w:lang w:val="es_ES" w:bidi="es_ES"/>
-          </w:rPr>
-          <w:rPr>
-            <w:color w:val="0000EE"/>
-            <w:u w:val="single"/>
-          </w:rPr>
-          <w:t>Éxodo 22:21</w:t>
-        </w:r>
-      </w:hyperlink>
-    </w:p>
-    <w:p>
-      <w:pPr>
-        <w:pStyle w:val="ListBullet"/>
-        <w:spacing w:line="240" w:lineRule="auto"/>
-        <w:ind w:left="720"/>
-      </w:pPr>
-      <w:r>
-        <w:rPr>
-          <w:lang w:val="es_ES" w:bidi="es_ES"/>
-        </w:rPr>
-      </w:r>
-      <w:hyperlink r:id="rId57">
-        <w:r>
-          <w:rPr>
-            <w:lang w:val="es_ES" w:bidi="es_ES"/>
-          </w:rPr>
-          <w:rPr>
-            <w:color w:val="0000EE"/>
-            <w:u w:val="single"/>
-          </w:rPr>
-          <w:t>Génesis 16:5</w:t>
-        </w:r>
-      </w:hyperlink>
-    </w:p>
-    <w:p>
-      <w:pPr>
-        <w:pStyle w:val="ListBullet"/>
-        <w:spacing w:line="240" w:lineRule="auto"/>
-        <w:ind w:left="720"/>
-      </w:pPr>
-      <w:r>
-        <w:rPr>
-          <w:lang w:val="es_ES" w:bidi="es_ES"/>
-        </w:rPr>
-      </w:r>
-      <w:hyperlink r:id="rId58">
-        <w:r>
-          <w:rPr>
-            <w:lang w:val="es_ES" w:bidi="es_ES"/>
-          </w:rPr>
-          <w:rPr>
-            <w:color w:val="0000EE"/>
-            <w:u w:val="single"/>
-          </w:rPr>
-          <w:t>Lucas 6:28</w:t>
-        </w:r>
-      </w:hyperlink>
-    </w:p>
-    <w:p>
-      <w:pPr>
-        <w:pStyle w:val="ListBullet"/>
-        <w:spacing w:line="240" w:lineRule="auto"/>
-        <w:ind w:left="720"/>
-      </w:pPr>
-      <w:r>
-        <w:rPr>
-          <w:lang w:val="es_ES" w:bidi="es_ES"/>
-        </w:rPr>
-      </w:r>
-      <w:hyperlink r:id="rId59">
-        <w:r>
-          <w:rPr>
-            <w:lang w:val="es_ES" w:bidi="es_ES"/>
-          </w:rPr>
-          <w:rPr>
-            <w:color w:val="0000EE"/>
-            <w:u w:val="single"/>
-          </w:rPr>
-          <w:t>Mateo 20:13–14</w:t>
-        </w:r>
-      </w:hyperlink>
-    </w:p>
-    <w:p>
-      <w:pPr>
-        <w:pStyle w:val="ListBullet"/>
-        <w:spacing w:line="240" w:lineRule="auto"/>
-        <w:ind w:left="720"/>
-      </w:pPr>
-      <w:r>
-        <w:rPr>
-          <w:lang w:val="es_ES" w:bidi="es_ES"/>
-        </w:rPr>
-      </w:r>
-      <w:hyperlink r:id="rId60">
-        <w:r>
-          <w:rPr>
-            <w:lang w:val="es_ES" w:bidi="es_ES"/>
-          </w:rPr>
-          <w:rPr>
-            <w:color w:val="0000EE"/>
-            <w:u w:val="single"/>
-          </w:rPr>
-          <w:t>Salmos 71:13</w:t>
-        </w:r>
-      </w:hyperlink>
+      <w:r>
+        <w:rPr>
+          <w:lang w:val="es_ES" w:bidi="es_ES"/>
+        </w:rPr>
+        <w:t>Hechos 7:26</w:t>
+      </w:r>
+    </w:p>
+    <w:p>
+      <w:pPr>
+        <w:pStyle w:val="ListBullet"/>
+        <w:spacing w:line="240" w:lineRule="auto"/>
+        <w:ind w:left="720"/>
+      </w:pPr>
+      <w:r>
+        <w:rPr>
+          <w:lang w:val="es_ES" w:bidi="es_ES"/>
+        </w:rPr>
+      </w:r>
+      <w:r>
+        <w:rPr>
+          <w:lang w:val="es_ES" w:bidi="es_ES"/>
+        </w:rPr>
+        <w:t>Éxodo 22:21</w:t>
+      </w:r>
+    </w:p>
+    <w:p>
+      <w:pPr>
+        <w:pStyle w:val="ListBullet"/>
+        <w:spacing w:line="240" w:lineRule="auto"/>
+        <w:ind w:left="720"/>
+      </w:pPr>
+      <w:r>
+        <w:rPr>
+          <w:lang w:val="es_ES" w:bidi="es_ES"/>
+        </w:rPr>
+      </w:r>
+      <w:r>
+        <w:rPr>
+          <w:lang w:val="es_ES" w:bidi="es_ES"/>
+        </w:rPr>
+        <w:t>Génesis 16:5</w:t>
+      </w:r>
+    </w:p>
+    <w:p>
+      <w:pPr>
+        <w:pStyle w:val="ListBullet"/>
+        <w:spacing w:line="240" w:lineRule="auto"/>
+        <w:ind w:left="720"/>
+      </w:pPr>
+      <w:r>
+        <w:rPr>
+          <w:lang w:val="es_ES" w:bidi="es_ES"/>
+        </w:rPr>
+      </w:r>
+      <w:r>
+        <w:rPr>
+          <w:lang w:val="es_ES" w:bidi="es_ES"/>
+        </w:rPr>
+        <w:t>Lucas 6:28</w:t>
+      </w:r>
+    </w:p>
+    <w:p>
+      <w:pPr>
+        <w:pStyle w:val="ListBullet"/>
+        <w:spacing w:line="240" w:lineRule="auto"/>
+        <w:ind w:left="720"/>
+      </w:pPr>
+      <w:r>
+        <w:rPr>
+          <w:lang w:val="es_ES" w:bidi="es_ES"/>
+        </w:rPr>
+      </w:r>
+      <w:r>
+        <w:rPr>
+          <w:lang w:val="es_ES" w:bidi="es_ES"/>
+        </w:rPr>
+        <w:t>Mateo 20:13–14</w:t>
+      </w:r>
+    </w:p>
+    <w:p>
+      <w:pPr>
+        <w:pStyle w:val="ListBullet"/>
+        <w:spacing w:line="240" w:lineRule="auto"/>
+        <w:ind w:left="720"/>
+      </w:pPr>
+      <w:r>
+        <w:rPr>
+          <w:lang w:val="es_ES" w:bidi="es_ES"/>
+        </w:rPr>
+      </w:r>
+      <w:r>
+        <w:rPr>
+          <w:lang w:val="es_ES" w:bidi="es_ES"/>
+        </w:rPr>
+        <w:t>Salmos 71:13</w:t>
+      </w:r>
     </w:p>
     <w:p>
       <w:pPr>
@@ -3699,210 +3411,156 @@
           <w:lang w:val="es_ES" w:bidi="es_ES"/>
         </w:rPr>
       </w:r>
-      <w:hyperlink r:id="rId61">
-        <w:r>
-          <w:rPr>
-            <w:lang w:val="es_ES" w:bidi="es_ES"/>
-          </w:rPr>
-          <w:rPr>
-            <w:color w:val="0000EE"/>
-            <w:u w:val="single"/>
-          </w:rPr>
-          <w:t>Santiago 3.6</w:t>
-        </w:r>
-      </w:hyperlink>
-    </w:p>
-    <w:p>
-      <w:pPr>
-        <w:pStyle w:val="ListBullet"/>
-        <w:spacing w:line="240" w:lineRule="auto"/>
-        <w:ind w:left="720"/>
-      </w:pPr>
-      <w:r>
-        <w:rPr>
-          <w:lang w:val="es_ES" w:bidi="es_ES"/>
-        </w:rPr>
-      </w:r>
-      <w:hyperlink r:id="rId62">
-        <w:r>
-          <w:rPr>
-            <w:lang w:val="es_ES" w:bidi="es_ES"/>
-          </w:rPr>
-          <w:rPr>
-            <w:color w:val="0000EE"/>
-            <w:u w:val="single"/>
-          </w:rPr>
-          <w:t>Lucas 12.5</w:t>
-        </w:r>
-      </w:hyperlink>
-    </w:p>
-    <w:p>
-      <w:pPr>
-        <w:pStyle w:val="ListBullet"/>
-        <w:spacing w:line="240" w:lineRule="auto"/>
-        <w:ind w:left="720"/>
-      </w:pPr>
-      <w:r>
-        <w:rPr>
-          <w:lang w:val="es_ES" w:bidi="es_ES"/>
-        </w:rPr>
-      </w:r>
-      <w:hyperlink r:id="rId63">
-        <w:r>
-          <w:rPr>
-            <w:lang w:val="es_ES" w:bidi="es_ES"/>
-          </w:rPr>
-          <w:rPr>
-            <w:color w:val="0000EE"/>
-            <w:u w:val="single"/>
-          </w:rPr>
-          <w:t>Marcos 9.42–44</w:t>
-        </w:r>
-      </w:hyperlink>
-    </w:p>
-    <w:p>
-      <w:pPr>
-        <w:pStyle w:val="ListBullet"/>
-        <w:spacing w:line="240" w:lineRule="auto"/>
-        <w:ind w:left="720"/>
-      </w:pPr>
-      <w:r>
-        <w:rPr>
-          <w:lang w:val="es_ES" w:bidi="es_ES"/>
-        </w:rPr>
-      </w:r>
-      <w:hyperlink r:id="rId64">
-        <w:r>
-          <w:rPr>
-            <w:lang w:val="es_ES" w:bidi="es_ES"/>
-          </w:rPr>
-          <w:rPr>
-            <w:color w:val="0000EE"/>
-            <w:u w:val="single"/>
-          </w:rPr>
-          <w:t>Mateo 5.21–22</w:t>
-        </w:r>
-      </w:hyperlink>
-    </w:p>
-    <w:p>
-      <w:pPr>
-        <w:pStyle w:val="ListBullet"/>
-        <w:spacing w:line="240" w:lineRule="auto"/>
-        <w:ind w:left="720"/>
-      </w:pPr>
-      <w:r>
-        <w:rPr>
-          <w:lang w:val="es_ES" w:bidi="es_ES"/>
-        </w:rPr>
-      </w:r>
-      <w:hyperlink r:id="rId65">
-        <w:r>
-          <w:rPr>
-            <w:lang w:val="es_ES" w:bidi="es_ES"/>
-          </w:rPr>
-          <w:rPr>
-            <w:color w:val="0000EE"/>
-            <w:u w:val="single"/>
-          </w:rPr>
-          <w:t>Mateo 5.29</w:t>
-        </w:r>
-      </w:hyperlink>
-    </w:p>
-    <w:p>
-      <w:pPr>
-        <w:pStyle w:val="ListBullet"/>
-        <w:spacing w:line="240" w:lineRule="auto"/>
-        <w:ind w:left="720"/>
-      </w:pPr>
-      <w:r>
-        <w:rPr>
-          <w:lang w:val="es_ES" w:bidi="es_ES"/>
-        </w:rPr>
-      </w:r>
-      <w:hyperlink r:id="rId66">
-        <w:r>
-          <w:rPr>
-            <w:lang w:val="es_ES" w:bidi="es_ES"/>
-          </w:rPr>
-          <w:rPr>
-            <w:color w:val="0000EE"/>
-            <w:u w:val="single"/>
-          </w:rPr>
-          <w:t>Mateo 10.28–31</w:t>
-        </w:r>
-      </w:hyperlink>
-    </w:p>
-    <w:p>
-      <w:pPr>
-        <w:pStyle w:val="ListBullet"/>
-        <w:spacing w:line="240" w:lineRule="auto"/>
-        <w:ind w:left="720"/>
-      </w:pPr>
-      <w:r>
-        <w:rPr>
-          <w:lang w:val="es_ES" w:bidi="es_ES"/>
-        </w:rPr>
-      </w:r>
-      <w:hyperlink r:id="rId67">
-        <w:r>
-          <w:rPr>
-            <w:lang w:val="es_ES" w:bidi="es_ES"/>
-          </w:rPr>
-          <w:rPr>
-            <w:color w:val="0000EE"/>
-            <w:u w:val="single"/>
-          </w:rPr>
-          <w:t>Mateo 23.33</w:t>
-        </w:r>
-      </w:hyperlink>
-    </w:p>
-    <w:p>
-      <w:pPr>
-        <w:pStyle w:val="ListBullet"/>
-        <w:spacing w:line="240" w:lineRule="auto"/>
-        <w:ind w:left="720"/>
-      </w:pPr>
-      <w:r>
-        <w:rPr>
-          <w:lang w:val="es_ES" w:bidi="es_ES"/>
-        </w:rPr>
-      </w:r>
-      <w:hyperlink r:id="rId68">
-        <w:r>
-          <w:rPr>
-            <w:lang w:val="es_ES" w:bidi="es_ES"/>
-          </w:rPr>
-          <w:rPr>
-            <w:color w:val="0000EE"/>
-            <w:u w:val="single"/>
-          </w:rPr>
-          <w:t>Mateo 25.41–43</w:t>
-        </w:r>
-      </w:hyperlink>
-    </w:p>
-    <w:p>
-      <w:pPr>
-        <w:pStyle w:val="ListBullet"/>
-        <w:spacing w:line="240" w:lineRule="auto"/>
-        <w:ind w:left="720"/>
-      </w:pPr>
-      <w:r>
-        <w:rPr>
-          <w:lang w:val="es_ES" w:bidi="es_ES"/>
-        </w:rPr>
-      </w:r>
-      <w:hyperlink r:id="rId69">
-        <w:r>
-          <w:rPr>
-            <w:lang w:val="es_ES" w:bidi="es_ES"/>
-          </w:rPr>
-          <w:rPr>
-            <w:color w:val="0000EE"/>
-            <w:u w:val="single"/>
-          </w:rPr>
-          <w:t>Apocalipsis 20.15</w:t>
-        </w:r>
-      </w:hyperlink>
+      <w:r>
+        <w:rPr>
+          <w:lang w:val="es_ES" w:bidi="es_ES"/>
+        </w:rPr>
+        <w:t>Santiago 3.6</w:t>
+      </w:r>
+    </w:p>
+    <w:p>
+      <w:pPr>
+        <w:pStyle w:val="ListBullet"/>
+        <w:spacing w:line="240" w:lineRule="auto"/>
+        <w:ind w:left="720"/>
+      </w:pPr>
+      <w:r>
+        <w:rPr>
+          <w:lang w:val="es_ES" w:bidi="es_ES"/>
+        </w:rPr>
+      </w:r>
+      <w:r>
+        <w:rPr>
+          <w:lang w:val="es_ES" w:bidi="es_ES"/>
+        </w:rPr>
+        <w:t>Lucas 12.5</w:t>
+      </w:r>
+    </w:p>
+    <w:p>
+      <w:pPr>
+        <w:pStyle w:val="ListBullet"/>
+        <w:spacing w:line="240" w:lineRule="auto"/>
+        <w:ind w:left="720"/>
+      </w:pPr>
+      <w:r>
+        <w:rPr>
+          <w:lang w:val="es_ES" w:bidi="es_ES"/>
+        </w:rPr>
+      </w:r>
+      <w:r>
+        <w:rPr>
+          <w:lang w:val="es_ES" w:bidi="es_ES"/>
+        </w:rPr>
+        <w:t>Marcos 9.42–44</w:t>
+      </w:r>
+    </w:p>
+    <w:p>
+      <w:pPr>
+        <w:pStyle w:val="ListBullet"/>
+        <w:spacing w:line="240" w:lineRule="auto"/>
+        <w:ind w:left="720"/>
+      </w:pPr>
+      <w:r>
+        <w:rPr>
+          <w:lang w:val="es_ES" w:bidi="es_ES"/>
+        </w:rPr>
+      </w:r>
+      <w:r>
+        <w:rPr>
+          <w:lang w:val="es_ES" w:bidi="es_ES"/>
+        </w:rPr>
+        <w:t>Mateo 5.21–22</w:t>
+      </w:r>
+    </w:p>
+    <w:p>
+      <w:pPr>
+        <w:pStyle w:val="ListBullet"/>
+        <w:spacing w:line="240" w:lineRule="auto"/>
+        <w:ind w:left="720"/>
+      </w:pPr>
+      <w:r>
+        <w:rPr>
+          <w:lang w:val="es_ES" w:bidi="es_ES"/>
+        </w:rPr>
+      </w:r>
+      <w:r>
+        <w:rPr>
+          <w:lang w:val="es_ES" w:bidi="es_ES"/>
+        </w:rPr>
+        <w:t>Mateo 5.29</w:t>
+      </w:r>
+    </w:p>
+    <w:p>
+      <w:pPr>
+        <w:pStyle w:val="ListBullet"/>
+        <w:spacing w:line="240" w:lineRule="auto"/>
+        <w:ind w:left="720"/>
+      </w:pPr>
+      <w:r>
+        <w:rPr>
+          <w:lang w:val="es_ES" w:bidi="es_ES"/>
+        </w:rPr>
+      </w:r>
+      <w:r>
+        <w:rPr>
+          <w:lang w:val="es_ES" w:bidi="es_ES"/>
+        </w:rPr>
+        <w:t>Mateo 10.28–31</w:t>
+      </w:r>
+    </w:p>
+    <w:p>
+      <w:pPr>
+        <w:pStyle w:val="ListBullet"/>
+        <w:spacing w:line="240" w:lineRule="auto"/>
+        <w:ind w:left="720"/>
+      </w:pPr>
+      <w:r>
+        <w:rPr>
+          <w:lang w:val="es_ES" w:bidi="es_ES"/>
+        </w:rPr>
+      </w:r>
+      <w:r>
+        <w:rPr>
+          <w:lang w:val="es_ES" w:bidi="es_ES"/>
+        </w:rPr>
+        <w:t>Mateo 23.33</w:t>
+      </w:r>
+    </w:p>
+    <w:p>
+      <w:pPr>
+        <w:pStyle w:val="ListBullet"/>
+        <w:spacing w:line="240" w:lineRule="auto"/>
+        <w:ind w:left="720"/>
+      </w:pPr>
+      <w:r>
+        <w:rPr>
+          <w:lang w:val="es_ES" w:bidi="es_ES"/>
+        </w:rPr>
+      </w:r>
+      <w:r>
+        <w:rPr>
+          <w:lang w:val="es_ES" w:bidi="es_ES"/>
+        </w:rPr>
+        <w:t>Mateo 25.41–43</w:t>
+      </w:r>
+    </w:p>
+    <w:p>
+      <w:pPr>
+        <w:pStyle w:val="ListBullet"/>
+        <w:spacing w:line="240" w:lineRule="auto"/>
+        <w:ind w:left="720"/>
+      </w:pPr>
+      <w:r>
+        <w:rPr>
+          <w:lang w:val="es_ES" w:bidi="es_ES"/>
+        </w:rPr>
+      </w:r>
+      <w:r>
+        <w:rPr>
+          <w:lang w:val="es_ES" w:bidi="es_ES"/>
+        </w:rPr>
+        <w:t>Apocalipsis 20.15</w:t>
+      </w:r>
     </w:p>
     <w:p>
       <w:pPr>
@@ -4155,114 +3813,84 @@
           <w:lang w:val="es_ES" w:bidi="es_ES"/>
         </w:rPr>
       </w:r>
-      <w:hyperlink r:id="rId70">
-        <w:r>
-          <w:rPr>
-            <w:lang w:val="es_ES" w:bidi="es_ES"/>
-          </w:rPr>
-          <w:rPr>
-            <w:color w:val="0000EE"/>
-            <w:u w:val="single"/>
-          </w:rPr>
-          <w:t>Hechos 5:22–23</w:t>
-        </w:r>
-      </w:hyperlink>
-    </w:p>
-    <w:p>
-      <w:pPr>
-        <w:pStyle w:val="ListBullet"/>
-        <w:spacing w:line="240" w:lineRule="auto"/>
-        <w:ind w:left="720"/>
-      </w:pPr>
-      <w:r>
-        <w:rPr>
-          <w:lang w:val="es_ES" w:bidi="es_ES"/>
-        </w:rPr>
-      </w:r>
-      <w:hyperlink r:id="rId71">
-        <w:r>
-          <w:rPr>
-            <w:lang w:val="es_ES" w:bidi="es_ES"/>
-          </w:rPr>
-          <w:rPr>
-            <w:color w:val="0000EE"/>
-            <w:u w:val="single"/>
-          </w:rPr>
-          <w:t>Juan 12:38</w:t>
-        </w:r>
-      </w:hyperlink>
-    </w:p>
-    <w:p>
-      <w:pPr>
-        <w:pStyle w:val="ListBullet"/>
-        <w:spacing w:line="240" w:lineRule="auto"/>
-        <w:ind w:left="720"/>
-      </w:pPr>
-      <w:r>
-        <w:rPr>
-          <w:lang w:val="es_ES" w:bidi="es_ES"/>
-        </w:rPr>
-      </w:r>
-      <w:hyperlink r:id="rId72">
-        <w:r>
-          <w:rPr>
-            <w:lang w:val="es_ES" w:bidi="es_ES"/>
-          </w:rPr>
-          <w:rPr>
-            <w:color w:val="0000EE"/>
-            <w:u w:val="single"/>
-          </w:rPr>
-          <w:t>Lucas 5:15</w:t>
-        </w:r>
-      </w:hyperlink>
-    </w:p>
-    <w:p>
-      <w:pPr>
-        <w:pStyle w:val="ListBullet"/>
-        <w:spacing w:line="240" w:lineRule="auto"/>
-        <w:ind w:left="720"/>
-      </w:pPr>
-      <w:r>
-        <w:rPr>
-          <w:lang w:val="es_ES" w:bidi="es_ES"/>
-        </w:rPr>
-      </w:r>
-      <w:hyperlink r:id="rId73">
-        <w:r>
-          <w:rPr>
-            <w:lang w:val="es_ES" w:bidi="es_ES"/>
-          </w:rPr>
-          <w:rPr>
-            <w:color w:val="0000EE"/>
-            <w:u w:val="single"/>
-          </w:rPr>
-          <w:t>Lucas 8:34–35</w:t>
-        </w:r>
-      </w:hyperlink>
-    </w:p>
-    <w:p>
-      <w:pPr>
-        <w:pStyle w:val="ListBullet"/>
-        <w:spacing w:line="240" w:lineRule="auto"/>
-        <w:ind w:left="720"/>
-      </w:pPr>
-      <w:r>
-        <w:rPr>
-          <w:lang w:val="es_ES" w:bidi="es_ES"/>
-        </w:rPr>
-      </w:r>
-      <w:hyperlink r:id="rId74">
-        <w:r>
-          <w:rPr>
-            <w:lang w:val="es_ES" w:bidi="es_ES"/>
-          </w:rPr>
-          <w:rPr>
-            <w:color w:val="0000EE"/>
-            <w:u w:val="single"/>
-          </w:rPr>
-          <w:t>Mateo 28:15</w:t>
-        </w:r>
-      </w:hyperlink>
+      <w:r>
+        <w:rPr>
+          <w:lang w:val="es_ES" w:bidi="es_ES"/>
+        </w:rPr>
+        <w:t>Hechos 5:22–23</w:t>
+      </w:r>
+    </w:p>
+    <w:p>
+      <w:pPr>
+        <w:pStyle w:val="ListBullet"/>
+        <w:spacing w:line="240" w:lineRule="auto"/>
+        <w:ind w:left="720"/>
+      </w:pPr>
+      <w:r>
+        <w:rPr>
+          <w:lang w:val="es_ES" w:bidi="es_ES"/>
+        </w:rPr>
+      </w:r>
+      <w:r>
+        <w:rPr>
+          <w:lang w:val="es_ES" w:bidi="es_ES"/>
+        </w:rPr>
+        <w:t>Juan 12:38</w:t>
+      </w:r>
+    </w:p>
+    <w:p>
+      <w:pPr>
+        <w:pStyle w:val="ListBullet"/>
+        <w:spacing w:line="240" w:lineRule="auto"/>
+        <w:ind w:left="720"/>
+      </w:pPr>
+      <w:r>
+        <w:rPr>
+          <w:lang w:val="es_ES" w:bidi="es_ES"/>
+        </w:rPr>
+      </w:r>
+      <w:r>
+        <w:rPr>
+          <w:lang w:val="es_ES" w:bidi="es_ES"/>
+        </w:rPr>
+        <w:t>Lucas 5:15</w:t>
+      </w:r>
+    </w:p>
+    <w:p>
+      <w:pPr>
+        <w:pStyle w:val="ListBullet"/>
+        <w:spacing w:line="240" w:lineRule="auto"/>
+        <w:ind w:left="720"/>
+      </w:pPr>
+      <w:r>
+        <w:rPr>
+          <w:lang w:val="es_ES" w:bidi="es_ES"/>
+        </w:rPr>
+      </w:r>
+      <w:r>
+        <w:rPr>
+          <w:lang w:val="es_ES" w:bidi="es_ES"/>
+        </w:rPr>
+        <w:t>Lucas 8:34–35</w:t>
+      </w:r>
+    </w:p>
+    <w:p>
+      <w:pPr>
+        <w:pStyle w:val="ListBullet"/>
+        <w:spacing w:line="240" w:lineRule="auto"/>
+        <w:ind w:left="720"/>
+      </w:pPr>
+      <w:r>
+        <w:rPr>
+          <w:lang w:val="es_ES" w:bidi="es_ES"/>
+        </w:rPr>
+      </w:r>
+      <w:r>
+        <w:rPr>
+          <w:lang w:val="es_ES" w:bidi="es_ES"/>
+        </w:rPr>
+        <w:t>Mateo 28:15</w:t>
+      </w:r>
     </w:p>
     <w:p>
       <w:pPr>
@@ -4525,186 +4153,138 @@
           <w:lang w:val="es_ES" w:bidi="es_ES"/>
         </w:rPr>
       </w:r>
-      <w:hyperlink r:id="rId75">
-        <w:r>
-          <w:rPr>
-            <w:lang w:val="es_ES" w:bidi="es_ES"/>
-          </w:rPr>
-          <w:rPr>
-            <w:color w:val="0000EE"/>
-            <w:u w:val="single"/>
-          </w:rPr>
-          <w:t>Daniel 9.13</w:t>
-        </w:r>
-      </w:hyperlink>
-    </w:p>
-    <w:p>
-      <w:pPr>
-        <w:pStyle w:val="ListBullet"/>
-        <w:spacing w:line="240" w:lineRule="auto"/>
-        <w:ind w:left="720"/>
-      </w:pPr>
-      <w:r>
-        <w:rPr>
-          <w:lang w:val="es_ES" w:bidi="es_ES"/>
-        </w:rPr>
-      </w:r>
-      <w:hyperlink r:id="rId76">
-        <w:r>
-          <w:rPr>
-            <w:lang w:val="es_ES" w:bidi="es_ES"/>
-          </w:rPr>
-          <w:rPr>
-            <w:color w:val="0000EE"/>
-            <w:u w:val="single"/>
-          </w:rPr>
-          <w:t>Éxodo 34.5–7</w:t>
-        </w:r>
-      </w:hyperlink>
-    </w:p>
-    <w:p>
-      <w:pPr>
-        <w:pStyle w:val="ListBullet"/>
-        <w:spacing w:line="240" w:lineRule="auto"/>
-        <w:ind w:left="720"/>
-      </w:pPr>
-      <w:r>
-        <w:rPr>
-          <w:lang w:val="es_ES" w:bidi="es_ES"/>
-        </w:rPr>
-      </w:r>
-      <w:hyperlink r:id="rId77">
-        <w:r>
-          <w:rPr>
-            <w:lang w:val="es_ES" w:bidi="es_ES"/>
-          </w:rPr>
-          <w:rPr>
-            <w:color w:val="0000EE"/>
-            <w:u w:val="single"/>
-          </w:rPr>
-          <w:t>Génesis 15.14–16</w:t>
-        </w:r>
-      </w:hyperlink>
-    </w:p>
-    <w:p>
-      <w:pPr>
-        <w:pStyle w:val="ListBullet"/>
-        <w:spacing w:line="240" w:lineRule="auto"/>
-        <w:ind w:left="720"/>
-      </w:pPr>
-      <w:r>
-        <w:rPr>
-          <w:lang w:val="es_ES" w:bidi="es_ES"/>
-        </w:rPr>
-      </w:r>
-      <w:hyperlink r:id="rId78">
-        <w:r>
-          <w:rPr>
-            <w:lang w:val="es_ES" w:bidi="es_ES"/>
-          </w:rPr>
-          <w:rPr>
-            <w:color w:val="0000EE"/>
-            <w:u w:val="single"/>
-          </w:rPr>
-          <w:t>Génesis 44.16</w:t>
-        </w:r>
-      </w:hyperlink>
-    </w:p>
-    <w:p>
-      <w:pPr>
-        <w:pStyle w:val="ListBullet"/>
-        <w:spacing w:line="240" w:lineRule="auto"/>
-        <w:ind w:left="720"/>
-      </w:pPr>
-      <w:r>
-        <w:rPr>
-          <w:lang w:val="es_ES" w:bidi="es_ES"/>
-        </w:rPr>
-      </w:r>
-      <w:hyperlink r:id="rId79">
-        <w:r>
-          <w:rPr>
-            <w:lang w:val="es_ES" w:bidi="es_ES"/>
-          </w:rPr>
-          <w:rPr>
-            <w:color w:val="0000EE"/>
-            <w:u w:val="single"/>
-          </w:rPr>
-          <w:t>Habacuc 2.12</w:t>
-        </w:r>
-      </w:hyperlink>
-    </w:p>
-    <w:p>
-      <w:pPr>
-        <w:pStyle w:val="ListBullet"/>
-        <w:spacing w:line="240" w:lineRule="auto"/>
-        <w:ind w:left="720"/>
-      </w:pPr>
-      <w:r>
-        <w:rPr>
-          <w:lang w:val="es_ES" w:bidi="es_ES"/>
-        </w:rPr>
-      </w:r>
-      <w:hyperlink r:id="rId80">
-        <w:r>
-          <w:rPr>
-            <w:lang w:val="es_ES" w:bidi="es_ES"/>
-          </w:rPr>
-          <w:rPr>
-            <w:color w:val="0000EE"/>
-            <w:u w:val="single"/>
-          </w:rPr>
-          <w:t>Mateo 13.41</w:t>
-        </w:r>
-      </w:hyperlink>
-    </w:p>
-    <w:p>
-      <w:pPr>
-        <w:pStyle w:val="ListBullet"/>
-        <w:spacing w:line="240" w:lineRule="auto"/>
-        <w:ind w:left="720"/>
-      </w:pPr>
-      <w:r>
-        <w:rPr>
-          <w:lang w:val="es_ES" w:bidi="es_ES"/>
-        </w:rPr>
-      </w:r>
-      <w:hyperlink r:id="rId81">
-        <w:r>
-          <w:rPr>
-            <w:lang w:val="es_ES" w:bidi="es_ES"/>
-          </w:rPr>
-          <w:rPr>
-            <w:color w:val="0000EE"/>
-            <w:u w:val="single"/>
-          </w:rPr>
-          <w:t>Mateo 23.27–28</w:t>
-        </w:r>
-      </w:hyperlink>
-    </w:p>
-    <w:p>
-      <w:pPr>
-        <w:pStyle w:val="ListBullet"/>
-        <w:spacing w:line="240" w:lineRule="auto"/>
-        <w:ind w:left="720"/>
-      </w:pPr>
-      <w:r>
-        <w:rPr>
-          <w:lang w:val="es_ES" w:bidi="es_ES"/>
-        </w:rPr>
-      </w:r>
-      <w:hyperlink r:id="rId82">
-        <w:r>
-          <w:rPr>
-            <w:lang w:val="es_ES" w:bidi="es_ES"/>
-          </w:rPr>
-          <w:rPr>
-            <w:color w:val="0000EE"/>
-            <w:u w:val="single"/>
-          </w:rPr>
-          <w:t>Miqueas 3.10</w:t>
-        </w:r>
-      </w:hyperlink>
+      <w:r>
+        <w:rPr>
+          <w:lang w:val="es_ES" w:bidi="es_ES"/>
+        </w:rPr>
+        <w:t>Daniel 9.13</w:t>
+      </w:r>
+    </w:p>
+    <w:p>
+      <w:pPr>
+        <w:pStyle w:val="ListBullet"/>
+        <w:spacing w:line="240" w:lineRule="auto"/>
+        <w:ind w:left="720"/>
+      </w:pPr>
+      <w:r>
+        <w:rPr>
+          <w:lang w:val="es_ES" w:bidi="es_ES"/>
+        </w:rPr>
+      </w:r>
+      <w:r>
+        <w:rPr>
+          <w:lang w:val="es_ES" w:bidi="es_ES"/>
+        </w:rPr>
+        <w:t>Éxodo 34.5–7</w:t>
+      </w:r>
+    </w:p>
+    <w:p>
+      <w:pPr>
+        <w:pStyle w:val="ListBullet"/>
+        <w:spacing w:line="240" w:lineRule="auto"/>
+        <w:ind w:left="720"/>
+      </w:pPr>
+      <w:r>
+        <w:rPr>
+          <w:lang w:val="es_ES" w:bidi="es_ES"/>
+        </w:rPr>
+      </w:r>
+      <w:r>
+        <w:rPr>
+          <w:lang w:val="es_ES" w:bidi="es_ES"/>
+        </w:rPr>
+        <w:t>Génesis 15.14–16</w:t>
+      </w:r>
+    </w:p>
+    <w:p>
+      <w:pPr>
+        <w:pStyle w:val="ListBullet"/>
+        <w:spacing w:line="240" w:lineRule="auto"/>
+        <w:ind w:left="720"/>
+      </w:pPr>
+      <w:r>
+        <w:rPr>
+          <w:lang w:val="es_ES" w:bidi="es_ES"/>
+        </w:rPr>
+      </w:r>
+      <w:r>
+        <w:rPr>
+          <w:lang w:val="es_ES" w:bidi="es_ES"/>
+        </w:rPr>
+        <w:t>Génesis 44.16</w:t>
+      </w:r>
+    </w:p>
+    <w:p>
+      <w:pPr>
+        <w:pStyle w:val="ListBullet"/>
+        <w:spacing w:line="240" w:lineRule="auto"/>
+        <w:ind w:left="720"/>
+      </w:pPr>
+      <w:r>
+        <w:rPr>
+          <w:lang w:val="es_ES" w:bidi="es_ES"/>
+        </w:rPr>
+      </w:r>
+      <w:r>
+        <w:rPr>
+          <w:lang w:val="es_ES" w:bidi="es_ES"/>
+        </w:rPr>
+        <w:t>Habacuc 2.12</w:t>
+      </w:r>
+    </w:p>
+    <w:p>
+      <w:pPr>
+        <w:pStyle w:val="ListBullet"/>
+        <w:spacing w:line="240" w:lineRule="auto"/>
+        <w:ind w:left="720"/>
+      </w:pPr>
+      <w:r>
+        <w:rPr>
+          <w:lang w:val="es_ES" w:bidi="es_ES"/>
+        </w:rPr>
+      </w:r>
+      <w:r>
+        <w:rPr>
+          <w:lang w:val="es_ES" w:bidi="es_ES"/>
+        </w:rPr>
+        <w:t>Mateo 13.41</w:t>
+      </w:r>
+    </w:p>
+    <w:p>
+      <w:pPr>
+        <w:pStyle w:val="ListBullet"/>
+        <w:spacing w:line="240" w:lineRule="auto"/>
+        <w:ind w:left="720"/>
+      </w:pPr>
+      <w:r>
+        <w:rPr>
+          <w:lang w:val="es_ES" w:bidi="es_ES"/>
+        </w:rPr>
+      </w:r>
+      <w:r>
+        <w:rPr>
+          <w:lang w:val="es_ES" w:bidi="es_ES"/>
+        </w:rPr>
+        <w:t>Mateo 23.27–28</w:t>
+      </w:r>
+    </w:p>
+    <w:p>
+      <w:pPr>
+        <w:pStyle w:val="ListBullet"/>
+        <w:spacing w:line="240" w:lineRule="auto"/>
+        <w:ind w:left="720"/>
+      </w:pPr>
+      <w:r>
+        <w:rPr>
+          <w:lang w:val="es_ES" w:bidi="es_ES"/>
+        </w:rPr>
+      </w:r>
+      <w:r>
+        <w:rPr>
+          <w:lang w:val="es_ES" w:bidi="es_ES"/>
+        </w:rPr>
+        <w:t>Miqueas 3.10</w:t>
+      </w:r>
     </w:p>
     <w:p>
       <w:pPr>
@@ -4899,162 +4479,120 @@
           <w:lang w:val="es_ES" w:bidi="es_ES"/>
         </w:rPr>
       </w:r>
-      <w:hyperlink r:id="rId83">
-        <w:r>
-          <w:rPr>
-            <w:lang w:val="es_ES" w:bidi="es_ES"/>
-          </w:rPr>
-          <w:rPr>
-            <w:color w:val="0000EE"/>
-            <w:u w:val="single"/>
-          </w:rPr>
-          <w:t>1 Tesalonicenses 2:10</w:t>
-        </w:r>
-      </w:hyperlink>
-    </w:p>
-    <w:p>
-      <w:pPr>
-        <w:pStyle w:val="ListBullet"/>
-        <w:spacing w:line="240" w:lineRule="auto"/>
-        <w:ind w:left="720"/>
-      </w:pPr>
-      <w:r>
-        <w:rPr>
-          <w:lang w:val="es_ES" w:bidi="es_ES"/>
-        </w:rPr>
-      </w:r>
-      <w:hyperlink r:id="rId84">
-        <w:r>
-          <w:rPr>
-            <w:lang w:val="es_ES" w:bidi="es_ES"/>
-          </w:rPr>
-          <w:rPr>
-            <w:color w:val="0000EE"/>
-            <w:u w:val="single"/>
-          </w:rPr>
-          <w:t>1 Tesalonicenses 3:11–13</w:t>
-        </w:r>
-      </w:hyperlink>
-    </w:p>
-    <w:p>
-      <w:pPr>
-        <w:pStyle w:val="ListBullet"/>
-        <w:spacing w:line="240" w:lineRule="auto"/>
-        <w:ind w:left="720"/>
-      </w:pPr>
-      <w:r>
-        <w:rPr>
-          <w:lang w:val="es_ES" w:bidi="es_ES"/>
-        </w:rPr>
-      </w:r>
-      <w:hyperlink r:id="rId85">
-        <w:r>
-          <w:rPr>
-            <w:lang w:val="es_ES" w:bidi="es_ES"/>
-          </w:rPr>
-          <w:rPr>
-            <w:color w:val="0000EE"/>
-            <w:u w:val="single"/>
-          </w:rPr>
-          <w:t>2 Pedro 3:14</w:t>
-        </w:r>
-      </w:hyperlink>
-    </w:p>
-    <w:p>
-      <w:pPr>
-        <w:pStyle w:val="ListBullet"/>
-        <w:spacing w:line="240" w:lineRule="auto"/>
-        <w:ind w:left="720"/>
-      </w:pPr>
-      <w:r>
-        <w:rPr>
-          <w:lang w:val="es_ES" w:bidi="es_ES"/>
-        </w:rPr>
-      </w:r>
-      <w:hyperlink r:id="rId86">
-        <w:r>
-          <w:rPr>
-            <w:lang w:val="es_ES" w:bidi="es_ES"/>
-          </w:rPr>
-          <w:rPr>
-            <w:color w:val="0000EE"/>
-            <w:u w:val="single"/>
-          </w:rPr>
-          <w:t>Colosenses 1:22</w:t>
-        </w:r>
-      </w:hyperlink>
-    </w:p>
-    <w:p>
-      <w:pPr>
-        <w:pStyle w:val="ListBullet"/>
-        <w:spacing w:line="240" w:lineRule="auto"/>
-        <w:ind w:left="720"/>
-      </w:pPr>
-      <w:r>
-        <w:rPr>
-          <w:lang w:val="es_ES" w:bidi="es_ES"/>
-        </w:rPr>
-      </w:r>
-      <w:hyperlink r:id="rId87">
-        <w:r>
-          <w:rPr>
-            <w:lang w:val="es_ES" w:bidi="es_ES"/>
-          </w:rPr>
-          <w:rPr>
-            <w:color w:val="0000EE"/>
-            <w:u w:val="single"/>
-          </w:rPr>
-          <w:t>Génesis 17:1–2</w:t>
-        </w:r>
-      </w:hyperlink>
-    </w:p>
-    <w:p>
-      <w:pPr>
-        <w:pStyle w:val="ListBullet"/>
-        <w:spacing w:line="240" w:lineRule="auto"/>
-        <w:ind w:left="720"/>
-      </w:pPr>
-      <w:r>
-        <w:rPr>
-          <w:lang w:val="es_ES" w:bidi="es_ES"/>
-        </w:rPr>
-      </w:r>
-      <w:hyperlink r:id="rId88">
-        <w:r>
-          <w:rPr>
-            <w:lang w:val="es_ES" w:bidi="es_ES"/>
-          </w:rPr>
-          <w:rPr>
-            <w:color w:val="0000EE"/>
-            <w:u w:val="single"/>
-          </w:rPr>
-          <w:t>Filipenses 2:15</w:t>
-        </w:r>
-      </w:hyperlink>
-    </w:p>
-    <w:p>
-      <w:pPr>
-        <w:pStyle w:val="ListBullet"/>
-        <w:spacing w:line="240" w:lineRule="auto"/>
-        <w:ind w:left="720"/>
-      </w:pPr>
-      <w:r>
-        <w:rPr>
-          <w:lang w:val="es_ES" w:bidi="es_ES"/>
-        </w:rPr>
-      </w:r>
-      <w:hyperlink r:id="rId89">
-        <w:r>
-          <w:rPr>
-            <w:lang w:val="es_ES" w:bidi="es_ES"/>
-          </w:rPr>
-          <w:rPr>
-            <w:color w:val="0000EE"/>
-            <w:u w:val="single"/>
-          </w:rPr>
-          <w:t>Filipenses 3:6</w:t>
-        </w:r>
-      </w:hyperlink>
+      <w:r>
+        <w:rPr>
+          <w:lang w:val="es_ES" w:bidi="es_ES"/>
+        </w:rPr>
+        <w:t>1 Tesalonicenses 2:10</w:t>
+      </w:r>
+    </w:p>
+    <w:p>
+      <w:pPr>
+        <w:pStyle w:val="ListBullet"/>
+        <w:spacing w:line="240" w:lineRule="auto"/>
+        <w:ind w:left="720"/>
+      </w:pPr>
+      <w:r>
+        <w:rPr>
+          <w:lang w:val="es_ES" w:bidi="es_ES"/>
+        </w:rPr>
+      </w:r>
+      <w:r>
+        <w:rPr>
+          <w:lang w:val="es_ES" w:bidi="es_ES"/>
+        </w:rPr>
+        <w:t>1 Tesalonicenses 3:11–13</w:t>
+      </w:r>
+    </w:p>
+    <w:p>
+      <w:pPr>
+        <w:pStyle w:val="ListBullet"/>
+        <w:spacing w:line="240" w:lineRule="auto"/>
+        <w:ind w:left="720"/>
+      </w:pPr>
+      <w:r>
+        <w:rPr>
+          <w:lang w:val="es_ES" w:bidi="es_ES"/>
+        </w:rPr>
+      </w:r>
+      <w:r>
+        <w:rPr>
+          <w:lang w:val="es_ES" w:bidi="es_ES"/>
+        </w:rPr>
+        <w:t>2 Pedro 3:14</w:t>
+      </w:r>
+    </w:p>
+    <w:p>
+      <w:pPr>
+        <w:pStyle w:val="ListBullet"/>
+        <w:spacing w:line="240" w:lineRule="auto"/>
+        <w:ind w:left="720"/>
+      </w:pPr>
+      <w:r>
+        <w:rPr>
+          <w:lang w:val="es_ES" w:bidi="es_ES"/>
+        </w:rPr>
+      </w:r>
+      <w:r>
+        <w:rPr>
+          <w:lang w:val="es_ES" w:bidi="es_ES"/>
+        </w:rPr>
+        <w:t>Colosenses 1:22</w:t>
+      </w:r>
+    </w:p>
+    <w:p>
+      <w:pPr>
+        <w:pStyle w:val="ListBullet"/>
+        <w:spacing w:line="240" w:lineRule="auto"/>
+        <w:ind w:left="720"/>
+      </w:pPr>
+      <w:r>
+        <w:rPr>
+          <w:lang w:val="es_ES" w:bidi="es_ES"/>
+        </w:rPr>
+      </w:r>
+      <w:r>
+        <w:rPr>
+          <w:lang w:val="es_ES" w:bidi="es_ES"/>
+        </w:rPr>
+        <w:t>Génesis 17:1–2</w:t>
+      </w:r>
+    </w:p>
+    <w:p>
+      <w:pPr>
+        <w:pStyle w:val="ListBullet"/>
+        <w:spacing w:line="240" w:lineRule="auto"/>
+        <w:ind w:left="720"/>
+      </w:pPr>
+      <w:r>
+        <w:rPr>
+          <w:lang w:val="es_ES" w:bidi="es_ES"/>
+        </w:rPr>
+      </w:r>
+      <w:r>
+        <w:rPr>
+          <w:lang w:val="es_ES" w:bidi="es_ES"/>
+        </w:rPr>
+        <w:t>Filipenses 2:15</w:t>
+      </w:r>
+    </w:p>
+    <w:p>
+      <w:pPr>
+        <w:pStyle w:val="ListBullet"/>
+        <w:spacing w:line="240" w:lineRule="auto"/>
+        <w:ind w:left="720"/>
+      </w:pPr>
+      <w:r>
+        <w:rPr>
+          <w:lang w:val="es_ES" w:bidi="es_ES"/>
+        </w:rPr>
+      </w:r>
+      <w:r>
+        <w:rPr>
+          <w:lang w:val="es_ES" w:bidi="es_ES"/>
+        </w:rPr>
+        <w:t>Filipenses 3:6</w:t>
+      </w:r>
     </w:p>
     <w:p>
       <w:pPr>
@@ -5323,162 +4861,120 @@
           <w:lang w:val="es_ES" w:bidi="es_ES"/>
         </w:rPr>
       </w:r>
-      <w:hyperlink r:id="rId90">
-        <w:r>
-          <w:rPr>
-            <w:lang w:val="es_ES" w:bidi="es_ES"/>
-          </w:rPr>
-          <w:rPr>
-            <w:color w:val="0000EE"/>
-            <w:u w:val="single"/>
-          </w:rPr>
-          <w:t>1 Corintios 4.4</w:t>
-        </w:r>
-      </w:hyperlink>
-    </w:p>
-    <w:p>
-      <w:pPr>
-        <w:pStyle w:val="ListBullet"/>
-        <w:spacing w:line="240" w:lineRule="auto"/>
-        <w:ind w:left="720"/>
-      </w:pPr>
-      <w:r>
-        <w:rPr>
-          <w:lang w:val="es_ES" w:bidi="es_ES"/>
-        </w:rPr>
-      </w:r>
-      <w:hyperlink r:id="rId91">
-        <w:r>
-          <w:rPr>
-            <w:lang w:val="es_ES" w:bidi="es_ES"/>
-          </w:rPr>
-          <w:rPr>
-            <w:color w:val="0000EE"/>
-            <w:u w:val="single"/>
-          </w:rPr>
-          <w:t>1 Samuel 19.5</w:t>
-        </w:r>
-      </w:hyperlink>
-    </w:p>
-    <w:p>
-      <w:pPr>
-        <w:pStyle w:val="ListBullet"/>
-        <w:spacing w:line="240" w:lineRule="auto"/>
-        <w:ind w:left="720"/>
-      </w:pPr>
-      <w:r>
-        <w:rPr>
-          <w:lang w:val="es_ES" w:bidi="es_ES"/>
-        </w:rPr>
-      </w:r>
-      <w:hyperlink r:id="rId92">
-        <w:r>
-          <w:rPr>
-            <w:lang w:val="es_ES" w:bidi="es_ES"/>
-          </w:rPr>
-          <w:rPr>
-            <w:color w:val="0000EE"/>
-            <w:u w:val="single"/>
-          </w:rPr>
-          <w:t>Hechos 20.26</w:t>
-        </w:r>
-      </w:hyperlink>
-    </w:p>
-    <w:p>
-      <w:pPr>
-        <w:pStyle w:val="ListBullet"/>
-        <w:spacing w:line="240" w:lineRule="auto"/>
-        <w:ind w:left="720"/>
-      </w:pPr>
-      <w:r>
-        <w:rPr>
-          <w:lang w:val="es_ES" w:bidi="es_ES"/>
-        </w:rPr>
-      </w:r>
-      <w:hyperlink r:id="rId93">
-        <w:r>
-          <w:rPr>
-            <w:lang w:val="es_ES" w:bidi="es_ES"/>
-          </w:rPr>
-          <w:rPr>
-            <w:color w:val="0000EE"/>
-            <w:u w:val="single"/>
-          </w:rPr>
-          <w:t>Éxodo 23.7</w:t>
-        </w:r>
-      </w:hyperlink>
-    </w:p>
-    <w:p>
-      <w:pPr>
-        <w:pStyle w:val="ListBullet"/>
-        <w:spacing w:line="240" w:lineRule="auto"/>
-        <w:ind w:left="720"/>
-      </w:pPr>
-      <w:r>
-        <w:rPr>
-          <w:lang w:val="es_ES" w:bidi="es_ES"/>
-        </w:rPr>
-      </w:r>
-      <w:hyperlink r:id="rId94">
-        <w:r>
-          <w:rPr>
-            <w:lang w:val="es_ES" w:bidi="es_ES"/>
-          </w:rPr>
-          <w:rPr>
-            <w:color w:val="0000EE"/>
-            <w:u w:val="single"/>
-          </w:rPr>
-          <w:t>Jeremías 22.17</w:t>
-        </w:r>
-      </w:hyperlink>
-    </w:p>
-    <w:p>
-      <w:pPr>
-        <w:pStyle w:val="ListBullet"/>
-        <w:spacing w:line="240" w:lineRule="auto"/>
-        <w:ind w:left="720"/>
-      </w:pPr>
-      <w:r>
-        <w:rPr>
-          <w:lang w:val="es_ES" w:bidi="es_ES"/>
-        </w:rPr>
-      </w:r>
-      <w:hyperlink r:id="rId95">
-        <w:r>
-          <w:rPr>
-            <w:lang w:val="es_ES" w:bidi="es_ES"/>
-          </w:rPr>
-          <w:rPr>
-            <w:color w:val="0000EE"/>
-            <w:u w:val="single"/>
-          </w:rPr>
-          <w:t>Job 9.23</w:t>
-        </w:r>
-      </w:hyperlink>
-    </w:p>
-    <w:p>
-      <w:pPr>
-        <w:pStyle w:val="ListBullet"/>
-        <w:spacing w:line="240" w:lineRule="auto"/>
-        <w:ind w:left="720"/>
-      </w:pPr>
-      <w:r>
-        <w:rPr>
-          <w:lang w:val="es_ES" w:bidi="es_ES"/>
-        </w:rPr>
-      </w:r>
-      <w:hyperlink r:id="rId96">
-        <w:r>
-          <w:rPr>
-            <w:lang w:val="es_ES" w:bidi="es_ES"/>
-          </w:rPr>
-          <w:rPr>
-            <w:color w:val="0000EE"/>
-            <w:u w:val="single"/>
-          </w:rPr>
-          <w:t>Romanos 16.18</w:t>
-        </w:r>
-      </w:hyperlink>
+      <w:r>
+        <w:rPr>
+          <w:lang w:val="es_ES" w:bidi="es_ES"/>
+        </w:rPr>
+        <w:t>1 Corintios 4.4</w:t>
+      </w:r>
+    </w:p>
+    <w:p>
+      <w:pPr>
+        <w:pStyle w:val="ListBullet"/>
+        <w:spacing w:line="240" w:lineRule="auto"/>
+        <w:ind w:left="720"/>
+      </w:pPr>
+      <w:r>
+        <w:rPr>
+          <w:lang w:val="es_ES" w:bidi="es_ES"/>
+        </w:rPr>
+      </w:r>
+      <w:r>
+        <w:rPr>
+          <w:lang w:val="es_ES" w:bidi="es_ES"/>
+        </w:rPr>
+        <w:t>1 Samuel 19.5</w:t>
+      </w:r>
+    </w:p>
+    <w:p>
+      <w:pPr>
+        <w:pStyle w:val="ListBullet"/>
+        <w:spacing w:line="240" w:lineRule="auto"/>
+        <w:ind w:left="720"/>
+      </w:pPr>
+      <w:r>
+        <w:rPr>
+          <w:lang w:val="es_ES" w:bidi="es_ES"/>
+        </w:rPr>
+      </w:r>
+      <w:r>
+        <w:rPr>
+          <w:lang w:val="es_ES" w:bidi="es_ES"/>
+        </w:rPr>
+        <w:t>Hechos 20.26</w:t>
+      </w:r>
+    </w:p>
+    <w:p>
+      <w:pPr>
+        <w:pStyle w:val="ListBullet"/>
+        <w:spacing w:line="240" w:lineRule="auto"/>
+        <w:ind w:left="720"/>
+      </w:pPr>
+      <w:r>
+        <w:rPr>
+          <w:lang w:val="es_ES" w:bidi="es_ES"/>
+        </w:rPr>
+      </w:r>
+      <w:r>
+        <w:rPr>
+          <w:lang w:val="es_ES" w:bidi="es_ES"/>
+        </w:rPr>
+        <w:t>Éxodo 23.7</w:t>
+      </w:r>
+    </w:p>
+    <w:p>
+      <w:pPr>
+        <w:pStyle w:val="ListBullet"/>
+        <w:spacing w:line="240" w:lineRule="auto"/>
+        <w:ind w:left="720"/>
+      </w:pPr>
+      <w:r>
+        <w:rPr>
+          <w:lang w:val="es_ES" w:bidi="es_ES"/>
+        </w:rPr>
+      </w:r>
+      <w:r>
+        <w:rPr>
+          <w:lang w:val="es_ES" w:bidi="es_ES"/>
+        </w:rPr>
+        <w:t>Jeremías 22.17</w:t>
+      </w:r>
+    </w:p>
+    <w:p>
+      <w:pPr>
+        <w:pStyle w:val="ListBullet"/>
+        <w:spacing w:line="240" w:lineRule="auto"/>
+        <w:ind w:left="720"/>
+      </w:pPr>
+      <w:r>
+        <w:rPr>
+          <w:lang w:val="es_ES" w:bidi="es_ES"/>
+        </w:rPr>
+      </w:r>
+      <w:r>
+        <w:rPr>
+          <w:lang w:val="es_ES" w:bidi="es_ES"/>
+        </w:rPr>
+        <w:t>Job 9.23</w:t>
+      </w:r>
+    </w:p>
+    <w:p>
+      <w:pPr>
+        <w:pStyle w:val="ListBullet"/>
+        <w:spacing w:line="240" w:lineRule="auto"/>
+        <w:ind w:left="720"/>
+      </w:pPr>
+      <w:r>
+        <w:rPr>
+          <w:lang w:val="es_ES" w:bidi="es_ES"/>
+        </w:rPr>
+      </w:r>
+      <w:r>
+        <w:rPr>
+          <w:lang w:val="es_ES" w:bidi="es_ES"/>
+        </w:rPr>
+        <w:t>Romanos 16.18</w:t>
+      </w:r>
     </w:p>
     <w:p>
       <w:pPr>
@@ -5812,114 +5308,84 @@
           <w:lang w:val="es_ES" w:bidi="es_ES"/>
         </w:rPr>
       </w:r>
-      <w:hyperlink r:id="rId97">
-        <w:r>
-          <w:rPr>
-            <w:lang w:val="es_ES" w:bidi="es_ES"/>
-          </w:rPr>
-          <w:rPr>
-            <w:color w:val="0000EE"/>
-            <w:u w:val="single"/>
-          </w:rPr>
-          <w:t>Deuteronomio 19.18</w:t>
-        </w:r>
-      </w:hyperlink>
-    </w:p>
-    <w:p>
-      <w:pPr>
-        <w:pStyle w:val="ListBullet"/>
-        <w:spacing w:line="240" w:lineRule="auto"/>
-        <w:ind w:left="720"/>
-      </w:pPr>
-      <w:r>
-        <w:rPr>
-          <w:lang w:val="es_ES" w:bidi="es_ES"/>
-        </w:rPr>
-      </w:r>
-      <w:hyperlink r:id="rId98">
-        <w:r>
-          <w:rPr>
-            <w:lang w:val="es_ES" w:bidi="es_ES"/>
-          </w:rPr>
-          <w:rPr>
-            <w:color w:val="0000EE"/>
-            <w:u w:val="single"/>
-          </w:rPr>
-          <w:t>Ezequiel 20.1</w:t>
-        </w:r>
-      </w:hyperlink>
-    </w:p>
-    <w:p>
-      <w:pPr>
-        <w:pStyle w:val="ListBullet"/>
-        <w:spacing w:line="240" w:lineRule="auto"/>
-        <w:ind w:left="720"/>
-      </w:pPr>
-      <w:r>
-        <w:rPr>
-          <w:lang w:val="es_ES" w:bidi="es_ES"/>
-        </w:rPr>
-      </w:r>
-      <w:hyperlink r:id="rId99">
-        <w:r>
-          <w:rPr>
-            <w:lang w:val="es_ES" w:bidi="es_ES"/>
-          </w:rPr>
-          <w:rPr>
-            <w:color w:val="0000EE"/>
-            <w:u w:val="single"/>
-          </w:rPr>
-          <w:t>Ezequiel 20.30–32</w:t>
-        </w:r>
-      </w:hyperlink>
-    </w:p>
-    <w:p>
-      <w:pPr>
-        <w:pStyle w:val="ListBullet"/>
-        <w:spacing w:line="240" w:lineRule="auto"/>
-        <w:ind w:left="720"/>
-      </w:pPr>
-      <w:r>
-        <w:rPr>
-          <w:lang w:val="es_ES" w:bidi="es_ES"/>
-        </w:rPr>
-      </w:r>
-      <w:hyperlink r:id="rId100">
-        <w:r>
-          <w:rPr>
-            <w:lang w:val="es_ES" w:bidi="es_ES"/>
-          </w:rPr>
-          <w:rPr>
-            <w:color w:val="0000EE"/>
-            <w:u w:val="single"/>
-          </w:rPr>
-          <w:t>Esdras 7.14</w:t>
-        </w:r>
-      </w:hyperlink>
-    </w:p>
-    <w:p>
-      <w:pPr>
-        <w:pStyle w:val="ListBullet"/>
-        <w:spacing w:line="240" w:lineRule="auto"/>
-        <w:ind w:left="720"/>
-      </w:pPr>
-      <w:r>
-        <w:rPr>
-          <w:lang w:val="es_ES" w:bidi="es_ES"/>
-        </w:rPr>
-      </w:r>
-      <w:hyperlink r:id="rId101">
-        <w:r>
-          <w:rPr>
-            <w:lang w:val="es_ES" w:bidi="es_ES"/>
-          </w:rPr>
-          <w:rPr>
-            <w:color w:val="0000EE"/>
-            <w:u w:val="single"/>
-          </w:rPr>
-          <w:t>Job 10.7</w:t>
-        </w:r>
-      </w:hyperlink>
+      <w:r>
+        <w:rPr>
+          <w:lang w:val="es_ES" w:bidi="es_ES"/>
+        </w:rPr>
+        <w:t>Deuteronomio 19.18</w:t>
+      </w:r>
+    </w:p>
+    <w:p>
+      <w:pPr>
+        <w:pStyle w:val="ListBullet"/>
+        <w:spacing w:line="240" w:lineRule="auto"/>
+        <w:ind w:left="720"/>
+      </w:pPr>
+      <w:r>
+        <w:rPr>
+          <w:lang w:val="es_ES" w:bidi="es_ES"/>
+        </w:rPr>
+      </w:r>
+      <w:r>
+        <w:rPr>
+          <w:lang w:val="es_ES" w:bidi="es_ES"/>
+        </w:rPr>
+        <w:t>Ezequiel 20.1</w:t>
+      </w:r>
+    </w:p>
+    <w:p>
+      <w:pPr>
+        <w:pStyle w:val="ListBullet"/>
+        <w:spacing w:line="240" w:lineRule="auto"/>
+        <w:ind w:left="720"/>
+      </w:pPr>
+      <w:r>
+        <w:rPr>
+          <w:lang w:val="es_ES" w:bidi="es_ES"/>
+        </w:rPr>
+      </w:r>
+      <w:r>
+        <w:rPr>
+          <w:lang w:val="es_ES" w:bidi="es_ES"/>
+        </w:rPr>
+        <w:t>Ezequiel 20.30–32</w:t>
+      </w:r>
+    </w:p>
+    <w:p>
+      <w:pPr>
+        <w:pStyle w:val="ListBullet"/>
+        <w:spacing w:line="240" w:lineRule="auto"/>
+        <w:ind w:left="720"/>
+      </w:pPr>
+      <w:r>
+        <w:rPr>
+          <w:lang w:val="es_ES" w:bidi="es_ES"/>
+        </w:rPr>
+      </w:r>
+      <w:r>
+        <w:rPr>
+          <w:lang w:val="es_ES" w:bidi="es_ES"/>
+        </w:rPr>
+        <w:t>Esdras 7.14</w:t>
+      </w:r>
+    </w:p>
+    <w:p>
+      <w:pPr>
+        <w:pStyle w:val="ListBullet"/>
+        <w:spacing w:line="240" w:lineRule="auto"/>
+        <w:ind w:left="720"/>
+      </w:pPr>
+      <w:r>
+        <w:rPr>
+          <w:lang w:val="es_ES" w:bidi="es_ES"/>
+        </w:rPr>
+      </w:r>
+      <w:r>
+        <w:rPr>
+          <w:lang w:val="es_ES" w:bidi="es_ES"/>
+        </w:rPr>
+        <w:t>Job 10.7</w:t>
+      </w:r>
     </w:p>
     <w:p>
       <w:pPr>
@@ -6171,138 +5637,102 @@
           <w:lang w:val="es_ES" w:bidi="es_ES"/>
         </w:rPr>
       </w:r>
-      <w:hyperlink r:id="rId102">
-        <w:r>
-          <w:rPr>
-            <w:lang w:val="es_ES" w:bidi="es_ES"/>
-          </w:rPr>
-          <w:rPr>
-            <w:color w:val="0000EE"/>
-            <w:u w:val="single"/>
-          </w:rPr>
-          <w:t>Éxodo 14.4</w:t>
-        </w:r>
-      </w:hyperlink>
-    </w:p>
-    <w:p>
-      <w:pPr>
-        <w:pStyle w:val="ListBullet"/>
-        <w:spacing w:line="240" w:lineRule="auto"/>
-        <w:ind w:left="720"/>
-      </w:pPr>
-      <w:r>
-        <w:rPr>
-          <w:lang w:val="es_ES" w:bidi="es_ES"/>
-        </w:rPr>
-      </w:r>
-      <w:hyperlink r:id="rId103">
-        <w:r>
-          <w:rPr>
-            <w:lang w:val="es_ES" w:bidi="es_ES"/>
-          </w:rPr>
-          <w:rPr>
-            <w:color w:val="0000EE"/>
-            <w:u w:val="single"/>
-          </w:rPr>
-          <w:t>Génesis 26.5</w:t>
-        </w:r>
-      </w:hyperlink>
-    </w:p>
-    <w:p>
-      <w:pPr>
-        <w:pStyle w:val="ListBullet"/>
-        <w:spacing w:line="240" w:lineRule="auto"/>
-        <w:ind w:left="720"/>
-      </w:pPr>
-      <w:r>
-        <w:rPr>
-          <w:lang w:val="es_ES" w:bidi="es_ES"/>
-        </w:rPr>
-      </w:r>
-      <w:hyperlink r:id="rId104">
-        <w:r>
-          <w:rPr>
-            <w:lang w:val="es_ES" w:bidi="es_ES"/>
-          </w:rPr>
-          <w:rPr>
-            <w:color w:val="0000EE"/>
-            <w:u w:val="single"/>
-          </w:rPr>
-          <w:t>Hebreos 11.22</w:t>
-        </w:r>
-      </w:hyperlink>
-    </w:p>
-    <w:p>
-      <w:pPr>
-        <w:pStyle w:val="ListBullet"/>
-        <w:spacing w:line="240" w:lineRule="auto"/>
-        <w:ind w:left="720"/>
-      </w:pPr>
-      <w:r>
-        <w:rPr>
-          <w:lang w:val="es_ES" w:bidi="es_ES"/>
-        </w:rPr>
-      </w:r>
-      <w:hyperlink r:id="rId105">
-        <w:r>
-          <w:rPr>
-            <w:lang w:val="es_ES" w:bidi="es_ES"/>
-          </w:rPr>
-          <w:rPr>
-            <w:color w:val="0000EE"/>
-            <w:u w:val="single"/>
-          </w:rPr>
-          <w:t>Mateo 10.5</w:t>
-        </w:r>
-      </w:hyperlink>
-    </w:p>
-    <w:p>
-      <w:pPr>
-        <w:pStyle w:val="ListBullet"/>
-        <w:spacing w:line="240" w:lineRule="auto"/>
-        <w:ind w:left="720"/>
-      </w:pPr>
-      <w:r>
-        <w:rPr>
-          <w:lang w:val="es_ES" w:bidi="es_ES"/>
-        </w:rPr>
-      </w:r>
-      <w:hyperlink r:id="rId106">
-        <w:r>
-          <w:rPr>
-            <w:lang w:val="es_ES" w:bidi="es_ES"/>
-          </w:rPr>
-          <w:rPr>
-            <w:color w:val="0000EE"/>
-            <w:u w:val="single"/>
-          </w:rPr>
-          <w:t>Mateo 11.1</w:t>
-        </w:r>
-      </w:hyperlink>
-    </w:p>
-    <w:p>
-      <w:pPr>
-        <w:pStyle w:val="ListBullet"/>
-        <w:spacing w:line="240" w:lineRule="auto"/>
-        <w:ind w:left="720"/>
-      </w:pPr>
-      <w:r>
-        <w:rPr>
-          <w:lang w:val="es_ES" w:bidi="es_ES"/>
-        </w:rPr>
-      </w:r>
-      <w:hyperlink r:id="rId107">
-        <w:r>
-          <w:rPr>
-            <w:lang w:val="es_ES" w:bidi="es_ES"/>
-          </w:rPr>
-          <w:rPr>
-            <w:color w:val="0000EE"/>
-            <w:u w:val="single"/>
-          </w:rPr>
-          <w:t>Proverbios 1.30</w:t>
-        </w:r>
-      </w:hyperlink>
+      <w:r>
+        <w:rPr>
+          <w:lang w:val="es_ES" w:bidi="es_ES"/>
+        </w:rPr>
+        <w:t>Éxodo 14.4</w:t>
+      </w:r>
+    </w:p>
+    <w:p>
+      <w:pPr>
+        <w:pStyle w:val="ListBullet"/>
+        <w:spacing w:line="240" w:lineRule="auto"/>
+        <w:ind w:left="720"/>
+      </w:pPr>
+      <w:r>
+        <w:rPr>
+          <w:lang w:val="es_ES" w:bidi="es_ES"/>
+        </w:rPr>
+      </w:r>
+      <w:r>
+        <w:rPr>
+          <w:lang w:val="es_ES" w:bidi="es_ES"/>
+        </w:rPr>
+        <w:t>Génesis 26.5</w:t>
+      </w:r>
+    </w:p>
+    <w:p>
+      <w:pPr>
+        <w:pStyle w:val="ListBullet"/>
+        <w:spacing w:line="240" w:lineRule="auto"/>
+        <w:ind w:left="720"/>
+      </w:pPr>
+      <w:r>
+        <w:rPr>
+          <w:lang w:val="es_ES" w:bidi="es_ES"/>
+        </w:rPr>
+      </w:r>
+      <w:r>
+        <w:rPr>
+          <w:lang w:val="es_ES" w:bidi="es_ES"/>
+        </w:rPr>
+        <w:t>Hebreos 11.22</w:t>
+      </w:r>
+    </w:p>
+    <w:p>
+      <w:pPr>
+        <w:pStyle w:val="ListBullet"/>
+        <w:spacing w:line="240" w:lineRule="auto"/>
+        <w:ind w:left="720"/>
+      </w:pPr>
+      <w:r>
+        <w:rPr>
+          <w:lang w:val="es_ES" w:bidi="es_ES"/>
+        </w:rPr>
+      </w:r>
+      <w:r>
+        <w:rPr>
+          <w:lang w:val="es_ES" w:bidi="es_ES"/>
+        </w:rPr>
+        <w:t>Mateo 10.5</w:t>
+      </w:r>
+    </w:p>
+    <w:p>
+      <w:pPr>
+        <w:pStyle w:val="ListBullet"/>
+        <w:spacing w:line="240" w:lineRule="auto"/>
+        <w:ind w:left="720"/>
+      </w:pPr>
+      <w:r>
+        <w:rPr>
+          <w:lang w:val="es_ES" w:bidi="es_ES"/>
+        </w:rPr>
+      </w:r>
+      <w:r>
+        <w:rPr>
+          <w:lang w:val="es_ES" w:bidi="es_ES"/>
+        </w:rPr>
+        <w:t>Mateo 11.1</w:t>
+      </w:r>
+    </w:p>
+    <w:p>
+      <w:pPr>
+        <w:pStyle w:val="ListBullet"/>
+        <w:spacing w:line="240" w:lineRule="auto"/>
+        <w:ind w:left="720"/>
+      </w:pPr>
+      <w:r>
+        <w:rPr>
+          <w:lang w:val="es_ES" w:bidi="es_ES"/>
+        </w:rPr>
+      </w:r>
+      <w:r>
+        <w:rPr>
+          <w:lang w:val="es_ES" w:bidi="es_ES"/>
+        </w:rPr>
+        <w:t>Proverbios 1.30</w:t>
+      </w:r>
     </w:p>
     <w:p>
       <w:pPr>
@@ -6529,114 +5959,84 @@
           <w:lang w:val="es_ES" w:bidi="es_ES"/>
         </w:rPr>
       </w:r>
-      <w:hyperlink r:id="rId108">
-        <w:r>
-          <w:rPr>
-            <w:lang w:val="es_ES" w:bidi="es_ES"/>
-          </w:rPr>
-          <w:rPr>
-            <w:color w:val="0000EE"/>
-            <w:u w:val="single"/>
-          </w:rPr>
-          <w:t>1 Reyes 9.4</w:t>
-        </w:r>
-      </w:hyperlink>
-    </w:p>
-    <w:p>
-      <w:pPr>
-        <w:pStyle w:val="ListBullet"/>
-        <w:spacing w:line="240" w:lineRule="auto"/>
-        <w:ind w:left="720"/>
-      </w:pPr>
-      <w:r>
-        <w:rPr>
-          <w:lang w:val="es_ES" w:bidi="es_ES"/>
-        </w:rPr>
-      </w:r>
-      <w:hyperlink r:id="rId109">
-        <w:r>
-          <w:rPr>
-            <w:lang w:val="es_ES" w:bidi="es_ES"/>
-          </w:rPr>
-          <w:rPr>
-            <w:color w:val="0000EE"/>
-            <w:u w:val="single"/>
-          </w:rPr>
-          <w:t>Job 2.3</w:t>
-        </w:r>
-      </w:hyperlink>
-    </w:p>
-    <w:p>
-      <w:pPr>
-        <w:pStyle w:val="ListBullet"/>
-        <w:spacing w:line="240" w:lineRule="auto"/>
-        <w:ind w:left="720"/>
-      </w:pPr>
-      <w:r>
-        <w:rPr>
-          <w:lang w:val="es_ES" w:bidi="es_ES"/>
-        </w:rPr>
-      </w:r>
-      <w:hyperlink r:id="rId110">
-        <w:r>
-          <w:rPr>
-            <w:lang w:val="es_ES" w:bidi="es_ES"/>
-          </w:rPr>
-          <w:rPr>
-            <w:color w:val="0000EE"/>
-            <w:u w:val="single"/>
-          </w:rPr>
-          <w:t>Job 4.6</w:t>
-        </w:r>
-      </w:hyperlink>
-    </w:p>
-    <w:p>
-      <w:pPr>
-        <w:pStyle w:val="ListBullet"/>
-        <w:spacing w:line="240" w:lineRule="auto"/>
-        <w:ind w:left="720"/>
-      </w:pPr>
-      <w:r>
-        <w:rPr>
-          <w:lang w:val="es_ES" w:bidi="es_ES"/>
-        </w:rPr>
-      </w:r>
-      <w:hyperlink r:id="rId111">
-        <w:r>
-          <w:rPr>
-            <w:lang w:val="es_ES" w:bidi="es_ES"/>
-          </w:rPr>
-          <w:rPr>
-            <w:color w:val="0000EE"/>
-            <w:u w:val="single"/>
-          </w:rPr>
-          <w:t>Proverbios 10.8–9</w:t>
-        </w:r>
-      </w:hyperlink>
-    </w:p>
-    <w:p>
-      <w:pPr>
-        <w:pStyle w:val="ListBullet"/>
-        <w:spacing w:line="240" w:lineRule="auto"/>
-        <w:ind w:left="720"/>
-      </w:pPr>
-      <w:r>
-        <w:rPr>
-          <w:lang w:val="es_ES" w:bidi="es_ES"/>
-        </w:rPr>
-      </w:r>
-      <w:hyperlink r:id="rId112">
-        <w:r>
-          <w:rPr>
-            <w:lang w:val="es_ES" w:bidi="es_ES"/>
-          </w:rPr>
-          <w:rPr>
-            <w:color w:val="0000EE"/>
-            <w:u w:val="single"/>
-          </w:rPr>
-          <w:t>Salmo 26.1–3</w:t>
-        </w:r>
-      </w:hyperlink>
+      <w:r>
+        <w:rPr>
+          <w:lang w:val="es_ES" w:bidi="es_ES"/>
+        </w:rPr>
+        <w:t>1 Reyes 9.4</w:t>
+      </w:r>
+    </w:p>
+    <w:p>
+      <w:pPr>
+        <w:pStyle w:val="ListBullet"/>
+        <w:spacing w:line="240" w:lineRule="auto"/>
+        <w:ind w:left="720"/>
+      </w:pPr>
+      <w:r>
+        <w:rPr>
+          <w:lang w:val="es_ES" w:bidi="es_ES"/>
+        </w:rPr>
+      </w:r>
+      <w:r>
+        <w:rPr>
+          <w:lang w:val="es_ES" w:bidi="es_ES"/>
+        </w:rPr>
+        <w:t>Job 2.3</w:t>
+      </w:r>
+    </w:p>
+    <w:p>
+      <w:pPr>
+        <w:pStyle w:val="ListBullet"/>
+        <w:spacing w:line="240" w:lineRule="auto"/>
+        <w:ind w:left="720"/>
+      </w:pPr>
+      <w:r>
+        <w:rPr>
+          <w:lang w:val="es_ES" w:bidi="es_ES"/>
+        </w:rPr>
+      </w:r>
+      <w:r>
+        <w:rPr>
+          <w:lang w:val="es_ES" w:bidi="es_ES"/>
+        </w:rPr>
+        <w:t>Job 4.6</w:t>
+      </w:r>
+    </w:p>
+    <w:p>
+      <w:pPr>
+        <w:pStyle w:val="ListBullet"/>
+        <w:spacing w:line="240" w:lineRule="auto"/>
+        <w:ind w:left="720"/>
+      </w:pPr>
+      <w:r>
+        <w:rPr>
+          <w:lang w:val="es_ES" w:bidi="es_ES"/>
+        </w:rPr>
+      </w:r>
+      <w:r>
+        <w:rPr>
+          <w:lang w:val="es_ES" w:bidi="es_ES"/>
+        </w:rPr>
+        <w:t>Proverbios 10.8–9</w:t>
+      </w:r>
+    </w:p>
+    <w:p>
+      <w:pPr>
+        <w:pStyle w:val="ListBullet"/>
+        <w:spacing w:line="240" w:lineRule="auto"/>
+        <w:ind w:left="720"/>
+      </w:pPr>
+      <w:r>
+        <w:rPr>
+          <w:lang w:val="es_ES" w:bidi="es_ES"/>
+        </w:rPr>
+      </w:r>
+      <w:r>
+        <w:rPr>
+          <w:lang w:val="es_ES" w:bidi="es_ES"/>
+        </w:rPr>
+        <w:t>Salmo 26.1–3</w:t>
+      </w:r>
     </w:p>
     <w:p>
       <w:pPr>
@@ -6893,114 +6293,84 @@
           <w:lang w:val="es_ES" w:bidi="es_ES"/>
         </w:rPr>
       </w:r>
-      <w:hyperlink r:id="rId113">
-        <w:r>
-          <w:rPr>
-            <w:lang w:val="es_ES" w:bidi="es_ES"/>
-          </w:rPr>
-          <w:rPr>
-            <w:color w:val="0000EE"/>
-            <w:u w:val="single"/>
-          </w:rPr>
-          <w:t>Hebreos 7.25–26</w:t>
-        </w:r>
-      </w:hyperlink>
-    </w:p>
-    <w:p>
-      <w:pPr>
-        <w:pStyle w:val="ListBullet"/>
-        <w:spacing w:line="240" w:lineRule="auto"/>
-        <w:ind w:left="720"/>
-      </w:pPr>
-      <w:r>
-        <w:rPr>
-          <w:lang w:val="es_ES" w:bidi="es_ES"/>
-        </w:rPr>
-      </w:r>
-      <w:hyperlink r:id="rId114">
-        <w:r>
-          <w:rPr>
-            <w:lang w:val="es_ES" w:bidi="es_ES"/>
-          </w:rPr>
-          <w:rPr>
-            <w:color w:val="0000EE"/>
-            <w:u w:val="single"/>
-          </w:rPr>
-          <w:t>Isaías 53.12</w:t>
-        </w:r>
-      </w:hyperlink>
-    </w:p>
-    <w:p>
-      <w:pPr>
-        <w:pStyle w:val="ListBullet"/>
-        <w:spacing w:line="240" w:lineRule="auto"/>
-        <w:ind w:left="720"/>
-      </w:pPr>
-      <w:r>
-        <w:rPr>
-          <w:lang w:val="es_ES" w:bidi="es_ES"/>
-        </w:rPr>
-      </w:r>
-      <w:hyperlink r:id="rId115">
-        <w:r>
-          <w:rPr>
-            <w:lang w:val="es_ES" w:bidi="es_ES"/>
-          </w:rPr>
-          <w:rPr>
-            <w:color w:val="0000EE"/>
-            <w:u w:val="single"/>
-          </w:rPr>
-          <w:t>Jeremías 29.6–7</w:t>
-        </w:r>
-      </w:hyperlink>
-    </w:p>
-    <w:p>
-      <w:pPr>
-        <w:pStyle w:val="ListBullet"/>
-        <w:spacing w:line="240" w:lineRule="auto"/>
-        <w:ind w:left="720"/>
-      </w:pPr>
-      <w:r>
-        <w:rPr>
-          <w:lang w:val="es_ES" w:bidi="es_ES"/>
-        </w:rPr>
-      </w:r>
-      <w:hyperlink r:id="rId116">
-        <w:r>
-          <w:rPr>
-            <w:lang w:val="es_ES" w:bidi="es_ES"/>
-          </w:rPr>
-          <w:rPr>
-            <w:color w:val="0000EE"/>
-            <w:u w:val="single"/>
-          </w:rPr>
-          <w:t>Romanos 8.26–27</w:t>
-        </w:r>
-      </w:hyperlink>
-    </w:p>
-    <w:p>
-      <w:pPr>
-        <w:pStyle w:val="ListBullet"/>
-        <w:spacing w:line="240" w:lineRule="auto"/>
-        <w:ind w:left="720"/>
-      </w:pPr>
-      <w:r>
-        <w:rPr>
-          <w:lang w:val="es_ES" w:bidi="es_ES"/>
-        </w:rPr>
-      </w:r>
-      <w:hyperlink r:id="rId117">
-        <w:r>
-          <w:rPr>
-            <w:lang w:val="es_ES" w:bidi="es_ES"/>
-          </w:rPr>
-          <w:rPr>
-            <w:color w:val="0000EE"/>
-            <w:u w:val="single"/>
-          </w:rPr>
-          <w:t>Romanos 8.33–34</w:t>
-        </w:r>
-      </w:hyperlink>
+      <w:r>
+        <w:rPr>
+          <w:lang w:val="es_ES" w:bidi="es_ES"/>
+        </w:rPr>
+        <w:t>Hebreos 7.25–26</w:t>
+      </w:r>
+    </w:p>
+    <w:p>
+      <w:pPr>
+        <w:pStyle w:val="ListBullet"/>
+        <w:spacing w:line="240" w:lineRule="auto"/>
+        <w:ind w:left="720"/>
+      </w:pPr>
+      <w:r>
+        <w:rPr>
+          <w:lang w:val="es_ES" w:bidi="es_ES"/>
+        </w:rPr>
+      </w:r>
+      <w:r>
+        <w:rPr>
+          <w:lang w:val="es_ES" w:bidi="es_ES"/>
+        </w:rPr>
+        <w:t>Isaías 53.12</w:t>
+      </w:r>
+    </w:p>
+    <w:p>
+      <w:pPr>
+        <w:pStyle w:val="ListBullet"/>
+        <w:spacing w:line="240" w:lineRule="auto"/>
+        <w:ind w:left="720"/>
+      </w:pPr>
+      <w:r>
+        <w:rPr>
+          <w:lang w:val="es_ES" w:bidi="es_ES"/>
+        </w:rPr>
+      </w:r>
+      <w:r>
+        <w:rPr>
+          <w:lang w:val="es_ES" w:bidi="es_ES"/>
+        </w:rPr>
+        <w:t>Jeremías 29.6–7</w:t>
+      </w:r>
+    </w:p>
+    <w:p>
+      <w:pPr>
+        <w:pStyle w:val="ListBullet"/>
+        <w:spacing w:line="240" w:lineRule="auto"/>
+        <w:ind w:left="720"/>
+      </w:pPr>
+      <w:r>
+        <w:rPr>
+          <w:lang w:val="es_ES" w:bidi="es_ES"/>
+        </w:rPr>
+      </w:r>
+      <w:r>
+        <w:rPr>
+          <w:lang w:val="es_ES" w:bidi="es_ES"/>
+        </w:rPr>
+        <w:t>Romanos 8.26–27</w:t>
+      </w:r>
+    </w:p>
+    <w:p>
+      <w:pPr>
+        <w:pStyle w:val="ListBullet"/>
+        <w:spacing w:line="240" w:lineRule="auto"/>
+        <w:ind w:left="720"/>
+      </w:pPr>
+      <w:r>
+        <w:rPr>
+          <w:lang w:val="es_ES" w:bidi="es_ES"/>
+        </w:rPr>
+      </w:r>
+      <w:r>
+        <w:rPr>
+          <w:lang w:val="es_ES" w:bidi="es_ES"/>
+        </w:rPr>
+        <w:t>Romanos 8.33–34</w:t>
+      </w:r>
     </w:p>
     <w:p>
       <w:pPr>
@@ -7312,114 +6682,84 @@
           <w:lang w:val="es_ES" w:bidi="es_ES"/>
         </w:rPr>
       </w:r>
-      <w:hyperlink r:id="rId118">
-        <w:r>
-          <w:rPr>
-            <w:lang w:val="es_ES" w:bidi="es_ES"/>
-          </w:rPr>
-          <w:rPr>
-            <w:color w:val="0000EE"/>
-            <w:u w:val="single"/>
-          </w:rPr>
-          <w:t>1 Corintios 12.10</w:t>
-        </w:r>
-      </w:hyperlink>
-    </w:p>
-    <w:p>
-      <w:pPr>
-        <w:pStyle w:val="ListBullet"/>
-        <w:spacing w:line="240" w:lineRule="auto"/>
-        <w:ind w:left="720"/>
-      </w:pPr>
-      <w:r>
-        <w:rPr>
-          <w:lang w:val="es_ES" w:bidi="es_ES"/>
-        </w:rPr>
-      </w:r>
-      <w:hyperlink r:id="rId119">
-        <w:r>
-          <w:rPr>
-            <w:lang w:val="es_ES" w:bidi="es_ES"/>
-          </w:rPr>
-          <w:rPr>
-            <w:color w:val="0000EE"/>
-            <w:u w:val="single"/>
-          </w:rPr>
-          <w:t>Daniel 4.4–6</w:t>
-        </w:r>
-      </w:hyperlink>
-    </w:p>
-    <w:p>
-      <w:pPr>
-        <w:pStyle w:val="ListBullet"/>
-        <w:spacing w:line="240" w:lineRule="auto"/>
-        <w:ind w:left="720"/>
-      </w:pPr>
-      <w:r>
-        <w:rPr>
-          <w:lang w:val="es_ES" w:bidi="es_ES"/>
-        </w:rPr>
-      </w:r>
-      <w:hyperlink r:id="rId120">
-        <w:r>
-          <w:rPr>
-            <w:lang w:val="es_ES" w:bidi="es_ES"/>
-          </w:rPr>
-          <w:rPr>
-            <w:color w:val="0000EE"/>
-            <w:u w:val="single"/>
-          </w:rPr>
-          <w:t>Génesis 40.4–5</w:t>
-        </w:r>
-      </w:hyperlink>
-    </w:p>
-    <w:p>
-      <w:pPr>
-        <w:pStyle w:val="ListBullet"/>
-        <w:spacing w:line="240" w:lineRule="auto"/>
-        <w:ind w:left="720"/>
-      </w:pPr>
-      <w:r>
-        <w:rPr>
-          <w:lang w:val="es_ES" w:bidi="es_ES"/>
-        </w:rPr>
-      </w:r>
-      <w:hyperlink r:id="rId121">
-        <w:r>
-          <w:rPr>
-            <w:lang w:val="es_ES" w:bidi="es_ES"/>
-          </w:rPr>
-          <w:rPr>
-            <w:color w:val="0000EE"/>
-            <w:u w:val="single"/>
-          </w:rPr>
-          <w:t>Jueces 7.15–16</w:t>
-        </w:r>
-      </w:hyperlink>
-    </w:p>
-    <w:p>
-      <w:pPr>
-        <w:pStyle w:val="ListBullet"/>
-        <w:spacing w:line="240" w:lineRule="auto"/>
-        <w:ind w:left="720"/>
-      </w:pPr>
-      <w:r>
-        <w:rPr>
-          <w:lang w:val="es_ES" w:bidi="es_ES"/>
-        </w:rPr>
-      </w:r>
-      <w:hyperlink r:id="rId122">
-        <w:r>
-          <w:rPr>
-            <w:lang w:val="es_ES" w:bidi="es_ES"/>
-          </w:rPr>
-          <w:rPr>
-            <w:color w:val="0000EE"/>
-            <w:u w:val="single"/>
-          </w:rPr>
-          <w:t>Lucas 12.56</w:t>
-        </w:r>
-      </w:hyperlink>
+      <w:r>
+        <w:rPr>
+          <w:lang w:val="es_ES" w:bidi="es_ES"/>
+        </w:rPr>
+        <w:t>1 Corintios 12.10</w:t>
+      </w:r>
+    </w:p>
+    <w:p>
+      <w:pPr>
+        <w:pStyle w:val="ListBullet"/>
+        <w:spacing w:line="240" w:lineRule="auto"/>
+        <w:ind w:left="720"/>
+      </w:pPr>
+      <w:r>
+        <w:rPr>
+          <w:lang w:val="es_ES" w:bidi="es_ES"/>
+        </w:rPr>
+      </w:r>
+      <w:r>
+        <w:rPr>
+          <w:lang w:val="es_ES" w:bidi="es_ES"/>
+        </w:rPr>
+        <w:t>Daniel 4.4–6</w:t>
+      </w:r>
+    </w:p>
+    <w:p>
+      <w:pPr>
+        <w:pStyle w:val="ListBullet"/>
+        <w:spacing w:line="240" w:lineRule="auto"/>
+        <w:ind w:left="720"/>
+      </w:pPr>
+      <w:r>
+        <w:rPr>
+          <w:lang w:val="es_ES" w:bidi="es_ES"/>
+        </w:rPr>
+      </w:r>
+      <w:r>
+        <w:rPr>
+          <w:lang w:val="es_ES" w:bidi="es_ES"/>
+        </w:rPr>
+        <w:t>Génesis 40.4–5</w:t>
+      </w:r>
+    </w:p>
+    <w:p>
+      <w:pPr>
+        <w:pStyle w:val="ListBullet"/>
+        <w:spacing w:line="240" w:lineRule="auto"/>
+        <w:ind w:left="720"/>
+      </w:pPr>
+      <w:r>
+        <w:rPr>
+          <w:lang w:val="es_ES" w:bidi="es_ES"/>
+        </w:rPr>
+      </w:r>
+      <w:r>
+        <w:rPr>
+          <w:lang w:val="es_ES" w:bidi="es_ES"/>
+        </w:rPr>
+        <w:t>Jueces 7.15–16</w:t>
+      </w:r>
+    </w:p>
+    <w:p>
+      <w:pPr>
+        <w:pStyle w:val="ListBullet"/>
+        <w:spacing w:line="240" w:lineRule="auto"/>
+        <w:ind w:left="720"/>
+      </w:pPr>
+      <w:r>
+        <w:rPr>
+          <w:lang w:val="es_ES" w:bidi="es_ES"/>
+        </w:rPr>
+      </w:r>
+      <w:r>
+        <w:rPr>
+          <w:lang w:val="es_ES" w:bidi="es_ES"/>
+        </w:rPr>
+        <w:t>Lucas 12.56</w:t>
+      </w:r>
     </w:p>
     <w:p>
       <w:pPr>
@@ -7730,162 +7070,120 @@
           <w:lang w:val="es_ES" w:bidi="es_ES"/>
         </w:rPr>
       </w:r>
-      <w:hyperlink r:id="rId123">
-        <w:r>
-          <w:rPr>
-            <w:lang w:val="es_ES" w:bidi="es_ES"/>
-          </w:rPr>
-          <w:rPr>
-            <w:color w:val="0000EE"/>
-            <w:u w:val="single"/>
-          </w:rPr>
-          <w:t>1 Samuel 25:28</w:t>
-        </w:r>
-      </w:hyperlink>
-    </w:p>
-    <w:p>
-      <w:pPr>
-        <w:pStyle w:val="ListBullet"/>
-        <w:spacing w:line="240" w:lineRule="auto"/>
-        <w:ind w:left="720"/>
-      </w:pPr>
-      <w:r>
-        <w:rPr>
-          <w:lang w:val="es_ES" w:bidi="es_ES"/>
-        </w:rPr>
-      </w:r>
-      <w:hyperlink r:id="rId124">
-        <w:r>
-          <w:rPr>
-            <w:lang w:val="es_ES" w:bidi="es_ES"/>
-          </w:rPr>
-          <w:rPr>
-            <w:color w:val="0000EE"/>
-            <w:u w:val="single"/>
-          </w:rPr>
-          <w:t>2 Crónicas 26:16–18</w:t>
-        </w:r>
-      </w:hyperlink>
-    </w:p>
-    <w:p>
-      <w:pPr>
-        <w:pStyle w:val="ListBullet"/>
-        <w:spacing w:line="240" w:lineRule="auto"/>
-        <w:ind w:left="720"/>
-      </w:pPr>
-      <w:r>
-        <w:rPr>
-          <w:lang w:val="es_ES" w:bidi="es_ES"/>
-        </w:rPr>
-      </w:r>
-      <w:hyperlink r:id="rId125">
-        <w:r>
-          <w:rPr>
-            <w:lang w:val="es_ES" w:bidi="es_ES"/>
-          </w:rPr>
-          <w:rPr>
-            <w:color w:val="0000EE"/>
-            <w:u w:val="single"/>
-          </w:rPr>
-          <w:t>Colosenses 2:13</w:t>
-        </w:r>
-      </w:hyperlink>
-    </w:p>
-    <w:p>
-      <w:pPr>
-        <w:pStyle w:val="ListBullet"/>
-        <w:spacing w:line="240" w:lineRule="auto"/>
-        <w:ind w:left="720"/>
-      </w:pPr>
-      <w:r>
-        <w:rPr>
-          <w:lang w:val="es_ES" w:bidi="es_ES"/>
-        </w:rPr>
-      </w:r>
-      <w:hyperlink r:id="rId126">
-        <w:r>
-          <w:rPr>
-            <w:lang w:val="es_ES" w:bidi="es_ES"/>
-          </w:rPr>
-          <w:rPr>
-            <w:color w:val="0000EE"/>
-            <w:u w:val="single"/>
-          </w:rPr>
-          <w:t>Efesios 2:1</w:t>
-        </w:r>
-      </w:hyperlink>
-    </w:p>
-    <w:p>
-      <w:pPr>
-        <w:pStyle w:val="ListBullet"/>
-        <w:spacing w:line="240" w:lineRule="auto"/>
-        <w:ind w:left="720"/>
-      </w:pPr>
-      <w:r>
-        <w:rPr>
-          <w:lang w:val="es_ES" w:bidi="es_ES"/>
-        </w:rPr>
-      </w:r>
-      <w:hyperlink r:id="rId127">
-        <w:r>
-          <w:rPr>
-            <w:lang w:val="es_ES" w:bidi="es_ES"/>
-          </w:rPr>
-          <w:rPr>
-            <w:color w:val="0000EE"/>
-            <w:u w:val="single"/>
-          </w:rPr>
-          <w:t>Ezequiel 15:7–8</w:t>
-        </w:r>
-      </w:hyperlink>
-    </w:p>
-    <w:p>
-      <w:pPr>
-        <w:pStyle w:val="ListBullet"/>
-        <w:spacing w:line="240" w:lineRule="auto"/>
-        <w:ind w:left="720"/>
-      </w:pPr>
-      <w:r>
-        <w:rPr>
-          <w:lang w:val="es_ES" w:bidi="es_ES"/>
-        </w:rPr>
-      </w:r>
-      <w:hyperlink r:id="rId128">
-        <w:r>
-          <w:rPr>
-            <w:lang w:val="es_ES" w:bidi="es_ES"/>
-          </w:rPr>
-          <w:rPr>
-            <w:color w:val="0000EE"/>
-            <w:u w:val="single"/>
-          </w:rPr>
-          <w:t>Romanos 5:17</w:t>
-        </w:r>
-      </w:hyperlink>
-    </w:p>
-    <w:p>
-      <w:pPr>
-        <w:pStyle w:val="ListBullet"/>
-        <w:spacing w:line="240" w:lineRule="auto"/>
-        <w:ind w:left="720"/>
-      </w:pPr>
-      <w:r>
-        <w:rPr>
-          <w:lang w:val="es_ES" w:bidi="es_ES"/>
-        </w:rPr>
-      </w:r>
-      <w:hyperlink r:id="rId129">
-        <w:r>
-          <w:rPr>
-            <w:lang w:val="es_ES" w:bidi="es_ES"/>
-          </w:rPr>
-          <w:rPr>
-            <w:color w:val="0000EE"/>
-            <w:u w:val="single"/>
-          </w:rPr>
-          <w:t>Romanos 5:20–21</w:t>
-        </w:r>
-      </w:hyperlink>
+      <w:r>
+        <w:rPr>
+          <w:lang w:val="es_ES" w:bidi="es_ES"/>
+        </w:rPr>
+        <w:t>1 Samuel 25:28</w:t>
+      </w:r>
+    </w:p>
+    <w:p>
+      <w:pPr>
+        <w:pStyle w:val="ListBullet"/>
+        <w:spacing w:line="240" w:lineRule="auto"/>
+        <w:ind w:left="720"/>
+      </w:pPr>
+      <w:r>
+        <w:rPr>
+          <w:lang w:val="es_ES" w:bidi="es_ES"/>
+        </w:rPr>
+      </w:r>
+      <w:r>
+        <w:rPr>
+          <w:lang w:val="es_ES" w:bidi="es_ES"/>
+        </w:rPr>
+        <w:t>2 Crónicas 26:16–18</w:t>
+      </w:r>
+    </w:p>
+    <w:p>
+      <w:pPr>
+        <w:pStyle w:val="ListBullet"/>
+        <w:spacing w:line="240" w:lineRule="auto"/>
+        <w:ind w:left="720"/>
+      </w:pPr>
+      <w:r>
+        <w:rPr>
+          <w:lang w:val="es_ES" w:bidi="es_ES"/>
+        </w:rPr>
+      </w:r>
+      <w:r>
+        <w:rPr>
+          <w:lang w:val="es_ES" w:bidi="es_ES"/>
+        </w:rPr>
+        <w:t>Colosenses 2:13</w:t>
+      </w:r>
+    </w:p>
+    <w:p>
+      <w:pPr>
+        <w:pStyle w:val="ListBullet"/>
+        <w:spacing w:line="240" w:lineRule="auto"/>
+        <w:ind w:left="720"/>
+      </w:pPr>
+      <w:r>
+        <w:rPr>
+          <w:lang w:val="es_ES" w:bidi="es_ES"/>
+        </w:rPr>
+      </w:r>
+      <w:r>
+        <w:rPr>
+          <w:lang w:val="es_ES" w:bidi="es_ES"/>
+        </w:rPr>
+        <w:t>Efesios 2:1</w:t>
+      </w:r>
+    </w:p>
+    <w:p>
+      <w:pPr>
+        <w:pStyle w:val="ListBullet"/>
+        <w:spacing w:line="240" w:lineRule="auto"/>
+        <w:ind w:left="720"/>
+      </w:pPr>
+      <w:r>
+        <w:rPr>
+          <w:lang w:val="es_ES" w:bidi="es_ES"/>
+        </w:rPr>
+      </w:r>
+      <w:r>
+        <w:rPr>
+          <w:lang w:val="es_ES" w:bidi="es_ES"/>
+        </w:rPr>
+        <w:t>Ezequiel 15:7–8</w:t>
+      </w:r>
+    </w:p>
+    <w:p>
+      <w:pPr>
+        <w:pStyle w:val="ListBullet"/>
+        <w:spacing w:line="240" w:lineRule="auto"/>
+        <w:ind w:left="720"/>
+      </w:pPr>
+      <w:r>
+        <w:rPr>
+          <w:lang w:val="es_ES" w:bidi="es_ES"/>
+        </w:rPr>
+      </w:r>
+      <w:r>
+        <w:rPr>
+          <w:lang w:val="es_ES" w:bidi="es_ES"/>
+        </w:rPr>
+        <w:t>Romanos 5:17</w:t>
+      </w:r>
+    </w:p>
+    <w:p>
+      <w:pPr>
+        <w:pStyle w:val="ListBullet"/>
+        <w:spacing w:line="240" w:lineRule="auto"/>
+        <w:ind w:left="720"/>
+      </w:pPr>
+      <w:r>
+        <w:rPr>
+          <w:lang w:val="es_ES" w:bidi="es_ES"/>
+        </w:rPr>
+      </w:r>
+      <w:r>
+        <w:rPr>
+          <w:lang w:val="es_ES" w:bidi="es_ES"/>
+        </w:rPr>
+        <w:t>Romanos 5:20–21</w:t>
+      </w:r>
     </w:p>
     <w:p>
       <w:pPr>
@@ -8190,138 +7488,102 @@
           <w:lang w:val="es_ES" w:bidi="es_ES"/>
         </w:rPr>
       </w:r>
-      <w:hyperlink r:id="rId130">
-        <w:r>
-          <w:rPr>
-            <w:lang w:val="es_ES" w:bidi="es_ES"/>
-          </w:rPr>
-          <w:rPr>
-            <w:color w:val="0000EE"/>
-            <w:u w:val="single"/>
-          </w:rPr>
-          <w:t>Daniel 11:10</w:t>
-        </w:r>
-      </w:hyperlink>
-    </w:p>
-    <w:p>
-      <w:pPr>
-        <w:pStyle w:val="ListBullet"/>
-        <w:spacing w:line="240" w:lineRule="auto"/>
-        <w:ind w:left="720"/>
-      </w:pPr>
-      <w:r>
-        <w:rPr>
-          <w:lang w:val="es_ES" w:bidi="es_ES"/>
-        </w:rPr>
-      </w:r>
-      <w:hyperlink r:id="rId131">
-        <w:r>
-          <w:rPr>
-            <w:lang w:val="es_ES" w:bidi="es_ES"/>
-          </w:rPr>
-          <w:rPr>
-            <w:color w:val="0000EE"/>
-            <w:u w:val="single"/>
-          </w:rPr>
-          <w:t>Génesis 7:6–7</w:t>
-        </w:r>
-      </w:hyperlink>
-    </w:p>
-    <w:p>
-      <w:pPr>
-        <w:pStyle w:val="ListBullet"/>
-        <w:spacing w:line="240" w:lineRule="auto"/>
-        <w:ind w:left="720"/>
-      </w:pPr>
-      <w:r>
-        <w:rPr>
-          <w:lang w:val="es_ES" w:bidi="es_ES"/>
-        </w:rPr>
-      </w:r>
-      <w:hyperlink r:id="rId132">
-        <w:r>
-          <w:rPr>
-            <w:lang w:val="es_ES" w:bidi="es_ES"/>
-          </w:rPr>
-          <w:rPr>
-            <w:color w:val="0000EE"/>
-            <w:u w:val="single"/>
-          </w:rPr>
-          <w:t>Lucas 6:46–48</w:t>
-        </w:r>
-      </w:hyperlink>
-    </w:p>
-    <w:p>
-      <w:pPr>
-        <w:pStyle w:val="ListBullet"/>
-        <w:spacing w:line="240" w:lineRule="auto"/>
-        <w:ind w:left="720"/>
-      </w:pPr>
-      <w:r>
-        <w:rPr>
-          <w:lang w:val="es_ES" w:bidi="es_ES"/>
-        </w:rPr>
-      </w:r>
-      <w:hyperlink r:id="rId133">
-        <w:r>
-          <w:rPr>
-            <w:lang w:val="es_ES" w:bidi="es_ES"/>
-          </w:rPr>
-          <w:rPr>
-            <w:color w:val="0000EE"/>
-            <w:u w:val="single"/>
-          </w:rPr>
-          <w:t>Mateo 7:24–25</w:t>
-        </w:r>
-      </w:hyperlink>
-    </w:p>
-    <w:p>
-      <w:pPr>
-        <w:pStyle w:val="ListBullet"/>
-        <w:spacing w:line="240" w:lineRule="auto"/>
-        <w:ind w:left="720"/>
-      </w:pPr>
-      <w:r>
-        <w:rPr>
-          <w:lang w:val="es_ES" w:bidi="es_ES"/>
-        </w:rPr>
-      </w:r>
-      <w:hyperlink r:id="rId134">
-        <w:r>
-          <w:rPr>
-            <w:lang w:val="es_ES" w:bidi="es_ES"/>
-          </w:rPr>
-          <w:rPr>
-            <w:color w:val="0000EE"/>
-            <w:u w:val="single"/>
-          </w:rPr>
-          <w:t>Mateo 7:26–27</w:t>
-        </w:r>
-      </w:hyperlink>
-    </w:p>
-    <w:p>
-      <w:pPr>
-        <w:pStyle w:val="ListBullet"/>
-        <w:spacing w:line="240" w:lineRule="auto"/>
-        <w:ind w:left="720"/>
-      </w:pPr>
-      <w:r>
-        <w:rPr>
-          <w:lang w:val="es_ES" w:bidi="es_ES"/>
-        </w:rPr>
-      </w:r>
-      <w:hyperlink r:id="rId135">
-        <w:r>
-          <w:rPr>
-            <w:lang w:val="es_ES" w:bidi="es_ES"/>
-          </w:rPr>
-          <w:rPr>
-            <w:color w:val="0000EE"/>
-            <w:u w:val="single"/>
-          </w:rPr>
-          <w:t>Mateo 24:37–39</w:t>
-        </w:r>
-      </w:hyperlink>
+      <w:r>
+        <w:rPr>
+          <w:lang w:val="es_ES" w:bidi="es_ES"/>
+        </w:rPr>
+        <w:t>Daniel 11:10</w:t>
+      </w:r>
+    </w:p>
+    <w:p>
+      <w:pPr>
+        <w:pStyle w:val="ListBullet"/>
+        <w:spacing w:line="240" w:lineRule="auto"/>
+        <w:ind w:left="720"/>
+      </w:pPr>
+      <w:r>
+        <w:rPr>
+          <w:lang w:val="es_ES" w:bidi="es_ES"/>
+        </w:rPr>
+      </w:r>
+      <w:r>
+        <w:rPr>
+          <w:lang w:val="es_ES" w:bidi="es_ES"/>
+        </w:rPr>
+        <w:t>Génesis 7:6–7</w:t>
+      </w:r>
+    </w:p>
+    <w:p>
+      <w:pPr>
+        <w:pStyle w:val="ListBullet"/>
+        <w:spacing w:line="240" w:lineRule="auto"/>
+        <w:ind w:left="720"/>
+      </w:pPr>
+      <w:r>
+        <w:rPr>
+          <w:lang w:val="es_ES" w:bidi="es_ES"/>
+        </w:rPr>
+      </w:r>
+      <w:r>
+        <w:rPr>
+          <w:lang w:val="es_ES" w:bidi="es_ES"/>
+        </w:rPr>
+        <w:t>Lucas 6:46–48</w:t>
+      </w:r>
+    </w:p>
+    <w:p>
+      <w:pPr>
+        <w:pStyle w:val="ListBullet"/>
+        <w:spacing w:line="240" w:lineRule="auto"/>
+        <w:ind w:left="720"/>
+      </w:pPr>
+      <w:r>
+        <w:rPr>
+          <w:lang w:val="es_ES" w:bidi="es_ES"/>
+        </w:rPr>
+      </w:r>
+      <w:r>
+        <w:rPr>
+          <w:lang w:val="es_ES" w:bidi="es_ES"/>
+        </w:rPr>
+        <w:t>Mateo 7:24–25</w:t>
+      </w:r>
+    </w:p>
+    <w:p>
+      <w:pPr>
+        <w:pStyle w:val="ListBullet"/>
+        <w:spacing w:line="240" w:lineRule="auto"/>
+        <w:ind w:left="720"/>
+      </w:pPr>
+      <w:r>
+        <w:rPr>
+          <w:lang w:val="es_ES" w:bidi="es_ES"/>
+        </w:rPr>
+      </w:r>
+      <w:r>
+        <w:rPr>
+          <w:lang w:val="es_ES" w:bidi="es_ES"/>
+        </w:rPr>
+        <w:t>Mateo 7:26–27</w:t>
+      </w:r>
+    </w:p>
+    <w:p>
+      <w:pPr>
+        <w:pStyle w:val="ListBullet"/>
+        <w:spacing w:line="240" w:lineRule="auto"/>
+        <w:ind w:left="720"/>
+      </w:pPr>
+      <w:r>
+        <w:rPr>
+          <w:lang w:val="es_ES" w:bidi="es_ES"/>
+        </w:rPr>
+      </w:r>
+      <w:r>
+        <w:rPr>
+          <w:lang w:val="es_ES" w:bidi="es_ES"/>
+        </w:rPr>
+        <w:t>Mateo 24:37–39</w:t>
+      </w:r>
     </w:p>
     <w:p>
       <w:pPr>
@@ -8495,114 +7757,84 @@
           <w:lang w:val="es_ES" w:bidi="es_ES"/>
         </w:rPr>
       </w:r>
-      <w:hyperlink r:id="rId136">
-        <w:r>
-          <w:rPr>
-            <w:lang w:val="es_ES" w:bidi="es_ES"/>
-          </w:rPr>
-          <w:rPr>
-            <w:color w:val="0000EE"/>
-            <w:u w:val="single"/>
-          </w:rPr>
-          <w:t>Hechos 4:25</w:t>
-        </w:r>
-      </w:hyperlink>
-    </w:p>
-    <w:p>
-      <w:pPr>
-        <w:pStyle w:val="ListBullet"/>
-        <w:spacing w:line="240" w:lineRule="auto"/>
-        <w:ind w:left="720"/>
-      </w:pPr>
-      <w:r>
-        <w:rPr>
-          <w:lang w:val="es_ES" w:bidi="es_ES"/>
-        </w:rPr>
-      </w:r>
-      <w:hyperlink r:id="rId137">
-        <w:r>
-          <w:rPr>
-            <w:lang w:val="es_ES" w:bidi="es_ES"/>
-          </w:rPr>
-          <w:rPr>
-            <w:color w:val="0000EE"/>
-            <w:u w:val="single"/>
-          </w:rPr>
-          <w:t>Daniel 3:13</w:t>
-        </w:r>
-      </w:hyperlink>
-    </w:p>
-    <w:p>
-      <w:pPr>
-        <w:pStyle w:val="ListBullet"/>
-        <w:spacing w:line="240" w:lineRule="auto"/>
-        <w:ind w:left="720"/>
-      </w:pPr>
-      <w:r>
-        <w:rPr>
-          <w:lang w:val="es_ES" w:bidi="es_ES"/>
-        </w:rPr>
-      </w:r>
-      <w:hyperlink r:id="rId138">
-        <w:r>
-          <w:rPr>
-            <w:lang w:val="es_ES" w:bidi="es_ES"/>
-          </w:rPr>
-          <w:rPr>
-            <w:color w:val="0000EE"/>
-            <w:u w:val="single"/>
-          </w:rPr>
-          <w:t>Lucas 4:28</w:t>
-        </w:r>
-      </w:hyperlink>
-    </w:p>
-    <w:p>
-      <w:pPr>
-        <w:pStyle w:val="ListBullet"/>
-        <w:spacing w:line="240" w:lineRule="auto"/>
-        <w:ind w:left="720"/>
-      </w:pPr>
-      <w:r>
-        <w:rPr>
-          <w:lang w:val="es_ES" w:bidi="es_ES"/>
-        </w:rPr>
-      </w:r>
-      <w:hyperlink r:id="rId139">
-        <w:r>
-          <w:rPr>
-            <w:lang w:val="es_ES" w:bidi="es_ES"/>
-          </w:rPr>
-          <w:rPr>
-            <w:color w:val="0000EE"/>
-            <w:u w:val="single"/>
-          </w:rPr>
-          <w:t>Números 25:11</w:t>
-        </w:r>
-      </w:hyperlink>
-    </w:p>
-    <w:p>
-      <w:pPr>
-        <w:pStyle w:val="ListBullet"/>
-        <w:spacing w:line="240" w:lineRule="auto"/>
-        <w:ind w:left="720"/>
-      </w:pPr>
-      <w:r>
-        <w:rPr>
-          <w:lang w:val="es_ES" w:bidi="es_ES"/>
-        </w:rPr>
-      </w:r>
-      <w:hyperlink r:id="rId140">
-        <w:r>
-          <w:rPr>
-            <w:lang w:val="es_ES" w:bidi="es_ES"/>
-          </w:rPr>
-          <w:rPr>
-            <w:color w:val="0000EE"/>
-            <w:u w:val="single"/>
-          </w:rPr>
-          <w:t>Proverbios 19:3</w:t>
-        </w:r>
-      </w:hyperlink>
+      <w:r>
+        <w:rPr>
+          <w:lang w:val="es_ES" w:bidi="es_ES"/>
+        </w:rPr>
+        <w:t>Hechos 4:25</w:t>
+      </w:r>
+    </w:p>
+    <w:p>
+      <w:pPr>
+        <w:pStyle w:val="ListBullet"/>
+        <w:spacing w:line="240" w:lineRule="auto"/>
+        <w:ind w:left="720"/>
+      </w:pPr>
+      <w:r>
+        <w:rPr>
+          <w:lang w:val="es_ES" w:bidi="es_ES"/>
+        </w:rPr>
+      </w:r>
+      <w:r>
+        <w:rPr>
+          <w:lang w:val="es_ES" w:bidi="es_ES"/>
+        </w:rPr>
+        <w:t>Daniel 3:13</w:t>
+      </w:r>
+    </w:p>
+    <w:p>
+      <w:pPr>
+        <w:pStyle w:val="ListBullet"/>
+        <w:spacing w:line="240" w:lineRule="auto"/>
+        <w:ind w:left="720"/>
+      </w:pPr>
+      <w:r>
+        <w:rPr>
+          <w:lang w:val="es_ES" w:bidi="es_ES"/>
+        </w:rPr>
+      </w:r>
+      <w:r>
+        <w:rPr>
+          <w:lang w:val="es_ES" w:bidi="es_ES"/>
+        </w:rPr>
+        <w:t>Lucas 4:28</w:t>
+      </w:r>
+    </w:p>
+    <w:p>
+      <w:pPr>
+        <w:pStyle w:val="ListBullet"/>
+        <w:spacing w:line="240" w:lineRule="auto"/>
+        <w:ind w:left="720"/>
+      </w:pPr>
+      <w:r>
+        <w:rPr>
+          <w:lang w:val="es_ES" w:bidi="es_ES"/>
+        </w:rPr>
+      </w:r>
+      <w:r>
+        <w:rPr>
+          <w:lang w:val="es_ES" w:bidi="es_ES"/>
+        </w:rPr>
+        <w:t>Números 25:11</w:t>
+      </w:r>
+    </w:p>
+    <w:p>
+      <w:pPr>
+        <w:pStyle w:val="ListBullet"/>
+        <w:spacing w:line="240" w:lineRule="auto"/>
+        <w:ind w:left="720"/>
+      </w:pPr>
+      <w:r>
+        <w:rPr>
+          <w:lang w:val="es_ES" w:bidi="es_ES"/>
+        </w:rPr>
+      </w:r>
+      <w:r>
+        <w:rPr>
+          <w:lang w:val="es_ES" w:bidi="es_ES"/>
+        </w:rPr>
+        <w:t>Proverbios 19:3</w:t>
+      </w:r>
     </w:p>
     <w:p>
       <w:pPr>
@@ -8853,186 +8085,138 @@
           <w:lang w:val="es_ES" w:bidi="es_ES"/>
         </w:rPr>
       </w:r>
-      <w:hyperlink r:id="rId141">
-        <w:r>
-          <w:rPr>
-            <w:lang w:val="es_ES" w:bidi="es_ES"/>
-          </w:rPr>
-          <w:rPr>
-            <w:color w:val="0000EE"/>
-            <w:u w:val="single"/>
-          </w:rPr>
-          <w:t>1 Tesalonicenses 1:8–10</w:t>
-        </w:r>
-      </w:hyperlink>
-    </w:p>
-    <w:p>
-      <w:pPr>
-        <w:pStyle w:val="ListBullet"/>
-        <w:spacing w:line="240" w:lineRule="auto"/>
-        <w:ind w:left="720"/>
-      </w:pPr>
-      <w:r>
-        <w:rPr>
-          <w:lang w:val="es_ES" w:bidi="es_ES"/>
-        </w:rPr>
-      </w:r>
-      <w:hyperlink r:id="rId142">
-        <w:r>
-          <w:rPr>
-            <w:lang w:val="es_ES" w:bidi="es_ES"/>
-          </w:rPr>
-          <w:rPr>
-            <w:color w:val="0000EE"/>
-            <w:u w:val="single"/>
-          </w:rPr>
-          <w:t>1 Timoteo 2:8–10</w:t>
-        </w:r>
-      </w:hyperlink>
-    </w:p>
-    <w:p>
-      <w:pPr>
-        <w:pStyle w:val="ListBullet"/>
-        <w:spacing w:line="240" w:lineRule="auto"/>
-        <w:ind w:left="720"/>
-      </w:pPr>
-      <w:r>
-        <w:rPr>
-          <w:lang w:val="es_ES" w:bidi="es_ES"/>
-        </w:rPr>
-      </w:r>
-      <w:hyperlink r:id="rId143">
-        <w:r>
-          <w:rPr>
-            <w:lang w:val="es_ES" w:bidi="es_ES"/>
-          </w:rPr>
-          <w:rPr>
-            <w:color w:val="0000EE"/>
-            <w:u w:val="single"/>
-          </w:rPr>
-          <w:t>Lucas 3:7</w:t>
-        </w:r>
-      </w:hyperlink>
-    </w:p>
-    <w:p>
-      <w:pPr>
-        <w:pStyle w:val="ListBullet"/>
-        <w:spacing w:line="240" w:lineRule="auto"/>
-        <w:ind w:left="720"/>
-      </w:pPr>
-      <w:r>
-        <w:rPr>
-          <w:lang w:val="es_ES" w:bidi="es_ES"/>
-        </w:rPr>
-      </w:r>
-      <w:hyperlink r:id="rId144">
-        <w:r>
-          <w:rPr>
-            <w:lang w:val="es_ES" w:bidi="es_ES"/>
-          </w:rPr>
-          <w:rPr>
-            <w:color w:val="0000EE"/>
-            <w:u w:val="single"/>
-          </w:rPr>
-          <w:t>Lucas 21:23</w:t>
-        </w:r>
-      </w:hyperlink>
-    </w:p>
-    <w:p>
-      <w:pPr>
-        <w:pStyle w:val="ListBullet"/>
-        <w:spacing w:line="240" w:lineRule="auto"/>
-        <w:ind w:left="720"/>
-      </w:pPr>
-      <w:r>
-        <w:rPr>
-          <w:lang w:val="es_ES" w:bidi="es_ES"/>
-        </w:rPr>
-      </w:r>
-      <w:hyperlink r:id="rId145">
-        <w:r>
-          <w:rPr>
-            <w:lang w:val="es_ES" w:bidi="es_ES"/>
-          </w:rPr>
-          <w:rPr>
-            <w:color w:val="0000EE"/>
-            <w:u w:val="single"/>
-          </w:rPr>
-          <w:t>Mateo 3:7</w:t>
-        </w:r>
-      </w:hyperlink>
-    </w:p>
-    <w:p>
-      <w:pPr>
-        <w:pStyle w:val="ListBullet"/>
-        <w:spacing w:line="240" w:lineRule="auto"/>
-        <w:ind w:left="720"/>
-      </w:pPr>
-      <w:r>
-        <w:rPr>
-          <w:lang w:val="es_ES" w:bidi="es_ES"/>
-        </w:rPr>
-      </w:r>
-      <w:hyperlink r:id="rId146">
-        <w:r>
-          <w:rPr>
-            <w:lang w:val="es_ES" w:bidi="es_ES"/>
-          </w:rPr>
-          <w:rPr>
-            <w:color w:val="0000EE"/>
-            <w:u w:val="single"/>
-          </w:rPr>
-          <w:t>Apocalipsis 14:10</w:t>
-        </w:r>
-      </w:hyperlink>
-    </w:p>
-    <w:p>
-      <w:pPr>
-        <w:pStyle w:val="ListBullet"/>
-        <w:spacing w:line="240" w:lineRule="auto"/>
-        <w:ind w:left="720"/>
-      </w:pPr>
-      <w:r>
-        <w:rPr>
-          <w:lang w:val="es_ES" w:bidi="es_ES"/>
-        </w:rPr>
-      </w:r>
-      <w:hyperlink r:id="rId147">
-        <w:r>
-          <w:rPr>
-            <w:lang w:val="es_ES" w:bidi="es_ES"/>
-          </w:rPr>
-          <w:rPr>
-            <w:color w:val="0000EE"/>
-            <w:u w:val="single"/>
-          </w:rPr>
-          <w:t>Romanos 1:18</w:t>
-        </w:r>
-      </w:hyperlink>
-    </w:p>
-    <w:p>
-      <w:pPr>
-        <w:pStyle w:val="ListBullet"/>
-        <w:spacing w:line="240" w:lineRule="auto"/>
-        <w:ind w:left="720"/>
-      </w:pPr>
-      <w:r>
-        <w:rPr>
-          <w:lang w:val="es_ES" w:bidi="es_ES"/>
-        </w:rPr>
-      </w:r>
-      <w:hyperlink r:id="rId148">
-        <w:r>
-          <w:rPr>
-            <w:lang w:val="es_ES" w:bidi="es_ES"/>
-          </w:rPr>
-          <w:rPr>
-            <w:color w:val="0000EE"/>
-            <w:u w:val="single"/>
-          </w:rPr>
-          <w:t>Romanos 5:9</w:t>
-        </w:r>
-      </w:hyperlink>
+      <w:r>
+        <w:rPr>
+          <w:lang w:val="es_ES" w:bidi="es_ES"/>
+        </w:rPr>
+        <w:t>1 Tesalonicenses 1:8–10</w:t>
+      </w:r>
+    </w:p>
+    <w:p>
+      <w:pPr>
+        <w:pStyle w:val="ListBullet"/>
+        <w:spacing w:line="240" w:lineRule="auto"/>
+        <w:ind w:left="720"/>
+      </w:pPr>
+      <w:r>
+        <w:rPr>
+          <w:lang w:val="es_ES" w:bidi="es_ES"/>
+        </w:rPr>
+      </w:r>
+      <w:r>
+        <w:rPr>
+          <w:lang w:val="es_ES" w:bidi="es_ES"/>
+        </w:rPr>
+        <w:t>1 Timoteo 2:8–10</w:t>
+      </w:r>
+    </w:p>
+    <w:p>
+      <w:pPr>
+        <w:pStyle w:val="ListBullet"/>
+        <w:spacing w:line="240" w:lineRule="auto"/>
+        <w:ind w:left="720"/>
+      </w:pPr>
+      <w:r>
+        <w:rPr>
+          <w:lang w:val="es_ES" w:bidi="es_ES"/>
+        </w:rPr>
+      </w:r>
+      <w:r>
+        <w:rPr>
+          <w:lang w:val="es_ES" w:bidi="es_ES"/>
+        </w:rPr>
+        <w:t>Lucas 3:7</w:t>
+      </w:r>
+    </w:p>
+    <w:p>
+      <w:pPr>
+        <w:pStyle w:val="ListBullet"/>
+        <w:spacing w:line="240" w:lineRule="auto"/>
+        <w:ind w:left="720"/>
+      </w:pPr>
+      <w:r>
+        <w:rPr>
+          <w:lang w:val="es_ES" w:bidi="es_ES"/>
+        </w:rPr>
+      </w:r>
+      <w:r>
+        <w:rPr>
+          <w:lang w:val="es_ES" w:bidi="es_ES"/>
+        </w:rPr>
+        <w:t>Lucas 21:23</w:t>
+      </w:r>
+    </w:p>
+    <w:p>
+      <w:pPr>
+        <w:pStyle w:val="ListBullet"/>
+        <w:spacing w:line="240" w:lineRule="auto"/>
+        <w:ind w:left="720"/>
+      </w:pPr>
+      <w:r>
+        <w:rPr>
+          <w:lang w:val="es_ES" w:bidi="es_ES"/>
+        </w:rPr>
+      </w:r>
+      <w:r>
+        <w:rPr>
+          <w:lang w:val="es_ES" w:bidi="es_ES"/>
+        </w:rPr>
+        <w:t>Mateo 3:7</w:t>
+      </w:r>
+    </w:p>
+    <w:p>
+      <w:pPr>
+        <w:pStyle w:val="ListBullet"/>
+        <w:spacing w:line="240" w:lineRule="auto"/>
+        <w:ind w:left="720"/>
+      </w:pPr>
+      <w:r>
+        <w:rPr>
+          <w:lang w:val="es_ES" w:bidi="es_ES"/>
+        </w:rPr>
+      </w:r>
+      <w:r>
+        <w:rPr>
+          <w:lang w:val="es_ES" w:bidi="es_ES"/>
+        </w:rPr>
+        <w:t>Apocalipsis 14:10</w:t>
+      </w:r>
+    </w:p>
+    <w:p>
+      <w:pPr>
+        <w:pStyle w:val="ListBullet"/>
+        <w:spacing w:line="240" w:lineRule="auto"/>
+        <w:ind w:left="720"/>
+      </w:pPr>
+      <w:r>
+        <w:rPr>
+          <w:lang w:val="es_ES" w:bidi="es_ES"/>
+        </w:rPr>
+      </w:r>
+      <w:r>
+        <w:rPr>
+          <w:lang w:val="es_ES" w:bidi="es_ES"/>
+        </w:rPr>
+        <w:t>Romanos 1:18</w:t>
+      </w:r>
+    </w:p>
+    <w:p>
+      <w:pPr>
+        <w:pStyle w:val="ListBullet"/>
+        <w:spacing w:line="240" w:lineRule="auto"/>
+        <w:ind w:left="720"/>
+      </w:pPr>
+      <w:r>
+        <w:rPr>
+          <w:lang w:val="es_ES" w:bidi="es_ES"/>
+        </w:rPr>
+      </w:r>
+      <w:r>
+        <w:rPr>
+          <w:lang w:val="es_ES" w:bidi="es_ES"/>
+        </w:rPr>
+        <w:t>Romanos 5:9</w:t>
+      </w:r>
     </w:p>
     <w:p>
       <w:pPr>
@@ -9346,210 +8530,156 @@
           <w:lang w:val="es_ES" w:bidi="es_ES"/>
         </w:rPr>
       </w:r>
-      <w:hyperlink r:id="rId149">
-        <w:r>
-          <w:rPr>
-            <w:lang w:val="es_ES" w:bidi="es_ES"/>
-          </w:rPr>
-          <w:rPr>
-            <w:color w:val="0000EE"/>
-            <w:u w:val="single"/>
-          </w:rPr>
-          <w:t>Gálatas 4.28–29</w:t>
-        </w:r>
-      </w:hyperlink>
-    </w:p>
-    <w:p>
-      <w:pPr>
-        <w:pStyle w:val="ListBullet"/>
-        <w:spacing w:line="240" w:lineRule="auto"/>
-        <w:ind w:left="720"/>
-      </w:pPr>
-      <w:r>
-        <w:rPr>
-          <w:lang w:val="es_ES" w:bidi="es_ES"/>
-        </w:rPr>
-      </w:r>
-      <w:hyperlink r:id="rId150">
-        <w:r>
-          <w:rPr>
-            <w:lang w:val="es_ES" w:bidi="es_ES"/>
-          </w:rPr>
-          <w:rPr>
-            <w:color w:val="0000EE"/>
-            <w:u w:val="single"/>
-          </w:rPr>
-          <w:t>Génesis 25.9–11</w:t>
-        </w:r>
-      </w:hyperlink>
-    </w:p>
-    <w:p>
-      <w:pPr>
-        <w:pStyle w:val="ListBullet"/>
-        <w:spacing w:line="240" w:lineRule="auto"/>
-        <w:ind w:left="720"/>
-      </w:pPr>
-      <w:r>
-        <w:rPr>
-          <w:lang w:val="es_ES" w:bidi="es_ES"/>
-        </w:rPr>
-      </w:r>
-      <w:hyperlink r:id="rId151">
-        <w:r>
-          <w:rPr>
-            <w:lang w:val="es_ES" w:bidi="es_ES"/>
-          </w:rPr>
-          <w:rPr>
-            <w:color w:val="0000EE"/>
-            <w:u w:val="single"/>
-          </w:rPr>
-          <w:t>Génesis 25.19</w:t>
-        </w:r>
-      </w:hyperlink>
-    </w:p>
-    <w:p>
-      <w:pPr>
-        <w:pStyle w:val="ListBullet"/>
-        <w:spacing w:line="240" w:lineRule="auto"/>
-        <w:ind w:left="720"/>
-      </w:pPr>
-      <w:r>
-        <w:rPr>
-          <w:lang w:val="es_ES" w:bidi="es_ES"/>
-        </w:rPr>
-      </w:r>
-      <w:hyperlink r:id="rId152">
-        <w:r>
-          <w:rPr>
-            <w:lang w:val="es_ES" w:bidi="es_ES"/>
-          </w:rPr>
-          <w:rPr>
-            <w:color w:val="0000EE"/>
-            <w:u w:val="single"/>
-          </w:rPr>
-          <w:t>Génesis 26.1</w:t>
-        </w:r>
-      </w:hyperlink>
-    </w:p>
-    <w:p>
-      <w:pPr>
-        <w:pStyle w:val="ListBullet"/>
-        <w:spacing w:line="240" w:lineRule="auto"/>
-        <w:ind w:left="720"/>
-      </w:pPr>
-      <w:r>
-        <w:rPr>
-          <w:lang w:val="es_ES" w:bidi="es_ES"/>
-        </w:rPr>
-      </w:r>
-      <w:hyperlink r:id="rId153">
-        <w:r>
-          <w:rPr>
-            <w:lang w:val="es_ES" w:bidi="es_ES"/>
-          </w:rPr>
-          <w:rPr>
-            <w:color w:val="0000EE"/>
-            <w:u w:val="single"/>
-          </w:rPr>
-          <w:t>Génesis 26.8</w:t>
-        </w:r>
-      </w:hyperlink>
-    </w:p>
-    <w:p>
-      <w:pPr>
-        <w:pStyle w:val="ListBullet"/>
-        <w:spacing w:line="240" w:lineRule="auto"/>
-        <w:ind w:left="720"/>
-      </w:pPr>
-      <w:r>
-        <w:rPr>
-          <w:lang w:val="es_ES" w:bidi="es_ES"/>
-        </w:rPr>
-      </w:r>
-      <w:hyperlink r:id="rId154">
-        <w:r>
-          <w:rPr>
-            <w:lang w:val="es_ES" w:bidi="es_ES"/>
-          </w:rPr>
-          <w:rPr>
-            <w:color w:val="0000EE"/>
-            <w:u w:val="single"/>
-          </w:rPr>
-          <w:t>Génesis 28.1–2</w:t>
-        </w:r>
-      </w:hyperlink>
-    </w:p>
-    <w:p>
-      <w:pPr>
-        <w:pStyle w:val="ListBullet"/>
-        <w:spacing w:line="240" w:lineRule="auto"/>
-        <w:ind w:left="720"/>
-      </w:pPr>
-      <w:r>
-        <w:rPr>
-          <w:lang w:val="es_ES" w:bidi="es_ES"/>
-        </w:rPr>
-      </w:r>
-      <w:hyperlink r:id="rId155">
-        <w:r>
-          <w:rPr>
-            <w:lang w:val="es_ES" w:bidi="es_ES"/>
-          </w:rPr>
-          <w:rPr>
-            <w:color w:val="0000EE"/>
-            <w:u w:val="single"/>
-          </w:rPr>
-          <w:t>Génesis 31.18</w:t>
-        </w:r>
-      </w:hyperlink>
-    </w:p>
-    <w:p>
-      <w:pPr>
-        <w:pStyle w:val="ListBullet"/>
-        <w:spacing w:line="240" w:lineRule="auto"/>
-        <w:ind w:left="720"/>
-      </w:pPr>
-      <w:r>
-        <w:rPr>
-          <w:lang w:val="es_ES" w:bidi="es_ES"/>
-        </w:rPr>
-      </w:r>
-      <w:hyperlink r:id="rId156">
-        <w:r>
-          <w:rPr>
-            <w:lang w:val="es_ES" w:bidi="es_ES"/>
-          </w:rPr>
-          <w:rPr>
-            <w:color w:val="0000EE"/>
-            <w:u w:val="single"/>
-          </w:rPr>
-          <w:t>Mateo 8.11–13</w:t>
-        </w:r>
-      </w:hyperlink>
-    </w:p>
-    <w:p>
-      <w:pPr>
-        <w:pStyle w:val="ListBullet"/>
-        <w:spacing w:line="240" w:lineRule="auto"/>
-        <w:ind w:left="720"/>
-      </w:pPr>
-      <w:r>
-        <w:rPr>
-          <w:lang w:val="es_ES" w:bidi="es_ES"/>
-        </w:rPr>
-      </w:r>
-      <w:hyperlink r:id="rId157">
-        <w:r>
-          <w:rPr>
-            <w:lang w:val="es_ES" w:bidi="es_ES"/>
-          </w:rPr>
-          <w:rPr>
-            <w:color w:val="0000EE"/>
-            <w:u w:val="single"/>
-          </w:rPr>
-          <w:t>Mateo 22.32</w:t>
-        </w:r>
-      </w:hyperlink>
+      <w:r>
+        <w:rPr>
+          <w:lang w:val="es_ES" w:bidi="es_ES"/>
+        </w:rPr>
+        <w:t>Gálatas 4.28–29</w:t>
+      </w:r>
+    </w:p>
+    <w:p>
+      <w:pPr>
+        <w:pStyle w:val="ListBullet"/>
+        <w:spacing w:line="240" w:lineRule="auto"/>
+        <w:ind w:left="720"/>
+      </w:pPr>
+      <w:r>
+        <w:rPr>
+          <w:lang w:val="es_ES" w:bidi="es_ES"/>
+        </w:rPr>
+      </w:r>
+      <w:r>
+        <w:rPr>
+          <w:lang w:val="es_ES" w:bidi="es_ES"/>
+        </w:rPr>
+        <w:t>Génesis 25.9–11</w:t>
+      </w:r>
+    </w:p>
+    <w:p>
+      <w:pPr>
+        <w:pStyle w:val="ListBullet"/>
+        <w:spacing w:line="240" w:lineRule="auto"/>
+        <w:ind w:left="720"/>
+      </w:pPr>
+      <w:r>
+        <w:rPr>
+          <w:lang w:val="es_ES" w:bidi="es_ES"/>
+        </w:rPr>
+      </w:r>
+      <w:r>
+        <w:rPr>
+          <w:lang w:val="es_ES" w:bidi="es_ES"/>
+        </w:rPr>
+        <w:t>Génesis 25.19</w:t>
+      </w:r>
+    </w:p>
+    <w:p>
+      <w:pPr>
+        <w:pStyle w:val="ListBullet"/>
+        <w:spacing w:line="240" w:lineRule="auto"/>
+        <w:ind w:left="720"/>
+      </w:pPr>
+      <w:r>
+        <w:rPr>
+          <w:lang w:val="es_ES" w:bidi="es_ES"/>
+        </w:rPr>
+      </w:r>
+      <w:r>
+        <w:rPr>
+          <w:lang w:val="es_ES" w:bidi="es_ES"/>
+        </w:rPr>
+        <w:t>Génesis 26.1</w:t>
+      </w:r>
+    </w:p>
+    <w:p>
+      <w:pPr>
+        <w:pStyle w:val="ListBullet"/>
+        <w:spacing w:line="240" w:lineRule="auto"/>
+        <w:ind w:left="720"/>
+      </w:pPr>
+      <w:r>
+        <w:rPr>
+          <w:lang w:val="es_ES" w:bidi="es_ES"/>
+        </w:rPr>
+      </w:r>
+      <w:r>
+        <w:rPr>
+          <w:lang w:val="es_ES" w:bidi="es_ES"/>
+        </w:rPr>
+        <w:t>Génesis 26.8</w:t>
+      </w:r>
+    </w:p>
+    <w:p>
+      <w:pPr>
+        <w:pStyle w:val="ListBullet"/>
+        <w:spacing w:line="240" w:lineRule="auto"/>
+        <w:ind w:left="720"/>
+      </w:pPr>
+      <w:r>
+        <w:rPr>
+          <w:lang w:val="es_ES" w:bidi="es_ES"/>
+        </w:rPr>
+      </w:r>
+      <w:r>
+        <w:rPr>
+          <w:lang w:val="es_ES" w:bidi="es_ES"/>
+        </w:rPr>
+        <w:t>Génesis 28.1–2</w:t>
+      </w:r>
+    </w:p>
+    <w:p>
+      <w:pPr>
+        <w:pStyle w:val="ListBullet"/>
+        <w:spacing w:line="240" w:lineRule="auto"/>
+        <w:ind w:left="720"/>
+      </w:pPr>
+      <w:r>
+        <w:rPr>
+          <w:lang w:val="es_ES" w:bidi="es_ES"/>
+        </w:rPr>
+      </w:r>
+      <w:r>
+        <w:rPr>
+          <w:lang w:val="es_ES" w:bidi="es_ES"/>
+        </w:rPr>
+        <w:t>Génesis 31.18</w:t>
+      </w:r>
+    </w:p>
+    <w:p>
+      <w:pPr>
+        <w:pStyle w:val="ListBullet"/>
+        <w:spacing w:line="240" w:lineRule="auto"/>
+        <w:ind w:left="720"/>
+      </w:pPr>
+      <w:r>
+        <w:rPr>
+          <w:lang w:val="es_ES" w:bidi="es_ES"/>
+        </w:rPr>
+      </w:r>
+      <w:r>
+        <w:rPr>
+          <w:lang w:val="es_ES" w:bidi="es_ES"/>
+        </w:rPr>
+        <w:t>Mateo 8.11–13</w:t>
+      </w:r>
+    </w:p>
+    <w:p>
+      <w:pPr>
+        <w:pStyle w:val="ListBullet"/>
+        <w:spacing w:line="240" w:lineRule="auto"/>
+        <w:ind w:left="720"/>
+      </w:pPr>
+      <w:r>
+        <w:rPr>
+          <w:lang w:val="es_ES" w:bidi="es_ES"/>
+        </w:rPr>
+      </w:r>
+      <w:r>
+        <w:rPr>
+          <w:lang w:val="es_ES" w:bidi="es_ES"/>
+        </w:rPr>
+        <w:t>Mateo 22.32</w:t>
+      </w:r>
     </w:p>
     <w:p>
       <w:pPr>
@@ -10044,90 +9174,66 @@
           <w:lang w:val="es_ES" w:bidi="es_ES"/>
         </w:rPr>
       </w:r>
-      <w:hyperlink r:id="rId158">
-        <w:r>
-          <w:rPr>
-            <w:lang w:val="es_ES" w:bidi="es_ES"/>
-          </w:rPr>
-          <w:rPr>
-            <w:color w:val="0000EE"/>
-            <w:u w:val="single"/>
-          </w:rPr>
-          <w:t>Génesis 30.18</w:t>
-        </w:r>
-      </w:hyperlink>
-    </w:p>
-    <w:p>
-      <w:pPr>
-        <w:pStyle w:val="ListBullet"/>
-        <w:spacing w:line="240" w:lineRule="auto"/>
-        <w:ind w:left="720"/>
-      </w:pPr>
-      <w:r>
-        <w:rPr>
-          <w:lang w:val="es_ES" w:bidi="es_ES"/>
-        </w:rPr>
-      </w:r>
-      <w:hyperlink r:id="rId159">
-        <w:r>
-          <w:rPr>
-            <w:lang w:val="es_ES" w:bidi="es_ES"/>
-          </w:rPr>
-          <w:rPr>
-            <w:color w:val="0000EE"/>
-            <w:u w:val="single"/>
-          </w:rPr>
-          <w:t>Éxodo 1.1–5</w:t>
-        </w:r>
-      </w:hyperlink>
-    </w:p>
-    <w:p>
-      <w:pPr>
-        <w:pStyle w:val="ListBullet"/>
-        <w:spacing w:line="240" w:lineRule="auto"/>
-        <w:ind w:left="720"/>
-      </w:pPr>
-      <w:r>
-        <w:rPr>
-          <w:lang w:val="es_ES" w:bidi="es_ES"/>
-        </w:rPr>
-      </w:r>
-      <w:hyperlink r:id="rId160">
-        <w:r>
-          <w:rPr>
-            <w:lang w:val="es_ES" w:bidi="es_ES"/>
-          </w:rPr>
-          <w:rPr>
-            <w:color w:val="0000EE"/>
-            <w:u w:val="single"/>
-          </w:rPr>
-          <w:t>Ezequiel 48.23–26</w:t>
-        </w:r>
-      </w:hyperlink>
-    </w:p>
-    <w:p>
-      <w:pPr>
-        <w:pStyle w:val="ListBullet"/>
-        <w:spacing w:line="240" w:lineRule="auto"/>
-        <w:ind w:left="720"/>
-      </w:pPr>
-      <w:r>
-        <w:rPr>
-          <w:lang w:val="es_ES" w:bidi="es_ES"/>
-        </w:rPr>
-      </w:r>
-      <w:hyperlink r:id="rId161">
-        <w:r>
-          <w:rPr>
-            <w:lang w:val="es_ES" w:bidi="es_ES"/>
-          </w:rPr>
-          <w:rPr>
-            <w:color w:val="0000EE"/>
-            <w:u w:val="single"/>
-          </w:rPr>
-          <w:t>Josué 17.10</w:t>
-        </w:r>
-      </w:hyperlink>
+      <w:r>
+        <w:rPr>
+          <w:lang w:val="es_ES" w:bidi="es_ES"/>
+        </w:rPr>
+        <w:t>Génesis 30.18</w:t>
+      </w:r>
+    </w:p>
+    <w:p>
+      <w:pPr>
+        <w:pStyle w:val="ListBullet"/>
+        <w:spacing w:line="240" w:lineRule="auto"/>
+        <w:ind w:left="720"/>
+      </w:pPr>
+      <w:r>
+        <w:rPr>
+          <w:lang w:val="es_ES" w:bidi="es_ES"/>
+        </w:rPr>
+      </w:r>
+      <w:r>
+        <w:rPr>
+          <w:lang w:val="es_ES" w:bidi="es_ES"/>
+        </w:rPr>
+        <w:t>Éxodo 1.1–5</w:t>
+      </w:r>
+    </w:p>
+    <w:p>
+      <w:pPr>
+        <w:pStyle w:val="ListBullet"/>
+        <w:spacing w:line="240" w:lineRule="auto"/>
+        <w:ind w:left="720"/>
+      </w:pPr>
+      <w:r>
+        <w:rPr>
+          <w:lang w:val="es_ES" w:bidi="es_ES"/>
+        </w:rPr>
+      </w:r>
+      <w:r>
+        <w:rPr>
+          <w:lang w:val="es_ES" w:bidi="es_ES"/>
+        </w:rPr>
+        <w:t>Ezequiel 48.23–26</w:t>
+      </w:r>
+    </w:p>
+    <w:p>
+      <w:pPr>
+        <w:pStyle w:val="ListBullet"/>
+        <w:spacing w:line="240" w:lineRule="auto"/>
+        <w:ind w:left="720"/>
+      </w:pPr>
+      <w:r>
+        <w:rPr>
+          <w:lang w:val="es_ES" w:bidi="es_ES"/>
+        </w:rPr>
+      </w:r>
+      <w:r>
+        <w:rPr>
+          <w:lang w:val="es_ES" w:bidi="es_ES"/>
+        </w:rPr>
+        <w:t>Josué 17.10</w:t>
+      </w:r>
     </w:p>
     <w:p>
       <w:pPr>
@@ -10453,186 +9559,138 @@
           <w:lang w:val="es_ES" w:bidi="es_ES"/>
         </w:rPr>
       </w:r>
-      <w:hyperlink r:id="rId162">
-        <w:r>
-          <w:rPr>
-            <w:lang w:val="es_ES" w:bidi="es_ES"/>
-          </w:rPr>
-          <w:rPr>
-            <w:color w:val="0000EE"/>
-            <w:u w:val="single"/>
-          </w:rPr>
-          <w:t>2 Reyes 20.1–3</w:t>
-        </w:r>
-      </w:hyperlink>
-    </w:p>
-    <w:p>
-      <w:pPr>
-        <w:pStyle w:val="ListBullet"/>
-        <w:spacing w:line="240" w:lineRule="auto"/>
-        <w:ind w:left="720"/>
-      </w:pPr>
-      <w:r>
-        <w:rPr>
-          <w:lang w:val="es_ES" w:bidi="es_ES"/>
-        </w:rPr>
-      </w:r>
-      <w:hyperlink r:id="rId163">
-        <w:r>
-          <w:rPr>
-            <w:lang w:val="es_ES" w:bidi="es_ES"/>
-          </w:rPr>
-          <w:rPr>
-            <w:color w:val="0000EE"/>
-            <w:u w:val="single"/>
-          </w:rPr>
-          <w:t>Hechos 28.26</w:t>
-        </w:r>
-      </w:hyperlink>
-    </w:p>
-    <w:p>
-      <w:pPr>
-        <w:pStyle w:val="ListBullet"/>
-        <w:spacing w:line="240" w:lineRule="auto"/>
-        <w:ind w:left="720"/>
-      </w:pPr>
-      <w:r>
-        <w:rPr>
-          <w:lang w:val="es_ES" w:bidi="es_ES"/>
-        </w:rPr>
-      </w:r>
-      <w:hyperlink r:id="rId164">
-        <w:r>
-          <w:rPr>
-            <w:lang w:val="es_ES" w:bidi="es_ES"/>
-          </w:rPr>
-          <w:rPr>
-            <w:color w:val="0000EE"/>
-            <w:u w:val="single"/>
-          </w:rPr>
-          <w:t>Isaías 1.1</w:t>
-        </w:r>
-      </w:hyperlink>
-    </w:p>
-    <w:p>
-      <w:pPr>
-        <w:pStyle w:val="ListBullet"/>
-        <w:spacing w:line="240" w:lineRule="auto"/>
-        <w:ind w:left="720"/>
-      </w:pPr>
-      <w:r>
-        <w:rPr>
-          <w:lang w:val="es_ES" w:bidi="es_ES"/>
-        </w:rPr>
-      </w:r>
-      <w:hyperlink r:id="rId165">
-        <w:r>
-          <w:rPr>
-            <w:lang w:val="es_ES" w:bidi="es_ES"/>
-          </w:rPr>
-          <w:rPr>
-            <w:color w:val="0000EE"/>
-            <w:u w:val="single"/>
-          </w:rPr>
-          <w:t>Lucas 3.4</w:t>
-        </w:r>
-      </w:hyperlink>
-    </w:p>
-    <w:p>
-      <w:pPr>
-        <w:pStyle w:val="ListBullet"/>
-        <w:spacing w:line="240" w:lineRule="auto"/>
-        <w:ind w:left="720"/>
-      </w:pPr>
-      <w:r>
-        <w:rPr>
-          <w:lang w:val="es_ES" w:bidi="es_ES"/>
-        </w:rPr>
-      </w:r>
-      <w:hyperlink r:id="rId166">
-        <w:r>
-          <w:rPr>
-            <w:lang w:val="es_ES" w:bidi="es_ES"/>
-          </w:rPr>
-          <w:rPr>
-            <w:color w:val="0000EE"/>
-            <w:u w:val="single"/>
-          </w:rPr>
-          <w:t>Marcos 1.1</w:t>
-        </w:r>
-      </w:hyperlink>
-    </w:p>
-    <w:p>
-      <w:pPr>
-        <w:pStyle w:val="ListBullet"/>
-        <w:spacing w:line="240" w:lineRule="auto"/>
-        <w:ind w:left="720"/>
-      </w:pPr>
-      <w:r>
-        <w:rPr>
-          <w:lang w:val="es_ES" w:bidi="es_ES"/>
-        </w:rPr>
-      </w:r>
-      <w:hyperlink r:id="rId167">
-        <w:r>
-          <w:rPr>
-            <w:lang w:val="es_ES" w:bidi="es_ES"/>
-          </w:rPr>
-          <w:rPr>
-            <w:color w:val="0000EE"/>
-            <w:u w:val="single"/>
-          </w:rPr>
-          <w:t>Marcos 7.6</w:t>
-        </w:r>
-      </w:hyperlink>
-    </w:p>
-    <w:p>
-      <w:pPr>
-        <w:pStyle w:val="ListBullet"/>
-        <w:spacing w:line="240" w:lineRule="auto"/>
-        <w:ind w:left="720"/>
-      </w:pPr>
-      <w:r>
-        <w:rPr>
-          <w:lang w:val="es_ES" w:bidi="es_ES"/>
-        </w:rPr>
-      </w:r>
-      <w:hyperlink r:id="rId168">
-        <w:r>
-          <w:rPr>
-            <w:lang w:val="es_ES" w:bidi="es_ES"/>
-          </w:rPr>
-          <w:rPr>
-            <w:color w:val="0000EE"/>
-            <w:u w:val="single"/>
-          </w:rPr>
-          <w:t>Mateo 3.3</w:t>
-        </w:r>
-      </w:hyperlink>
-    </w:p>
-    <w:p>
-      <w:pPr>
-        <w:pStyle w:val="ListBullet"/>
-        <w:spacing w:line="240" w:lineRule="auto"/>
-        <w:ind w:left="720"/>
-      </w:pPr>
-      <w:r>
-        <w:rPr>
-          <w:lang w:val="es_ES" w:bidi="es_ES"/>
-        </w:rPr>
-      </w:r>
-      <w:hyperlink r:id="rId169">
-        <w:r>
-          <w:rPr>
-            <w:lang w:val="es_ES" w:bidi="es_ES"/>
-          </w:rPr>
-          <w:rPr>
-            <w:color w:val="0000EE"/>
-            <w:u w:val="single"/>
-          </w:rPr>
-          <w:t>Mateo 4.14</w:t>
-        </w:r>
-      </w:hyperlink>
+      <w:r>
+        <w:rPr>
+          <w:lang w:val="es_ES" w:bidi="es_ES"/>
+        </w:rPr>
+        <w:t>2 Reyes 20.1–3</w:t>
+      </w:r>
+    </w:p>
+    <w:p>
+      <w:pPr>
+        <w:pStyle w:val="ListBullet"/>
+        <w:spacing w:line="240" w:lineRule="auto"/>
+        <w:ind w:left="720"/>
+      </w:pPr>
+      <w:r>
+        <w:rPr>
+          <w:lang w:val="es_ES" w:bidi="es_ES"/>
+        </w:rPr>
+      </w:r>
+      <w:r>
+        <w:rPr>
+          <w:lang w:val="es_ES" w:bidi="es_ES"/>
+        </w:rPr>
+        <w:t>Hechos 28.26</w:t>
+      </w:r>
+    </w:p>
+    <w:p>
+      <w:pPr>
+        <w:pStyle w:val="ListBullet"/>
+        <w:spacing w:line="240" w:lineRule="auto"/>
+        <w:ind w:left="720"/>
+      </w:pPr>
+      <w:r>
+        <w:rPr>
+          <w:lang w:val="es_ES" w:bidi="es_ES"/>
+        </w:rPr>
+      </w:r>
+      <w:r>
+        <w:rPr>
+          <w:lang w:val="es_ES" w:bidi="es_ES"/>
+        </w:rPr>
+        <w:t>Isaías 1.1</w:t>
+      </w:r>
+    </w:p>
+    <w:p>
+      <w:pPr>
+        <w:pStyle w:val="ListBullet"/>
+        <w:spacing w:line="240" w:lineRule="auto"/>
+        <w:ind w:left="720"/>
+      </w:pPr>
+      <w:r>
+        <w:rPr>
+          <w:lang w:val="es_ES" w:bidi="es_ES"/>
+        </w:rPr>
+      </w:r>
+      <w:r>
+        <w:rPr>
+          <w:lang w:val="es_ES" w:bidi="es_ES"/>
+        </w:rPr>
+        <w:t>Lucas 3.4</w:t>
+      </w:r>
+    </w:p>
+    <w:p>
+      <w:pPr>
+        <w:pStyle w:val="ListBullet"/>
+        <w:spacing w:line="240" w:lineRule="auto"/>
+        <w:ind w:left="720"/>
+      </w:pPr>
+      <w:r>
+        <w:rPr>
+          <w:lang w:val="es_ES" w:bidi="es_ES"/>
+        </w:rPr>
+      </w:r>
+      <w:r>
+        <w:rPr>
+          <w:lang w:val="es_ES" w:bidi="es_ES"/>
+        </w:rPr>
+        <w:t>Marcos 1.1</w:t>
+      </w:r>
+    </w:p>
+    <w:p>
+      <w:pPr>
+        <w:pStyle w:val="ListBullet"/>
+        <w:spacing w:line="240" w:lineRule="auto"/>
+        <w:ind w:left="720"/>
+      </w:pPr>
+      <w:r>
+        <w:rPr>
+          <w:lang w:val="es_ES" w:bidi="es_ES"/>
+        </w:rPr>
+      </w:r>
+      <w:r>
+        <w:rPr>
+          <w:lang w:val="es_ES" w:bidi="es_ES"/>
+        </w:rPr>
+        <w:t>Marcos 7.6</w:t>
+      </w:r>
+    </w:p>
+    <w:p>
+      <w:pPr>
+        <w:pStyle w:val="ListBullet"/>
+        <w:spacing w:line="240" w:lineRule="auto"/>
+        <w:ind w:left="720"/>
+      </w:pPr>
+      <w:r>
+        <w:rPr>
+          <w:lang w:val="es_ES" w:bidi="es_ES"/>
+        </w:rPr>
+      </w:r>
+      <w:r>
+        <w:rPr>
+          <w:lang w:val="es_ES" w:bidi="es_ES"/>
+        </w:rPr>
+        <w:t>Mateo 3.3</w:t>
+      </w:r>
+    </w:p>
+    <w:p>
+      <w:pPr>
+        <w:pStyle w:val="ListBullet"/>
+        <w:spacing w:line="240" w:lineRule="auto"/>
+        <w:ind w:left="720"/>
+      </w:pPr>
+      <w:r>
+        <w:rPr>
+          <w:lang w:val="es_ES" w:bidi="es_ES"/>
+        </w:rPr>
+      </w:r>
+      <w:r>
+        <w:rPr>
+          <w:lang w:val="es_ES" w:bidi="es_ES"/>
+        </w:rPr>
+        <w:t>Mateo 4.14</w:t>
+      </w:r>
     </w:p>
     <w:p>
       <w:pPr>
@@ -11277,138 +10335,102 @@
           <w:lang w:val="es_ES" w:bidi="es_ES"/>
         </w:rPr>
       </w:r>
-      <w:hyperlink r:id="rId170">
-        <w:r>
-          <w:rPr>
-            <w:lang w:val="es_ES" w:bidi="es_ES"/>
-          </w:rPr>
-          <w:rPr>
-            <w:color w:val="0000EE"/>
-            <w:u w:val="single"/>
-          </w:rPr>
-          <w:t>1 Crónicas 1.28–31</w:t>
-        </w:r>
-      </w:hyperlink>
-    </w:p>
-    <w:p>
-      <w:pPr>
-        <w:pStyle w:val="ListBullet"/>
-        <w:spacing w:line="240" w:lineRule="auto"/>
-        <w:ind w:left="720"/>
-      </w:pPr>
-      <w:r>
-        <w:rPr>
-          <w:lang w:val="es_ES" w:bidi="es_ES"/>
-        </w:rPr>
-      </w:r>
-      <w:hyperlink r:id="rId171">
-        <w:r>
-          <w:rPr>
-            <w:lang w:val="es_ES" w:bidi="es_ES"/>
-          </w:rPr>
-          <w:rPr>
-            <w:color w:val="0000EE"/>
-            <w:u w:val="single"/>
-          </w:rPr>
-          <w:t>2 Crónicas 23.1</w:t>
-        </w:r>
-      </w:hyperlink>
-    </w:p>
-    <w:p>
-      <w:pPr>
-        <w:pStyle w:val="ListBullet"/>
-        <w:spacing w:line="240" w:lineRule="auto"/>
-        <w:ind w:left="720"/>
-      </w:pPr>
-      <w:r>
-        <w:rPr>
-          <w:lang w:val="es_ES" w:bidi="es_ES"/>
-        </w:rPr>
-      </w:r>
-      <w:hyperlink r:id="rId172">
-        <w:r>
-          <w:rPr>
-            <w:lang w:val="es_ES" w:bidi="es_ES"/>
-          </w:rPr>
-          <w:rPr>
-            <w:color w:val="0000EE"/>
-            <w:u w:val="single"/>
-          </w:rPr>
-          <w:t>Génesis 16.12</w:t>
-        </w:r>
-      </w:hyperlink>
-    </w:p>
-    <w:p>
-      <w:pPr>
-        <w:pStyle w:val="ListBullet"/>
-        <w:spacing w:line="240" w:lineRule="auto"/>
-        <w:ind w:left="720"/>
-      </w:pPr>
-      <w:r>
-        <w:rPr>
-          <w:lang w:val="es_ES" w:bidi="es_ES"/>
-        </w:rPr>
-      </w:r>
-      <w:hyperlink r:id="rId150">
-        <w:r>
-          <w:rPr>
-            <w:lang w:val="es_ES" w:bidi="es_ES"/>
-          </w:rPr>
-          <w:rPr>
-            <w:color w:val="0000EE"/>
-            <w:u w:val="single"/>
-          </w:rPr>
-          <w:t>Génesis 25.9–11</w:t>
-        </w:r>
-      </w:hyperlink>
-    </w:p>
-    <w:p>
-      <w:pPr>
-        <w:pStyle w:val="ListBullet"/>
-        <w:spacing w:line="240" w:lineRule="auto"/>
-        <w:ind w:left="720"/>
-      </w:pPr>
-      <w:r>
-        <w:rPr>
-          <w:lang w:val="es_ES" w:bidi="es_ES"/>
-        </w:rPr>
-      </w:r>
-      <w:hyperlink r:id="rId173">
-        <w:r>
-          <w:rPr>
-            <w:lang w:val="es_ES" w:bidi="es_ES"/>
-          </w:rPr>
-          <w:rPr>
-            <w:color w:val="0000EE"/>
-            <w:u w:val="single"/>
-          </w:rPr>
-          <w:t>Génesis 25.16</w:t>
-        </w:r>
-      </w:hyperlink>
-    </w:p>
-    <w:p>
-      <w:pPr>
-        <w:pStyle w:val="ListBullet"/>
-        <w:spacing w:line="240" w:lineRule="auto"/>
-        <w:ind w:left="720"/>
-      </w:pPr>
-      <w:r>
-        <w:rPr>
-          <w:lang w:val="es_ES" w:bidi="es_ES"/>
-        </w:rPr>
-      </w:r>
-      <w:hyperlink r:id="rId174">
-        <w:r>
-          <w:rPr>
-            <w:lang w:val="es_ES" w:bidi="es_ES"/>
-          </w:rPr>
-          <w:rPr>
-            <w:color w:val="0000EE"/>
-            <w:u w:val="single"/>
-          </w:rPr>
-          <w:t>Génesis 37.25–26</w:t>
-        </w:r>
-      </w:hyperlink>
+      <w:r>
+        <w:rPr>
+          <w:lang w:val="es_ES" w:bidi="es_ES"/>
+        </w:rPr>
+        <w:t>1 Crónicas 1.28–31</w:t>
+      </w:r>
+    </w:p>
+    <w:p>
+      <w:pPr>
+        <w:pStyle w:val="ListBullet"/>
+        <w:spacing w:line="240" w:lineRule="auto"/>
+        <w:ind w:left="720"/>
+      </w:pPr>
+      <w:r>
+        <w:rPr>
+          <w:lang w:val="es_ES" w:bidi="es_ES"/>
+        </w:rPr>
+      </w:r>
+      <w:r>
+        <w:rPr>
+          <w:lang w:val="es_ES" w:bidi="es_ES"/>
+        </w:rPr>
+        <w:t>2 Crónicas 23.1</w:t>
+      </w:r>
+    </w:p>
+    <w:p>
+      <w:pPr>
+        <w:pStyle w:val="ListBullet"/>
+        <w:spacing w:line="240" w:lineRule="auto"/>
+        <w:ind w:left="720"/>
+      </w:pPr>
+      <w:r>
+        <w:rPr>
+          <w:lang w:val="es_ES" w:bidi="es_ES"/>
+        </w:rPr>
+      </w:r>
+      <w:r>
+        <w:rPr>
+          <w:lang w:val="es_ES" w:bidi="es_ES"/>
+        </w:rPr>
+        <w:t>Génesis 16.12</w:t>
+      </w:r>
+    </w:p>
+    <w:p>
+      <w:pPr>
+        <w:pStyle w:val="ListBullet"/>
+        <w:spacing w:line="240" w:lineRule="auto"/>
+        <w:ind w:left="720"/>
+      </w:pPr>
+      <w:r>
+        <w:rPr>
+          <w:lang w:val="es_ES" w:bidi="es_ES"/>
+        </w:rPr>
+      </w:r>
+      <w:r>
+        <w:rPr>
+          <w:lang w:val="es_ES" w:bidi="es_ES"/>
+        </w:rPr>
+        <w:t>Génesis 25.9–11</w:t>
+      </w:r>
+    </w:p>
+    <w:p>
+      <w:pPr>
+        <w:pStyle w:val="ListBullet"/>
+        <w:spacing w:line="240" w:lineRule="auto"/>
+        <w:ind w:left="720"/>
+      </w:pPr>
+      <w:r>
+        <w:rPr>
+          <w:lang w:val="es_ES" w:bidi="es_ES"/>
+        </w:rPr>
+      </w:r>
+      <w:r>
+        <w:rPr>
+          <w:lang w:val="es_ES" w:bidi="es_ES"/>
+        </w:rPr>
+        <w:t>Génesis 25.16</w:t>
+      </w:r>
+    </w:p>
+    <w:p>
+      <w:pPr>
+        <w:pStyle w:val="ListBullet"/>
+        <w:spacing w:line="240" w:lineRule="auto"/>
+        <w:ind w:left="720"/>
+      </w:pPr>
+      <w:r>
+        <w:rPr>
+          <w:lang w:val="es_ES" w:bidi="es_ES"/>
+        </w:rPr>
+      </w:r>
+      <w:r>
+        <w:rPr>
+          <w:lang w:val="es_ES" w:bidi="es_ES"/>
+        </w:rPr>
+        <w:t>Génesis 37.25–26</w:t>
+      </w:r>
     </w:p>
     <w:p>
       <w:pPr>
@@ -11789,258 +10811,192 @@
           <w:lang w:val="es_ES" w:bidi="es_ES"/>
         </w:rPr>
       </w:r>
-      <w:hyperlink r:id="rId175">
-        <w:r>
-          <w:rPr>
-            <w:lang w:val="es_ES" w:bidi="es_ES"/>
-          </w:rPr>
-          <w:rPr>
-            <w:color w:val="0000EE"/>
-            <w:u w:val="single"/>
-          </w:rPr>
-          <w:t>1 Crónicas 10.1</w:t>
-        </w:r>
-      </w:hyperlink>
-    </w:p>
-    <w:p>
-      <w:pPr>
-        <w:pStyle w:val="ListBullet"/>
-        <w:spacing w:line="240" w:lineRule="auto"/>
-        <w:ind w:left="720"/>
-      </w:pPr>
-      <w:r>
-        <w:rPr>
-          <w:lang w:val="es_ES" w:bidi="es_ES"/>
-        </w:rPr>
-      </w:r>
-      <w:hyperlink r:id="rId176">
-        <w:r>
-          <w:rPr>
-            <w:lang w:val="es_ES" w:bidi="es_ES"/>
-          </w:rPr>
-          <w:rPr>
-            <w:color w:val="0000EE"/>
-            <w:u w:val="single"/>
-          </w:rPr>
-          <w:t>1 Reyes 8.2</w:t>
-        </w:r>
-      </w:hyperlink>
-    </w:p>
-    <w:p>
-      <w:pPr>
-        <w:pStyle w:val="ListBullet"/>
-        <w:spacing w:line="240" w:lineRule="auto"/>
-        <w:ind w:left="720"/>
-      </w:pPr>
-      <w:r>
-        <w:rPr>
-          <w:lang w:val="es_ES" w:bidi="es_ES"/>
-        </w:rPr>
-      </w:r>
-      <w:hyperlink r:id="rId177">
-        <w:r>
-          <w:rPr>
-            <w:lang w:val="es_ES" w:bidi="es_ES"/>
-          </w:rPr>
-          <w:rPr>
-            <w:color w:val="0000EE"/>
-            <w:u w:val="single"/>
-          </w:rPr>
-          <w:t>Hechos 2.36</w:t>
-        </w:r>
-      </w:hyperlink>
-    </w:p>
-    <w:p>
-      <w:pPr>
-        <w:pStyle w:val="ListBullet"/>
-        <w:spacing w:line="240" w:lineRule="auto"/>
-        <w:ind w:left="720"/>
-      </w:pPr>
-      <w:r>
-        <w:rPr>
-          <w:lang w:val="es_ES" w:bidi="es_ES"/>
-        </w:rPr>
-      </w:r>
-      <w:hyperlink r:id="rId178">
-        <w:r>
-          <w:rPr>
-            <w:lang w:val="es_ES" w:bidi="es_ES"/>
-          </w:rPr>
-          <w:rPr>
-            <w:color w:val="0000EE"/>
-            <w:u w:val="single"/>
-          </w:rPr>
-          <w:t>Hechos 7.24</w:t>
-        </w:r>
-      </w:hyperlink>
-    </w:p>
-    <w:p>
-      <w:pPr>
-        <w:pStyle w:val="ListBullet"/>
-        <w:spacing w:line="240" w:lineRule="auto"/>
-        <w:ind w:left="720"/>
-      </w:pPr>
-      <w:r>
-        <w:rPr>
-          <w:lang w:val="es_ES" w:bidi="es_ES"/>
-        </w:rPr>
-      </w:r>
-      <w:hyperlink r:id="rId179">
-        <w:r>
-          <w:rPr>
-            <w:lang w:val="es_ES" w:bidi="es_ES"/>
-          </w:rPr>
-          <w:rPr>
-            <w:color w:val="0000EE"/>
-            <w:u w:val="single"/>
-          </w:rPr>
-          <w:t>Hechos 13.23</w:t>
-        </w:r>
-      </w:hyperlink>
-    </w:p>
-    <w:p>
-      <w:pPr>
-        <w:pStyle w:val="ListBullet"/>
-        <w:spacing w:line="240" w:lineRule="auto"/>
-        <w:ind w:left="720"/>
-      </w:pPr>
-      <w:r>
-        <w:rPr>
-          <w:lang w:val="es_ES" w:bidi="es_ES"/>
-        </w:rPr>
-      </w:r>
-      <w:hyperlink r:id="rId180">
-        <w:r>
-          <w:rPr>
-            <w:lang w:val="es_ES" w:bidi="es_ES"/>
-          </w:rPr>
-          <w:rPr>
-            <w:color w:val="0000EE"/>
-            <w:u w:val="single"/>
-          </w:rPr>
-          <w:t>Juan 1.49–51</w:t>
-        </w:r>
-      </w:hyperlink>
-    </w:p>
-    <w:p>
-      <w:pPr>
-        <w:pStyle w:val="ListBullet"/>
-        <w:spacing w:line="240" w:lineRule="auto"/>
-        <w:ind w:left="720"/>
-      </w:pPr>
-      <w:r>
-        <w:rPr>
-          <w:lang w:val="es_ES" w:bidi="es_ES"/>
-        </w:rPr>
-      </w:r>
-      <w:hyperlink r:id="rId181">
-        <w:r>
-          <w:rPr>
-            <w:lang w:val="es_ES" w:bidi="es_ES"/>
-          </w:rPr>
-          <w:rPr>
-            <w:color w:val="0000EE"/>
-            <w:u w:val="single"/>
-          </w:rPr>
-          <w:t>Lucas 24.21</w:t>
-        </w:r>
-      </w:hyperlink>
-    </w:p>
-    <w:p>
-      <w:pPr>
-        <w:pStyle w:val="ListBullet"/>
-        <w:spacing w:line="240" w:lineRule="auto"/>
-        <w:ind w:left="720"/>
-      </w:pPr>
-      <w:r>
-        <w:rPr>
-          <w:lang w:val="es_ES" w:bidi="es_ES"/>
-        </w:rPr>
-      </w:r>
-      <w:hyperlink r:id="rId182">
-        <w:r>
-          <w:rPr>
-            <w:lang w:val="es_ES" w:bidi="es_ES"/>
-          </w:rPr>
-          <w:rPr>
-            <w:color w:val="0000EE"/>
-            <w:u w:val="single"/>
-          </w:rPr>
-          <w:t>Marcos 12.29</w:t>
-        </w:r>
-      </w:hyperlink>
-    </w:p>
-    <w:p>
-      <w:pPr>
-        <w:pStyle w:val="ListBullet"/>
-        <w:spacing w:line="240" w:lineRule="auto"/>
-        <w:ind w:left="720"/>
-      </w:pPr>
-      <w:r>
-        <w:rPr>
-          <w:lang w:val="es_ES" w:bidi="es_ES"/>
-        </w:rPr>
-      </w:r>
-      <w:hyperlink r:id="rId183">
-        <w:r>
-          <w:rPr>
-            <w:lang w:val="es_ES" w:bidi="es_ES"/>
-          </w:rPr>
-          <w:rPr>
-            <w:color w:val="0000EE"/>
-            <w:u w:val="single"/>
-          </w:rPr>
-          <w:t>Mateo 2.6</w:t>
-        </w:r>
-      </w:hyperlink>
-    </w:p>
-    <w:p>
-      <w:pPr>
-        <w:pStyle w:val="ListBullet"/>
-        <w:spacing w:line="240" w:lineRule="auto"/>
-        <w:ind w:left="720"/>
-      </w:pPr>
-      <w:r>
-        <w:rPr>
-          <w:lang w:val="es_ES" w:bidi="es_ES"/>
-        </w:rPr>
-      </w:r>
-      <w:hyperlink r:id="rId184">
-        <w:r>
-          <w:rPr>
-            <w:lang w:val="es_ES" w:bidi="es_ES"/>
-          </w:rPr>
-          <w:rPr>
-            <w:color w:val="0000EE"/>
-            <w:u w:val="single"/>
-          </w:rPr>
-          <w:t>Mateo 27.9</w:t>
-        </w:r>
-      </w:hyperlink>
-    </w:p>
-    <w:p>
-      <w:pPr>
-        <w:pStyle w:val="ListBullet"/>
-        <w:spacing w:line="240" w:lineRule="auto"/>
-        <w:ind w:left="720"/>
-      </w:pPr>
-      <w:r>
-        <w:rPr>
-          <w:lang w:val="es_ES" w:bidi="es_ES"/>
-        </w:rPr>
-      </w:r>
-      <w:hyperlink r:id="rId185">
-        <w:r>
-          <w:rPr>
-            <w:lang w:val="es_ES" w:bidi="es_ES"/>
-          </w:rPr>
-          <w:rPr>
-            <w:color w:val="0000EE"/>
-            <w:u w:val="single"/>
-          </w:rPr>
-          <w:t>Filipenses 3.4–5</w:t>
-        </w:r>
-      </w:hyperlink>
+      <w:r>
+        <w:rPr>
+          <w:lang w:val="es_ES" w:bidi="es_ES"/>
+        </w:rPr>
+        <w:t>1 Crónicas 10.1</w:t>
+      </w:r>
+    </w:p>
+    <w:p>
+      <w:pPr>
+        <w:pStyle w:val="ListBullet"/>
+        <w:spacing w:line="240" w:lineRule="auto"/>
+        <w:ind w:left="720"/>
+      </w:pPr>
+      <w:r>
+        <w:rPr>
+          <w:lang w:val="es_ES" w:bidi="es_ES"/>
+        </w:rPr>
+      </w:r>
+      <w:r>
+        <w:rPr>
+          <w:lang w:val="es_ES" w:bidi="es_ES"/>
+        </w:rPr>
+        <w:t>1 Reyes 8.2</w:t>
+      </w:r>
+    </w:p>
+    <w:p>
+      <w:pPr>
+        <w:pStyle w:val="ListBullet"/>
+        <w:spacing w:line="240" w:lineRule="auto"/>
+        <w:ind w:left="720"/>
+      </w:pPr>
+      <w:r>
+        <w:rPr>
+          <w:lang w:val="es_ES" w:bidi="es_ES"/>
+        </w:rPr>
+      </w:r>
+      <w:r>
+        <w:rPr>
+          <w:lang w:val="es_ES" w:bidi="es_ES"/>
+        </w:rPr>
+        <w:t>Hechos 2.36</w:t>
+      </w:r>
+    </w:p>
+    <w:p>
+      <w:pPr>
+        <w:pStyle w:val="ListBullet"/>
+        <w:spacing w:line="240" w:lineRule="auto"/>
+        <w:ind w:left="720"/>
+      </w:pPr>
+      <w:r>
+        <w:rPr>
+          <w:lang w:val="es_ES" w:bidi="es_ES"/>
+        </w:rPr>
+      </w:r>
+      <w:r>
+        <w:rPr>
+          <w:lang w:val="es_ES" w:bidi="es_ES"/>
+        </w:rPr>
+        <w:t>Hechos 7.24</w:t>
+      </w:r>
+    </w:p>
+    <w:p>
+      <w:pPr>
+        <w:pStyle w:val="ListBullet"/>
+        <w:spacing w:line="240" w:lineRule="auto"/>
+        <w:ind w:left="720"/>
+      </w:pPr>
+      <w:r>
+        <w:rPr>
+          <w:lang w:val="es_ES" w:bidi="es_ES"/>
+        </w:rPr>
+      </w:r>
+      <w:r>
+        <w:rPr>
+          <w:lang w:val="es_ES" w:bidi="es_ES"/>
+        </w:rPr>
+        <w:t>Hechos 13.23</w:t>
+      </w:r>
+    </w:p>
+    <w:p>
+      <w:pPr>
+        <w:pStyle w:val="ListBullet"/>
+        <w:spacing w:line="240" w:lineRule="auto"/>
+        <w:ind w:left="720"/>
+      </w:pPr>
+      <w:r>
+        <w:rPr>
+          <w:lang w:val="es_ES" w:bidi="es_ES"/>
+        </w:rPr>
+      </w:r>
+      <w:r>
+        <w:rPr>
+          <w:lang w:val="es_ES" w:bidi="es_ES"/>
+        </w:rPr>
+        <w:t>Juan 1.49–51</w:t>
+      </w:r>
+    </w:p>
+    <w:p>
+      <w:pPr>
+        <w:pStyle w:val="ListBullet"/>
+        <w:spacing w:line="240" w:lineRule="auto"/>
+        <w:ind w:left="720"/>
+      </w:pPr>
+      <w:r>
+        <w:rPr>
+          <w:lang w:val="es_ES" w:bidi="es_ES"/>
+        </w:rPr>
+      </w:r>
+      <w:r>
+        <w:rPr>
+          <w:lang w:val="es_ES" w:bidi="es_ES"/>
+        </w:rPr>
+        <w:t>Lucas 24.21</w:t>
+      </w:r>
+    </w:p>
+    <w:p>
+      <w:pPr>
+        <w:pStyle w:val="ListBullet"/>
+        <w:spacing w:line="240" w:lineRule="auto"/>
+        <w:ind w:left="720"/>
+      </w:pPr>
+      <w:r>
+        <w:rPr>
+          <w:lang w:val="es_ES" w:bidi="es_ES"/>
+        </w:rPr>
+      </w:r>
+      <w:r>
+        <w:rPr>
+          <w:lang w:val="es_ES" w:bidi="es_ES"/>
+        </w:rPr>
+        <w:t>Marcos 12.29</w:t>
+      </w:r>
+    </w:p>
+    <w:p>
+      <w:pPr>
+        <w:pStyle w:val="ListBullet"/>
+        <w:spacing w:line="240" w:lineRule="auto"/>
+        <w:ind w:left="720"/>
+      </w:pPr>
+      <w:r>
+        <w:rPr>
+          <w:lang w:val="es_ES" w:bidi="es_ES"/>
+        </w:rPr>
+      </w:r>
+      <w:r>
+        <w:rPr>
+          <w:lang w:val="es_ES" w:bidi="es_ES"/>
+        </w:rPr>
+        <w:t>Mateo 2.6</w:t>
+      </w:r>
+    </w:p>
+    <w:p>
+      <w:pPr>
+        <w:pStyle w:val="ListBullet"/>
+        <w:spacing w:line="240" w:lineRule="auto"/>
+        <w:ind w:left="720"/>
+      </w:pPr>
+      <w:r>
+        <w:rPr>
+          <w:lang w:val="es_ES" w:bidi="es_ES"/>
+        </w:rPr>
+      </w:r>
+      <w:r>
+        <w:rPr>
+          <w:lang w:val="es_ES" w:bidi="es_ES"/>
+        </w:rPr>
+        <w:t>Mateo 27.9</w:t>
+      </w:r>
+    </w:p>
+    <w:p>
+      <w:pPr>
+        <w:pStyle w:val="ListBullet"/>
+        <w:spacing w:line="240" w:lineRule="auto"/>
+        <w:ind w:left="720"/>
+      </w:pPr>
+      <w:r>
+        <w:rPr>
+          <w:lang w:val="es_ES" w:bidi="es_ES"/>
+        </w:rPr>
+      </w:r>
+      <w:r>
+        <w:rPr>
+          <w:lang w:val="es_ES" w:bidi="es_ES"/>
+        </w:rPr>
+        <w:t>Filipenses 3.4–5</w:t>
+      </w:r>
     </w:p>
     <w:p>
       <w:pPr>

--- a/spa/docx/010.content.docx
+++ b/spa/docx/010.content.docx
@@ -3350,36 +3350,24 @@
         <w:rPr>
           <w:lang w:val="es_ES" w:bidi="es_ES"/>
         </w:rPr>
+        <w:t xml:space="preserve">, muerte, </w:t>
+      </w:r>
+      <w:r>
+        <w:rPr>
+          <w:lang w:val="es_ES" w:bidi="es_ES"/>
+        </w:rPr>
+        <w:t>Hades</w:t>
+      </w:r>
+      <w:r>
+        <w:rPr>
+          <w:lang w:val="es_ES" w:bidi="es_ES"/>
+        </w:rPr>
         <w:t xml:space="preserve">, </w:t>
       </w:r>
       <w:r>
         <w:rPr>
           <w:lang w:val="es_ES" w:bidi="es_ES"/>
         </w:rPr>
-        <w:t>muerte</w:t>
-      </w:r>
-      <w:r>
-        <w:rPr>
-          <w:lang w:val="es_ES" w:bidi="es_ES"/>
-        </w:rPr>
-        <w:t xml:space="preserve">, </w:t>
-      </w:r>
-      <w:r>
-        <w:rPr>
-          <w:lang w:val="es_ES" w:bidi="es_ES"/>
-        </w:rPr>
-        <w:t>Hades</w:t>
-      </w:r>
-      <w:r>
-        <w:rPr>
-          <w:lang w:val="es_ES" w:bidi="es_ES"/>
-        </w:rPr>
-        <w:t xml:space="preserve">, </w:t>
-      </w:r>
-      <w:r>
-        <w:rPr>
-          <w:lang w:val="es_ES" w:bidi="es_ES"/>
-        </w:rPr>
         <w:t>abismo</w:t>
       </w:r>
       <w:r>
@@ -4104,19 +4092,7 @@
         <w:rPr>
           <w:lang w:val="es_ES" w:bidi="es_ES"/>
         </w:rPr>
-        <w:t xml:space="preserve">, </w:t>
-      </w:r>
-      <w:r>
-        <w:rPr>
-          <w:lang w:val="es_ES" w:bidi="es_ES"/>
-        </w:rPr>
-        <w:t>transgredir</w:t>
-      </w:r>
-      <w:r>
-        <w:rPr>
-          <w:lang w:val="es_ES" w:bidi="es_ES"/>
-        </w:rPr>
-        <w:t xml:space="preserve">, </w:t>
+        <w:t xml:space="preserve">, transgredir, </w:t>
       </w:r>
       <w:r>
         <w:rPr>
@@ -5576,13 +5552,329 @@
         <w:rPr>
           <w:lang w:val="es_ES" w:bidi="es_ES"/>
         </w:rPr>
+        <w:t xml:space="preserve">(Véase también: mandato, </w:t>
+      </w:r>
+      <w:r>
+        <w:rPr>
+          <w:lang w:val="es_ES" w:bidi="es_ES"/>
+        </w:rPr>
+        <w:t>decreto</w:t>
+      </w:r>
+      <w:r>
+        <w:rPr>
+          <w:lang w:val="es_ES" w:bidi="es_ES"/>
+        </w:rPr>
+        <w:t>, enseñar)</w:t>
+      </w:r>
+    </w:p>
+    <w:p>
+      <w:pPr>
+        <w:pStyle w:val="Heading3"/>
+      </w:pPr>
+      <w:r>
+        <w:rPr>
+          <w:lang w:val="es_ES" w:bidi="es_ES"/>
+        </w:rPr>
+        <w:t>Referencias Bíblicas:</w:t>
+      </w:r>
+    </w:p>
+    <w:p>
+      <w:pPr>
+        <w:pStyle w:val="ListBullet"/>
+        <w:spacing w:line="240" w:lineRule="auto"/>
+        <w:ind w:left="720"/>
+      </w:pPr>
+      <w:r>
+        <w:rPr>
+          <w:lang w:val="es_ES" w:bidi="es_ES"/>
+        </w:rPr>
+      </w:r>
+      <w:r>
+        <w:rPr>
+          <w:lang w:val="es_ES" w:bidi="es_ES"/>
+        </w:rPr>
+        <w:t>Éxodo 14.4</w:t>
+      </w:r>
+    </w:p>
+    <w:p>
+      <w:pPr>
+        <w:pStyle w:val="ListBullet"/>
+        <w:spacing w:line="240" w:lineRule="auto"/>
+        <w:ind w:left="720"/>
+      </w:pPr>
+      <w:r>
+        <w:rPr>
+          <w:lang w:val="es_ES" w:bidi="es_ES"/>
+        </w:rPr>
+      </w:r>
+      <w:r>
+        <w:rPr>
+          <w:lang w:val="es_ES" w:bidi="es_ES"/>
+        </w:rPr>
+        <w:t>Génesis 26.5</w:t>
+      </w:r>
+    </w:p>
+    <w:p>
+      <w:pPr>
+        <w:pStyle w:val="ListBullet"/>
+        <w:spacing w:line="240" w:lineRule="auto"/>
+        <w:ind w:left="720"/>
+      </w:pPr>
+      <w:r>
+        <w:rPr>
+          <w:lang w:val="es_ES" w:bidi="es_ES"/>
+        </w:rPr>
+      </w:r>
+      <w:r>
+        <w:rPr>
+          <w:lang w:val="es_ES" w:bidi="es_ES"/>
+        </w:rPr>
+        <w:t>Hebreos 11.22</w:t>
+      </w:r>
+    </w:p>
+    <w:p>
+      <w:pPr>
+        <w:pStyle w:val="ListBullet"/>
+        <w:spacing w:line="240" w:lineRule="auto"/>
+        <w:ind w:left="720"/>
+      </w:pPr>
+      <w:r>
+        <w:rPr>
+          <w:lang w:val="es_ES" w:bidi="es_ES"/>
+        </w:rPr>
+      </w:r>
+      <w:r>
+        <w:rPr>
+          <w:lang w:val="es_ES" w:bidi="es_ES"/>
+        </w:rPr>
+        <w:t>Mateo 10.5</w:t>
+      </w:r>
+    </w:p>
+    <w:p>
+      <w:pPr>
+        <w:pStyle w:val="ListBullet"/>
+        <w:spacing w:line="240" w:lineRule="auto"/>
+        <w:ind w:left="720"/>
+      </w:pPr>
+      <w:r>
+        <w:rPr>
+          <w:lang w:val="es_ES" w:bidi="es_ES"/>
+        </w:rPr>
+      </w:r>
+      <w:r>
+        <w:rPr>
+          <w:lang w:val="es_ES" w:bidi="es_ES"/>
+        </w:rPr>
+        <w:t>Mateo 11.1</w:t>
+      </w:r>
+    </w:p>
+    <w:p>
+      <w:pPr>
+        <w:pStyle w:val="ListBullet"/>
+        <w:spacing w:line="240" w:lineRule="auto"/>
+        <w:ind w:left="720"/>
+      </w:pPr>
+      <w:r>
+        <w:rPr>
+          <w:lang w:val="es_ES" w:bidi="es_ES"/>
+        </w:rPr>
+      </w:r>
+      <w:r>
+        <w:rPr>
+          <w:lang w:val="es_ES" w:bidi="es_ES"/>
+        </w:rPr>
+        <w:t>Proverbios 1.30</w:t>
+      </w:r>
+    </w:p>
+    <w:p>
+      <w:pPr>
+        <w:pStyle w:val="Heading3"/>
+      </w:pPr>
+      <w:r>
+        <w:rPr>
+          <w:lang w:val="es_ES" w:bidi="es_ES"/>
+        </w:rPr>
+        <w:t>Datos de la Palabra:</w:t>
+      </w:r>
+    </w:p>
+    <w:p>
+      <w:pPr>
+        <w:pStyle w:val="ListBullet"/>
+        <w:spacing w:line="240" w:lineRule="auto"/>
+        <w:ind w:left="720"/>
+      </w:pPr>
+      <w:r>
+        <w:rPr>
+          <w:lang w:val="es_ES" w:bidi="es_ES"/>
+        </w:rPr>
+      </w:r>
+      <w:r>
+        <w:rPr>
+          <w:lang w:val="es_ES" w:bidi="es_ES"/>
+        </w:rPr>
+        <w:t>Strong’s: H0241, H0376, H0559, H0631, H1004, H1696, H1697, H3256, H3289, H3384, H4148, H4156, H4687, H4931, H4941, H6098, H6310, H6490, H6680, H7919, H8451, G12560, G12990, G13190, G13210, G13780, G17810, G17850, G27270, G27530, G35590, G35600, G38110, G38520, G38530, G42640, G43670, G48220</w:t>
+      </w:r>
+      <w:r>
+        <w:rPr>
+          <w:lang w:val="es_ES" w:bidi="es_ES"/>
+        </w:rPr>
+      </w:r>
+      <w:r>
+        <w:rPr>
+          <w:lang w:val="es_ES" w:bidi="es_ES"/>
+        </w:rPr>
+      </w:r>
+    </w:p>
+    <w:p>
+      <w:pPr/>
+      <w:r>
+        <w:rPr>
+          <w:lang w:val="es_ES" w:bidi="es_ES"/>
+        </w:rPr>
+      </w:r>
+    </w:p>
+    <w:p>
+      <w:pPr>
+        <w:pStyle w:val="Heading2"/>
+      </w:pPr>
+      <w:r>
+        <w:rPr>
+          <w:lang w:val="es_ES" w:bidi="es_ES"/>
+        </w:rPr>
+        <w:t>Integridad</w:t>
+      </w:r>
+      <w:r>
+        <w:rPr>
+          <w:lang w:val="es_ES" w:bidi="es_ES"/>
+        </w:rPr>
+      </w:r>
+    </w:p>
+    <w:p>
+      <w:pPr>
+        <w:pStyle w:val="Heading3"/>
+      </w:pPr>
+      <w:r>
+        <w:rPr>
+          <w:lang w:val="es_ES" w:bidi="es_ES"/>
+        </w:rPr>
+        <w:t>Definición:</w:t>
+      </w:r>
+    </w:p>
+    <w:p>
+      <w:pPr/>
+      <w:r>
+        <w:rPr>
+          <w:lang w:val="es_ES" w:bidi="es_ES"/>
+        </w:rPr>
+      </w:r>
+      <w:r>
+        <w:rPr>
+          <w:lang w:val="es_ES" w:bidi="es_ES"/>
+        </w:rPr>
+        <w:t>El término "integridad" se refiere a ser honesto, con fuertes principios morales y se dice que el comportamiento tiene integridad.</w:t>
+      </w:r>
+    </w:p>
+    <w:p>
+      <w:pPr>
+        <w:pStyle w:val="ListBullet"/>
+        <w:spacing w:line="240" w:lineRule="auto"/>
+        <w:ind w:left="720"/>
+      </w:pPr>
+      <w:r>
+        <w:rPr>
+          <w:lang w:val="es_ES" w:bidi="es_ES"/>
+        </w:rPr>
+      </w:r>
+      <w:r>
+        <w:rPr>
+          <w:lang w:val="es_ES" w:bidi="es_ES"/>
+        </w:rPr>
+        <w:t>Tener integridad también significa elegir hacer lo que es honesto y correcto incluso cuando nadie está mirando.</w:t>
+      </w:r>
+    </w:p>
+    <w:p>
+      <w:pPr>
+        <w:pStyle w:val="ListBullet"/>
+        <w:spacing w:line="240" w:lineRule="auto"/>
+        <w:ind w:left="720"/>
+      </w:pPr>
+      <w:r>
+        <w:rPr>
+          <w:lang w:val="es_ES" w:bidi="es_ES"/>
+        </w:rPr>
+      </w:r>
+      <w:r>
+        <w:rPr>
+          <w:lang w:val="es_ES" w:bidi="es_ES"/>
+        </w:rPr>
+        <w:t>Ciertos personajes de la Biblia, como José y Daniel, mostraron integridad cuando se negaron a hacer el mal y eligieron obedecer a Dios.</w:t>
+      </w:r>
+    </w:p>
+    <w:p>
+      <w:pPr>
+        <w:pStyle w:val="ListBullet"/>
+        <w:spacing w:line="240" w:lineRule="auto"/>
+        <w:ind w:left="720"/>
+      </w:pPr>
+      <w:r>
+        <w:rPr>
+          <w:lang w:val="es_ES" w:bidi="es_ES"/>
+        </w:rPr>
+      </w:r>
+      <w:r>
+        <w:rPr>
+          <w:lang w:val="es_ES" w:bidi="es_ES"/>
+        </w:rPr>
+        <w:t>El libro de Proverbios dice que es mejor ser pobre y tener integridad que ser rico y corrupto o deshonesto.</w:t>
+      </w:r>
+    </w:p>
+    <w:p>
+      <w:pPr>
+        <w:pStyle w:val="Heading3"/>
+      </w:pPr>
+      <w:r>
+        <w:rPr>
+          <w:lang w:val="es_ES" w:bidi="es_ES"/>
+        </w:rPr>
+        <w:t>Sugerencias de Traducción</w:t>
+      </w:r>
+    </w:p>
+    <w:p>
+      <w:pPr>
+        <w:pStyle w:val="ListBullet"/>
+        <w:spacing w:line="240" w:lineRule="auto"/>
+        <w:ind w:left="720"/>
+      </w:pPr>
+      <w:r>
+        <w:rPr>
+          <w:lang w:val="es_ES" w:bidi="es_ES"/>
+        </w:rPr>
+      </w:r>
+      <w:r>
+        <w:rPr>
+          <w:lang w:val="es_ES" w:bidi="es_ES"/>
+        </w:rPr>
+        <w:t>El término "integridad" también podría traducirse como "honestidad" o "rectitud moral" o "comportarse con veracidad" o "actuar de manera confiable y honesta".</w:t>
+      </w:r>
+    </w:p>
+    <w:p>
+      <w:pPr/>
+      <w:r>
+        <w:rPr>
+          <w:lang w:val="es_ES" w:bidi="es_ES"/>
+        </w:rPr>
+      </w:r>
+      <w:r>
+        <w:rPr>
+          <w:lang w:val="es_ES" w:bidi="es_ES"/>
+        </w:rPr>
         <w:t xml:space="preserve">(Véase también: </w:t>
       </w:r>
       <w:r>
         <w:rPr>
           <w:lang w:val="es_ES" w:bidi="es_ES"/>
         </w:rPr>
-        <w:t>mandato</w:t>
+        <w:t>Daniel</w:t>
       </w:r>
       <w:r>
         <w:rPr>
@@ -5594,7 +5886,676 @@
         <w:rPr>
           <w:lang w:val="es_ES" w:bidi="es_ES"/>
         </w:rPr>
-        <w:t>decreto</w:t>
+        <w:t>José (AT)</w:t>
+      </w:r>
+    </w:p>
+    <w:p>
+      <w:pPr>
+        <w:pStyle w:val="Heading3"/>
+      </w:pPr>
+      <w:r>
+        <w:rPr>
+          <w:lang w:val="es_ES" w:bidi="es_ES"/>
+        </w:rPr>
+        <w:t>Referencias Bíblicas:</w:t>
+      </w:r>
+    </w:p>
+    <w:p>
+      <w:pPr>
+        <w:pStyle w:val="ListBullet"/>
+        <w:spacing w:line="240" w:lineRule="auto"/>
+        <w:ind w:left="720"/>
+      </w:pPr>
+      <w:r>
+        <w:rPr>
+          <w:lang w:val="es_ES" w:bidi="es_ES"/>
+        </w:rPr>
+      </w:r>
+      <w:r>
+        <w:rPr>
+          <w:lang w:val="es_ES" w:bidi="es_ES"/>
+        </w:rPr>
+        <w:t>1 Reyes 9.4</w:t>
+      </w:r>
+    </w:p>
+    <w:p>
+      <w:pPr>
+        <w:pStyle w:val="ListBullet"/>
+        <w:spacing w:line="240" w:lineRule="auto"/>
+        <w:ind w:left="720"/>
+      </w:pPr>
+      <w:r>
+        <w:rPr>
+          <w:lang w:val="es_ES" w:bidi="es_ES"/>
+        </w:rPr>
+      </w:r>
+      <w:r>
+        <w:rPr>
+          <w:lang w:val="es_ES" w:bidi="es_ES"/>
+        </w:rPr>
+        <w:t>Job 2.3</w:t>
+      </w:r>
+    </w:p>
+    <w:p>
+      <w:pPr>
+        <w:pStyle w:val="ListBullet"/>
+        <w:spacing w:line="240" w:lineRule="auto"/>
+        <w:ind w:left="720"/>
+      </w:pPr>
+      <w:r>
+        <w:rPr>
+          <w:lang w:val="es_ES" w:bidi="es_ES"/>
+        </w:rPr>
+      </w:r>
+      <w:r>
+        <w:rPr>
+          <w:lang w:val="es_ES" w:bidi="es_ES"/>
+        </w:rPr>
+        <w:t>Job 4.6</w:t>
+      </w:r>
+    </w:p>
+    <w:p>
+      <w:pPr>
+        <w:pStyle w:val="ListBullet"/>
+        <w:spacing w:line="240" w:lineRule="auto"/>
+        <w:ind w:left="720"/>
+      </w:pPr>
+      <w:r>
+        <w:rPr>
+          <w:lang w:val="es_ES" w:bidi="es_ES"/>
+        </w:rPr>
+      </w:r>
+      <w:r>
+        <w:rPr>
+          <w:lang w:val="es_ES" w:bidi="es_ES"/>
+        </w:rPr>
+        <w:t>Proverbios 10.8–9</w:t>
+      </w:r>
+    </w:p>
+    <w:p>
+      <w:pPr>
+        <w:pStyle w:val="ListBullet"/>
+        <w:spacing w:line="240" w:lineRule="auto"/>
+        <w:ind w:left="720"/>
+      </w:pPr>
+      <w:r>
+        <w:rPr>
+          <w:lang w:val="es_ES" w:bidi="es_ES"/>
+        </w:rPr>
+      </w:r>
+      <w:r>
+        <w:rPr>
+          <w:lang w:val="es_ES" w:bidi="es_ES"/>
+        </w:rPr>
+        <w:t>Salmo 26.1–3</w:t>
+      </w:r>
+    </w:p>
+    <w:p>
+      <w:pPr>
+        <w:pStyle w:val="Heading3"/>
+      </w:pPr>
+      <w:r>
+        <w:rPr>
+          <w:lang w:val="es_ES" w:bidi="es_ES"/>
+        </w:rPr>
+        <w:t>Datos de palabras:</w:t>
+      </w:r>
+    </w:p>
+    <w:p>
+      <w:pPr>
+        <w:pStyle w:val="ListBullet"/>
+        <w:spacing w:line="240" w:lineRule="auto"/>
+        <w:ind w:left="720"/>
+      </w:pPr>
+      <w:r>
+        <w:rPr>
+          <w:lang w:val="es_ES" w:bidi="es_ES"/>
+        </w:rPr>
+      </w:r>
+      <w:r>
+        <w:rPr>
+          <w:lang w:val="es_ES" w:bidi="es_ES"/>
+        </w:rPr>
+        <w:t>Strong’s: H3476, H6664, H6666, H8535, H8537, H8537, H8538, H8549, G45870</w:t>
+      </w:r>
+      <w:r>
+        <w:rPr>
+          <w:lang w:val="es_ES" w:bidi="es_ES"/>
+        </w:rPr>
+      </w:r>
+      <w:r>
+        <w:rPr>
+          <w:lang w:val="es_ES" w:bidi="es_ES"/>
+        </w:rPr>
+      </w:r>
+    </w:p>
+    <w:p>
+      <w:pPr/>
+      <w:r>
+        <w:rPr>
+          <w:lang w:val="es_ES" w:bidi="es_ES"/>
+        </w:rPr>
+      </w:r>
+    </w:p>
+    <w:p>
+      <w:pPr>
+        <w:pStyle w:val="Heading2"/>
+      </w:pPr>
+      <w:r>
+        <w:rPr>
+          <w:lang w:val="es_ES" w:bidi="es_ES"/>
+        </w:rPr>
+        <w:t>Interceder</w:t>
+      </w:r>
+      <w:r>
+        <w:rPr>
+          <w:lang w:val="es_ES" w:bidi="es_ES"/>
+        </w:rPr>
+      </w:r>
+    </w:p>
+    <w:p>
+      <w:pPr>
+        <w:pStyle w:val="Heading3"/>
+      </w:pPr>
+      <w:r>
+        <w:rPr>
+          <w:lang w:val="es_ES" w:bidi="es_ES"/>
+        </w:rPr>
+        <w:t>Definición:</w:t>
+      </w:r>
+    </w:p>
+    <w:p>
+      <w:pPr/>
+      <w:r>
+        <w:rPr>
+          <w:lang w:val="es_ES" w:bidi="es_ES"/>
+        </w:rPr>
+      </w:r>
+      <w:r>
+        <w:rPr>
+          <w:lang w:val="es_ES" w:bidi="es_ES"/>
+        </w:rPr>
+        <w:t>Los términos “interceder” e “intercesión” se refieren a hacer peticiones a alguien en nombre de otra persona. En la Biblia, esto generalmente se refiere a orar por otras personas.</w:t>
+      </w:r>
+    </w:p>
+    <w:p>
+      <w:pPr>
+        <w:pStyle w:val="ListBullet"/>
+        <w:spacing w:line="240" w:lineRule="auto"/>
+        <w:ind w:left="720"/>
+      </w:pPr>
+      <w:r>
+        <w:rPr>
+          <w:lang w:val="es_ES" w:bidi="es_ES"/>
+        </w:rPr>
+      </w:r>
+      <w:r>
+        <w:rPr>
+          <w:lang w:val="es_ES" w:bidi="es_ES"/>
+        </w:rPr>
+        <w:t>Las expresiones "interceder por" y "hacer intercesión por" significan hacer peticiones a Dios en beneficio de otras personas.</w:t>
+      </w:r>
+    </w:p>
+    <w:p>
+      <w:pPr>
+        <w:pStyle w:val="ListBullet"/>
+        <w:spacing w:line="240" w:lineRule="auto"/>
+        <w:ind w:left="720"/>
+      </w:pPr>
+      <w:r>
+        <w:rPr>
+          <w:lang w:val="es_ES" w:bidi="es_ES"/>
+        </w:rPr>
+      </w:r>
+      <w:r>
+        <w:rPr>
+          <w:lang w:val="es_ES" w:bidi="es_ES"/>
+        </w:rPr>
+        <w:t>La Biblia enseña que el Espíritu Santo intercede por nosotros, es decir, ora a Dios por nosotros.</w:t>
+      </w:r>
+    </w:p>
+    <w:p>
+      <w:pPr>
+        <w:pStyle w:val="ListBullet"/>
+        <w:spacing w:line="240" w:lineRule="auto"/>
+        <w:ind w:left="720"/>
+      </w:pPr>
+      <w:r>
+        <w:rPr>
+          <w:lang w:val="es_ES" w:bidi="es_ES"/>
+        </w:rPr>
+      </w:r>
+      <w:r>
+        <w:rPr>
+          <w:lang w:val="es_ES" w:bidi="es_ES"/>
+        </w:rPr>
+        <w:t>Una persona intercede por otras personas haciendo peticiones para ellas a alguien en autoridad.</w:t>
+      </w:r>
+    </w:p>
+    <w:p>
+      <w:pPr>
+        <w:pStyle w:val="Heading3"/>
+      </w:pPr>
+      <w:r>
+        <w:rPr>
+          <w:lang w:val="es_ES" w:bidi="es_ES"/>
+        </w:rPr>
+        <w:t>Sugerencias de traducción:</w:t>
+      </w:r>
+    </w:p>
+    <w:p>
+      <w:pPr>
+        <w:pStyle w:val="ListBullet"/>
+        <w:spacing w:line="240" w:lineRule="auto"/>
+        <w:ind w:left="720"/>
+      </w:pPr>
+      <w:r>
+        <w:rPr>
+          <w:lang w:val="es_ES" w:bidi="es_ES"/>
+        </w:rPr>
+      </w:r>
+      <w:r>
+        <w:rPr>
+          <w:lang w:val="es_ES" w:bidi="es_ES"/>
+        </w:rPr>
+        <w:t>Otras formas de traducir "interceder" podrían incluir "abogar por" o "instar (a alguien) a hacer algo (por otra persona)."</w:t>
+      </w:r>
+    </w:p>
+    <w:p>
+      <w:pPr>
+        <w:pStyle w:val="ListBullet"/>
+        <w:spacing w:line="240" w:lineRule="auto"/>
+        <w:ind w:left="720"/>
+      </w:pPr>
+      <w:r>
+        <w:rPr>
+          <w:lang w:val="es_ES" w:bidi="es_ES"/>
+        </w:rPr>
+      </w:r>
+      <w:r>
+        <w:rPr>
+          <w:lang w:val="es_ES" w:bidi="es_ES"/>
+        </w:rPr>
+        <w:t>El sustantivo "intercesiones" podría traducirse como "apelaciones" o "peticiones" o "oraciones urgentes".</w:t>
+      </w:r>
+    </w:p>
+    <w:p>
+      <w:pPr>
+        <w:pStyle w:val="ListBullet"/>
+        <w:spacing w:line="240" w:lineRule="auto"/>
+        <w:ind w:left="720"/>
+      </w:pPr>
+      <w:r>
+        <w:rPr>
+          <w:lang w:val="es_ES" w:bidi="es_ES"/>
+        </w:rPr>
+      </w:r>
+      <w:r>
+        <w:rPr>
+          <w:lang w:val="es_ES" w:bidi="es_ES"/>
+        </w:rPr>
+        <w:t>La frase “interceder por” podría traducirse como “hacer peticiones en beneficio de” o “hacer un llamamiento en nombre de” o “pedir a Dios que ayude” o “apelar a Dios para que bendiga (a alguien)”.</w:t>
+      </w:r>
+    </w:p>
+    <w:p>
+      <w:pPr/>
+      <w:r>
+        <w:rPr>
+          <w:lang w:val="es_ES" w:bidi="es_ES"/>
+        </w:rPr>
+      </w:r>
+      <w:r>
+        <w:rPr>
+          <w:lang w:val="es_ES" w:bidi="es_ES"/>
+        </w:rPr>
+        <w:t xml:space="preserve">(Ver también: </w:t>
+      </w:r>
+      <w:r>
+        <w:rPr>
+          <w:lang w:val="es_ES" w:bidi="es_ES"/>
+        </w:rPr>
+        <w:t>orar</w:t>
+      </w:r>
+      <w:r>
+        <w:rPr>
+          <w:lang w:val="es_ES" w:bidi="es_ES"/>
+        </w:rPr>
+        <w:t>)</w:t>
+      </w:r>
+    </w:p>
+    <w:p>
+      <w:pPr>
+        <w:pStyle w:val="Heading3"/>
+      </w:pPr>
+      <w:r>
+        <w:rPr>
+          <w:lang w:val="es_ES" w:bidi="es_ES"/>
+        </w:rPr>
+        <w:t>Referencias Bíblicas:</w:t>
+      </w:r>
+    </w:p>
+    <w:p>
+      <w:pPr>
+        <w:pStyle w:val="ListBullet"/>
+        <w:spacing w:line="240" w:lineRule="auto"/>
+        <w:ind w:left="720"/>
+      </w:pPr>
+      <w:r>
+        <w:rPr>
+          <w:lang w:val="es_ES" w:bidi="es_ES"/>
+        </w:rPr>
+      </w:r>
+      <w:r>
+        <w:rPr>
+          <w:lang w:val="es_ES" w:bidi="es_ES"/>
+        </w:rPr>
+        <w:t>Hebreos 7.25–26</w:t>
+      </w:r>
+    </w:p>
+    <w:p>
+      <w:pPr>
+        <w:pStyle w:val="ListBullet"/>
+        <w:spacing w:line="240" w:lineRule="auto"/>
+        <w:ind w:left="720"/>
+      </w:pPr>
+      <w:r>
+        <w:rPr>
+          <w:lang w:val="es_ES" w:bidi="es_ES"/>
+        </w:rPr>
+      </w:r>
+      <w:r>
+        <w:rPr>
+          <w:lang w:val="es_ES" w:bidi="es_ES"/>
+        </w:rPr>
+        <w:t>Isaías 53.12</w:t>
+      </w:r>
+    </w:p>
+    <w:p>
+      <w:pPr>
+        <w:pStyle w:val="ListBullet"/>
+        <w:spacing w:line="240" w:lineRule="auto"/>
+        <w:ind w:left="720"/>
+      </w:pPr>
+      <w:r>
+        <w:rPr>
+          <w:lang w:val="es_ES" w:bidi="es_ES"/>
+        </w:rPr>
+      </w:r>
+      <w:r>
+        <w:rPr>
+          <w:lang w:val="es_ES" w:bidi="es_ES"/>
+        </w:rPr>
+        <w:t>Jeremías 29.6–7</w:t>
+      </w:r>
+    </w:p>
+    <w:p>
+      <w:pPr>
+        <w:pStyle w:val="ListBullet"/>
+        <w:spacing w:line="240" w:lineRule="auto"/>
+        <w:ind w:left="720"/>
+      </w:pPr>
+      <w:r>
+        <w:rPr>
+          <w:lang w:val="es_ES" w:bidi="es_ES"/>
+        </w:rPr>
+      </w:r>
+      <w:r>
+        <w:rPr>
+          <w:lang w:val="es_ES" w:bidi="es_ES"/>
+        </w:rPr>
+        <w:t>Romanos 8.26–27</w:t>
+      </w:r>
+    </w:p>
+    <w:p>
+      <w:pPr>
+        <w:pStyle w:val="ListBullet"/>
+        <w:spacing w:line="240" w:lineRule="auto"/>
+        <w:ind w:left="720"/>
+      </w:pPr>
+      <w:r>
+        <w:rPr>
+          <w:lang w:val="es_ES" w:bidi="es_ES"/>
+        </w:rPr>
+      </w:r>
+      <w:r>
+        <w:rPr>
+          <w:lang w:val="es_ES" w:bidi="es_ES"/>
+        </w:rPr>
+        <w:t>Romanos 8.33–34</w:t>
+      </w:r>
+    </w:p>
+    <w:p>
+      <w:pPr>
+        <w:pStyle w:val="Heading3"/>
+      </w:pPr>
+      <w:r>
+        <w:rPr>
+          <w:lang w:val="es_ES" w:bidi="es_ES"/>
+        </w:rPr>
+        <w:t>Datos de la palabra:</w:t>
+      </w:r>
+    </w:p>
+    <w:p>
+      <w:pPr>
+        <w:pStyle w:val="ListBullet"/>
+        <w:spacing w:line="240" w:lineRule="auto"/>
+        <w:ind w:left="720"/>
+      </w:pPr>
+      <w:r>
+        <w:rPr>
+          <w:lang w:val="es_ES" w:bidi="es_ES"/>
+        </w:rPr>
+      </w:r>
+      <w:r>
+        <w:rPr>
+          <w:lang w:val="es_ES" w:bidi="es_ES"/>
+        </w:rPr>
+        <w:t>Strong’s: H6293, G17830, G17930, G52410</w:t>
+      </w:r>
+      <w:r>
+        <w:rPr>
+          <w:lang w:val="es_ES" w:bidi="es_ES"/>
+        </w:rPr>
+      </w:r>
+      <w:r>
+        <w:rPr>
+          <w:lang w:val="es_ES" w:bidi="es_ES"/>
+        </w:rPr>
+      </w:r>
+    </w:p>
+    <w:p>
+      <w:pPr/>
+      <w:r>
+        <w:rPr>
+          <w:lang w:val="es_ES" w:bidi="es_ES"/>
+        </w:rPr>
+      </w:r>
+    </w:p>
+    <w:p>
+      <w:pPr>
+        <w:pStyle w:val="Heading2"/>
+      </w:pPr>
+      <w:r>
+        <w:rPr>
+          <w:lang w:val="es_ES" w:bidi="es_ES"/>
+        </w:rPr>
+        <w:t>Interpretar</w:t>
+      </w:r>
+      <w:r>
+        <w:rPr>
+          <w:lang w:val="es_ES" w:bidi="es_ES"/>
+        </w:rPr>
+      </w:r>
+    </w:p>
+    <w:p>
+      <w:pPr>
+        <w:pStyle w:val="Heading3"/>
+      </w:pPr>
+      <w:r>
+        <w:rPr>
+          <w:lang w:val="es_ES" w:bidi="es_ES"/>
+        </w:rPr>
+        <w:t>Hechos:</w:t>
+      </w:r>
+    </w:p>
+    <w:p>
+      <w:pPr/>
+      <w:r>
+        <w:rPr>
+          <w:lang w:val="es_ES" w:bidi="es_ES"/>
+        </w:rPr>
+      </w:r>
+      <w:r>
+        <w:rPr>
+          <w:lang w:val="es_ES" w:bidi="es_ES"/>
+        </w:rPr>
+        <w:t>Los términos "interpretar" e "interpretación" se refieren a comprender y explicar el significado de algo que no está claro.</w:t>
+      </w:r>
+    </w:p>
+    <w:p>
+      <w:pPr>
+        <w:pStyle w:val="ListBullet"/>
+        <w:spacing w:line="240" w:lineRule="auto"/>
+        <w:ind w:left="720"/>
+      </w:pPr>
+      <w:r>
+        <w:rPr>
+          <w:lang w:val="es_ES" w:bidi="es_ES"/>
+        </w:rPr>
+      </w:r>
+      <w:r>
+        <w:rPr>
+          <w:lang w:val="es_ES" w:bidi="es_ES"/>
+        </w:rPr>
+        <w:t>A menudo en la Biblia estos términos se utilizan en relación con la explicación del significado de sueños o visiones.</w:t>
+      </w:r>
+    </w:p>
+    <w:p>
+      <w:pPr>
+        <w:pStyle w:val="ListBullet"/>
+        <w:spacing w:line="240" w:lineRule="auto"/>
+        <w:ind w:left="720"/>
+      </w:pPr>
+      <w:r>
+        <w:rPr>
+          <w:lang w:val="es_ES" w:bidi="es_ES"/>
+        </w:rPr>
+      </w:r>
+      <w:r>
+        <w:rPr>
+          <w:lang w:val="es_ES" w:bidi="es_ES"/>
+        </w:rPr>
+        <w:t>Cuando el rey de Babilonia tuvo algunos sueños confusos, Dios ayudó a Daniel a interpretarlos y a explicar sus significados.</w:t>
+      </w:r>
+    </w:p>
+    <w:p>
+      <w:pPr>
+        <w:pStyle w:val="ListBullet"/>
+        <w:spacing w:line="240" w:lineRule="auto"/>
+        <w:ind w:left="720"/>
+      </w:pPr>
+      <w:r>
+        <w:rPr>
+          <w:lang w:val="es_ES" w:bidi="es_ES"/>
+        </w:rPr>
+      </w:r>
+      <w:r>
+        <w:rPr>
+          <w:lang w:val="es_ES" w:bidi="es_ES"/>
+        </w:rPr>
+        <w:t>La "interpretación" del sueño es la "explicación" del significado del sueño.</w:t>
+      </w:r>
+    </w:p>
+    <w:p>
+      <w:pPr>
+        <w:pStyle w:val="ListBullet"/>
+        <w:spacing w:line="240" w:lineRule="auto"/>
+        <w:ind w:left="720"/>
+      </w:pPr>
+      <w:r>
+        <w:rPr>
+          <w:lang w:val="es_ES" w:bidi="es_ES"/>
+        </w:rPr>
+      </w:r>
+      <w:r>
+        <w:rPr>
+          <w:lang w:val="es_ES" w:bidi="es_ES"/>
+        </w:rPr>
+        <w:t>En el Antiguo Testamento, Dios a veces usaba sueños para revelar a las personas lo que sucedería en el futuro. De esta forma, las interpretaciones de esos sueños eran profecías.</w:t>
+      </w:r>
+    </w:p>
+    <w:p>
+      <w:pPr>
+        <w:pStyle w:val="ListBullet"/>
+        <w:spacing w:line="240" w:lineRule="auto"/>
+        <w:ind w:left="720"/>
+      </w:pPr>
+      <w:r>
+        <w:rPr>
+          <w:lang w:val="es_ES" w:bidi="es_ES"/>
+        </w:rPr>
+      </w:r>
+      <w:r>
+        <w:rPr>
+          <w:lang w:val="es_ES" w:bidi="es_ES"/>
+        </w:rPr>
+        <w:t>El término "interpretar" también puede referirse a averiguar el significado de otras cosas, como predecir el clima en función del frío o el calor, el viento y el aspecto del cielo.</w:t>
+      </w:r>
+    </w:p>
+    <w:p>
+      <w:pPr>
+        <w:pStyle w:val="ListBullet"/>
+        <w:spacing w:line="240" w:lineRule="auto"/>
+        <w:ind w:left="720"/>
+      </w:pPr>
+      <w:r>
+        <w:rPr>
+          <w:lang w:val="es_ES" w:bidi="es_ES"/>
+        </w:rPr>
+      </w:r>
+      <w:r>
+        <w:rPr>
+          <w:lang w:val="es_ES" w:bidi="es_ES"/>
+        </w:rPr>
+        <w:t>Formas de traducir el término "interpretar" podrían incluir, "descifrar el significado de" o "explicar" o "dar el significado de".</w:t>
+      </w:r>
+    </w:p>
+    <w:p>
+      <w:pPr>
+        <w:pStyle w:val="ListBullet"/>
+        <w:spacing w:line="240" w:lineRule="auto"/>
+        <w:ind w:left="720"/>
+      </w:pPr>
+      <w:r>
+        <w:rPr>
+          <w:lang w:val="es_ES" w:bidi="es_ES"/>
+        </w:rPr>
+      </w:r>
+      <w:r>
+        <w:rPr>
+          <w:lang w:val="es_ES" w:bidi="es_ES"/>
+        </w:rPr>
+        <w:t>El término "interpretación" también podría traducirse como "explicación" o "significado".</w:t>
+      </w:r>
+    </w:p>
+    <w:p>
+      <w:pPr/>
+      <w:r>
+        <w:rPr>
+          <w:lang w:val="es_ES" w:bidi="es_ES"/>
+        </w:rPr>
+      </w:r>
+      <w:r>
+        <w:rPr>
+          <w:lang w:val="es_ES" w:bidi="es_ES"/>
+        </w:rPr>
+        <w:t xml:space="preserve">(Véase también: </w:t>
+      </w:r>
+      <w:r>
+        <w:rPr>
+          <w:lang w:val="es_ES" w:bidi="es_ES"/>
+        </w:rPr>
+        <w:t>Babilonia</w:t>
       </w:r>
       <w:r>
         <w:rPr>
@@ -5606,7 +6567,43 @@
         <w:rPr>
           <w:lang w:val="es_ES" w:bidi="es_ES"/>
         </w:rPr>
-        <w:t>enseñar</w:t>
+        <w:t>Daniel</w:t>
+      </w:r>
+      <w:r>
+        <w:rPr>
+          <w:lang w:val="es_ES" w:bidi="es_ES"/>
+        </w:rPr>
+        <w:t xml:space="preserve">, </w:t>
+      </w:r>
+      <w:r>
+        <w:rPr>
+          <w:lang w:val="es_ES" w:bidi="es_ES"/>
+        </w:rPr>
+        <w:t>sueño</w:t>
+      </w:r>
+      <w:r>
+        <w:rPr>
+          <w:lang w:val="es_ES" w:bidi="es_ES"/>
+        </w:rPr>
+        <w:t xml:space="preserve">, </w:t>
+      </w:r>
+      <w:r>
+        <w:rPr>
+          <w:lang w:val="es_ES" w:bidi="es_ES"/>
+        </w:rPr>
+        <w:t>profeta</w:t>
+      </w:r>
+      <w:r>
+        <w:rPr>
+          <w:lang w:val="es_ES" w:bidi="es_ES"/>
+        </w:rPr>
+        <w:t xml:space="preserve">, </w:t>
+      </w:r>
+      <w:r>
+        <w:rPr>
+          <w:lang w:val="es_ES" w:bidi="es_ES"/>
+        </w:rPr>
+        <w:t>visión</w:t>
       </w:r>
       <w:r>
         <w:rPr>
@@ -5641,97 +6638,79 @@
         <w:rPr>
           <w:lang w:val="es_ES" w:bidi="es_ES"/>
         </w:rPr>
-        <w:t>Éxodo 14.4</w:t>
-      </w:r>
-    </w:p>
-    <w:p>
-      <w:pPr>
-        <w:pStyle w:val="ListBullet"/>
-        <w:spacing w:line="240" w:lineRule="auto"/>
-        <w:ind w:left="720"/>
-      </w:pPr>
-      <w:r>
-        <w:rPr>
-          <w:lang w:val="es_ES" w:bidi="es_ES"/>
-        </w:rPr>
-      </w:r>
-      <w:r>
-        <w:rPr>
-          <w:lang w:val="es_ES" w:bidi="es_ES"/>
-        </w:rPr>
-        <w:t>Génesis 26.5</w:t>
-      </w:r>
-    </w:p>
-    <w:p>
-      <w:pPr>
-        <w:pStyle w:val="ListBullet"/>
-        <w:spacing w:line="240" w:lineRule="auto"/>
-        <w:ind w:left="720"/>
-      </w:pPr>
-      <w:r>
-        <w:rPr>
-          <w:lang w:val="es_ES" w:bidi="es_ES"/>
-        </w:rPr>
-      </w:r>
-      <w:r>
-        <w:rPr>
-          <w:lang w:val="es_ES" w:bidi="es_ES"/>
-        </w:rPr>
-        <w:t>Hebreos 11.22</w:t>
-      </w:r>
-    </w:p>
-    <w:p>
-      <w:pPr>
-        <w:pStyle w:val="ListBullet"/>
-        <w:spacing w:line="240" w:lineRule="auto"/>
-        <w:ind w:left="720"/>
-      </w:pPr>
-      <w:r>
-        <w:rPr>
-          <w:lang w:val="es_ES" w:bidi="es_ES"/>
-        </w:rPr>
-      </w:r>
-      <w:r>
-        <w:rPr>
-          <w:lang w:val="es_ES" w:bidi="es_ES"/>
-        </w:rPr>
-        <w:t>Mateo 10.5</w:t>
-      </w:r>
-    </w:p>
-    <w:p>
-      <w:pPr>
-        <w:pStyle w:val="ListBullet"/>
-        <w:spacing w:line="240" w:lineRule="auto"/>
-        <w:ind w:left="720"/>
-      </w:pPr>
-      <w:r>
-        <w:rPr>
-          <w:lang w:val="es_ES" w:bidi="es_ES"/>
-        </w:rPr>
-      </w:r>
-      <w:r>
-        <w:rPr>
-          <w:lang w:val="es_ES" w:bidi="es_ES"/>
-        </w:rPr>
-        <w:t>Mateo 11.1</w:t>
-      </w:r>
-    </w:p>
-    <w:p>
-      <w:pPr>
-        <w:pStyle w:val="ListBullet"/>
-        <w:spacing w:line="240" w:lineRule="auto"/>
-        <w:ind w:left="720"/>
-      </w:pPr>
-      <w:r>
-        <w:rPr>
-          <w:lang w:val="es_ES" w:bidi="es_ES"/>
-        </w:rPr>
-      </w:r>
-      <w:r>
-        <w:rPr>
-          <w:lang w:val="es_ES" w:bidi="es_ES"/>
-        </w:rPr>
-        <w:t>Proverbios 1.30</w:t>
+        <w:t>1 Corintios 12.10</w:t>
+      </w:r>
+    </w:p>
+    <w:p>
+      <w:pPr>
+        <w:pStyle w:val="ListBullet"/>
+        <w:spacing w:line="240" w:lineRule="auto"/>
+        <w:ind w:left="720"/>
+      </w:pPr>
+      <w:r>
+        <w:rPr>
+          <w:lang w:val="es_ES" w:bidi="es_ES"/>
+        </w:rPr>
+      </w:r>
+      <w:r>
+        <w:rPr>
+          <w:lang w:val="es_ES" w:bidi="es_ES"/>
+        </w:rPr>
+        <w:t>Daniel 4.4–6</w:t>
+      </w:r>
+    </w:p>
+    <w:p>
+      <w:pPr>
+        <w:pStyle w:val="ListBullet"/>
+        <w:spacing w:line="240" w:lineRule="auto"/>
+        <w:ind w:left="720"/>
+      </w:pPr>
+      <w:r>
+        <w:rPr>
+          <w:lang w:val="es_ES" w:bidi="es_ES"/>
+        </w:rPr>
+      </w:r>
+      <w:r>
+        <w:rPr>
+          <w:lang w:val="es_ES" w:bidi="es_ES"/>
+        </w:rPr>
+        <w:t>Génesis 40.4–5</w:t>
+      </w:r>
+    </w:p>
+    <w:p>
+      <w:pPr>
+        <w:pStyle w:val="ListBullet"/>
+        <w:spacing w:line="240" w:lineRule="auto"/>
+        <w:ind w:left="720"/>
+      </w:pPr>
+      <w:r>
+        <w:rPr>
+          <w:lang w:val="es_ES" w:bidi="es_ES"/>
+        </w:rPr>
+      </w:r>
+      <w:r>
+        <w:rPr>
+          <w:lang w:val="es_ES" w:bidi="es_ES"/>
+        </w:rPr>
+        <w:t>Jueces 7.15–16</w:t>
+      </w:r>
+    </w:p>
+    <w:p>
+      <w:pPr>
+        <w:pStyle w:val="ListBullet"/>
+        <w:spacing w:line="240" w:lineRule="auto"/>
+        <w:ind w:left="720"/>
+      </w:pPr>
+      <w:r>
+        <w:rPr>
+          <w:lang w:val="es_ES" w:bidi="es_ES"/>
+        </w:rPr>
+      </w:r>
+      <w:r>
+        <w:rPr>
+          <w:lang w:val="es_ES" w:bidi="es_ES"/>
+        </w:rPr>
+        <w:t>Lucas 12.56</w:t>
       </w:r>
     </w:p>
     <w:p>
@@ -5742,25 +6721,25 @@
         <w:rPr>
           <w:lang w:val="es_ES" w:bidi="es_ES"/>
         </w:rPr>
-        <w:t>Datos de la Palabra:</w:t>
-      </w:r>
-    </w:p>
-    <w:p>
-      <w:pPr>
-        <w:pStyle w:val="ListBullet"/>
-        <w:spacing w:line="240" w:lineRule="auto"/>
-        <w:ind w:left="720"/>
-      </w:pPr>
-      <w:r>
-        <w:rPr>
-          <w:lang w:val="es_ES" w:bidi="es_ES"/>
-        </w:rPr>
-      </w:r>
-      <w:r>
-        <w:rPr>
-          <w:lang w:val="es_ES" w:bidi="es_ES"/>
-        </w:rPr>
-        <w:t>Strong’s: H0241, H0376, H0559, H0631, H1004, H1696, H1697, H3256, H3289, H3384, H4148, H4156, H4687, H4931, H4941, H6098, H6310, H6490, H6680, H7919, H8451, G12560, G12990, G13190, G13210, G13780, G17810, G17850, G27270, G27530, G35590, G35600, G38110, G38520, G38530, G42640, G43670, G48220</w:t>
+        <w:t>Datos de Palabras:</w:t>
+      </w:r>
+    </w:p>
+    <w:p>
+      <w:pPr>
+        <w:pStyle w:val="ListBullet"/>
+        <w:spacing w:line="240" w:lineRule="auto"/>
+        <w:ind w:left="720"/>
+      </w:pPr>
+      <w:r>
+        <w:rPr>
+          <w:lang w:val="es_ES" w:bidi="es_ES"/>
+        </w:rPr>
+      </w:r>
+      <w:r>
+        <w:rPr>
+          <w:lang w:val="es_ES" w:bidi="es_ES"/>
+        </w:rPr>
+        <w:t>Strong’s: H0995, H3887, H6591, H6622, H6623, H7667, H7760, H7922, G12520, G13280, G13290, G13810, G19550, G20580, G31770, G47930</w:t>
       </w:r>
       <w:r>
         <w:rPr>
@@ -5789,7 +6768,7 @@
         <w:rPr>
           <w:lang w:val="es_ES" w:bidi="es_ES"/>
         </w:rPr>
-        <w:t>Integridad</w:t>
+        <w:t>Intrusión</w:t>
       </w:r>
       <w:r>
         <w:rPr>
@@ -5819,61 +6798,79 @@
         <w:rPr>
           <w:lang w:val="es_ES" w:bidi="es_ES"/>
         </w:rPr>
-        <w:t>El término "integridad" se refiere a ser honesto, con fuertes principios morales y se dice que el comportamiento tiene integridad.</w:t>
-      </w:r>
-    </w:p>
-    <w:p>
-      <w:pPr>
-        <w:pStyle w:val="ListBullet"/>
-        <w:spacing w:line="240" w:lineRule="auto"/>
-        <w:ind w:left="720"/>
-      </w:pPr>
-      <w:r>
-        <w:rPr>
-          <w:lang w:val="es_ES" w:bidi="es_ES"/>
-        </w:rPr>
-      </w:r>
-      <w:r>
-        <w:rPr>
-          <w:lang w:val="es_ES" w:bidi="es_ES"/>
-        </w:rPr>
-        <w:t>Tener integridad también significa elegir hacer lo que es honesto y correcto incluso cuando nadie está mirando.</w:t>
-      </w:r>
-    </w:p>
-    <w:p>
-      <w:pPr>
-        <w:pStyle w:val="ListBullet"/>
-        <w:spacing w:line="240" w:lineRule="auto"/>
-        <w:ind w:left="720"/>
-      </w:pPr>
-      <w:r>
-        <w:rPr>
-          <w:lang w:val="es_ES" w:bidi="es_ES"/>
-        </w:rPr>
-      </w:r>
-      <w:r>
-        <w:rPr>
-          <w:lang w:val="es_ES" w:bidi="es_ES"/>
-        </w:rPr>
-        <w:t>Ciertos personajes de la Biblia, como José y Daniel, mostraron integridad cuando se negaron a hacer el mal y eligieron obedecer a Dios.</w:t>
-      </w:r>
-    </w:p>
-    <w:p>
-      <w:pPr>
-        <w:pStyle w:val="ListBullet"/>
-        <w:spacing w:line="240" w:lineRule="auto"/>
-        <w:ind w:left="720"/>
-      </w:pPr>
-      <w:r>
-        <w:rPr>
-          <w:lang w:val="es_ES" w:bidi="es_ES"/>
-        </w:rPr>
-      </w:r>
-      <w:r>
-        <w:rPr>
-          <w:lang w:val="es_ES" w:bidi="es_ES"/>
-        </w:rPr>
-        <w:t>El libro de Proverbios dice que es mejor ser pobre y tener integridad que ser rico y corrupto o deshonesto.</w:t>
+        <w:t>El término "transgresión" significa cruzar una línea o violar un límite. Este término se usa a menudo de manera figurada, para referirse a infringir una ley o violar los derechos de otra persona.</w:t>
+      </w:r>
+    </w:p>
+    <w:p>
+      <w:pPr>
+        <w:pStyle w:val="ListBullet"/>
+        <w:spacing w:line="240" w:lineRule="auto"/>
+        <w:ind w:left="720"/>
+      </w:pPr>
+      <w:r>
+        <w:rPr>
+          <w:lang w:val="es_ES" w:bidi="es_ES"/>
+        </w:rPr>
+      </w:r>
+      <w:r>
+        <w:rPr>
+          <w:lang w:val="es_ES" w:bidi="es_ES"/>
+        </w:rPr>
+        <w:t>Este término es muy similar a la palabra "intrusión", pero generalmente se usa más a menudo para describir violaciones contra otras personas que contra Dios.</w:t>
+      </w:r>
+    </w:p>
+    <w:p>
+      <w:pPr>
+        <w:pStyle w:val="ListBullet"/>
+        <w:spacing w:line="240" w:lineRule="auto"/>
+        <w:ind w:left="720"/>
+      </w:pPr>
+      <w:r>
+        <w:rPr>
+          <w:lang w:val="es_ES" w:bidi="es_ES"/>
+        </w:rPr>
+      </w:r>
+      <w:r>
+        <w:rPr>
+          <w:lang w:val="es_ES" w:bidi="es_ES"/>
+        </w:rPr>
+        <w:t>Una transgresión puede ser una violación de una ley moral o una ley civil.</w:t>
+      </w:r>
+    </w:p>
+    <w:p>
+      <w:pPr>
+        <w:pStyle w:val="ListBullet"/>
+        <w:spacing w:line="240" w:lineRule="auto"/>
+        <w:ind w:left="720"/>
+      </w:pPr>
+      <w:r>
+        <w:rPr>
+          <w:lang w:val="es_ES" w:bidi="es_ES"/>
+        </w:rPr>
+      </w:r>
+      <w:r>
+        <w:rPr>
+          <w:lang w:val="es_ES" w:bidi="es_ES"/>
+        </w:rPr>
+        <w:t>Una transgresión también puede ser un pecado cometido contra otra persona.</w:t>
+      </w:r>
+    </w:p>
+    <w:p>
+      <w:pPr>
+        <w:pStyle w:val="ListBullet"/>
+        <w:spacing w:line="240" w:lineRule="auto"/>
+        <w:ind w:left="720"/>
+      </w:pPr>
+      <w:r>
+        <w:rPr>
+          <w:lang w:val="es_ES" w:bidi="es_ES"/>
+        </w:rPr>
+      </w:r>
+      <w:r>
+        <w:rPr>
+          <w:lang w:val="es_ES" w:bidi="es_ES"/>
+        </w:rPr>
+        <w:t>Este término está relacionado con los términos "pecado" y "infracción", especialmente en lo que respecta desobedecer a Dios. Todos los pecados son ofensas contra Dios.</w:t>
       </w:r>
     </w:p>
     <w:p>
@@ -5884,25 +6881,61 @@
         <w:rPr>
           <w:lang w:val="es_ES" w:bidi="es_ES"/>
         </w:rPr>
-        <w:t>Sugerencias de Traducción</w:t>
-      </w:r>
-    </w:p>
-    <w:p>
-      <w:pPr>
-        <w:pStyle w:val="ListBullet"/>
-        <w:spacing w:line="240" w:lineRule="auto"/>
-        <w:ind w:left="720"/>
-      </w:pPr>
-      <w:r>
-        <w:rPr>
-          <w:lang w:val="es_ES" w:bidi="es_ES"/>
-        </w:rPr>
-      </w:r>
-      <w:r>
-        <w:rPr>
-          <w:lang w:val="es_ES" w:bidi="es_ES"/>
-        </w:rPr>
-        <w:t>El término "integridad" también podría traducirse como "honestidad" o "rectitud moral" o "comportarse con veracidad" o "actuar de manera confiable y honesta".</w:t>
+        <w:t>Sugerencias de Traducción:</w:t>
+      </w:r>
+    </w:p>
+    <w:p>
+      <w:pPr>
+        <w:pStyle w:val="ListBullet"/>
+        <w:spacing w:line="240" w:lineRule="auto"/>
+        <w:ind w:left="720"/>
+      </w:pPr>
+      <w:r>
+        <w:rPr>
+          <w:lang w:val="es_ES" w:bidi="es_ES"/>
+        </w:rPr>
+      </w:r>
+      <w:r>
+        <w:rPr>
+          <w:lang w:val="es_ES" w:bidi="es_ES"/>
+        </w:rPr>
+        <w:t>Dependiendo del contexto, "transgredir contra" podría traducirse como "pecar contra" o "romper la regla".</w:t>
+      </w:r>
+    </w:p>
+    <w:p>
+      <w:pPr>
+        <w:pStyle w:val="ListBullet"/>
+        <w:spacing w:line="240" w:lineRule="auto"/>
+        <w:ind w:left="720"/>
+      </w:pPr>
+      <w:r>
+        <w:rPr>
+          <w:lang w:val="es_ES" w:bidi="es_ES"/>
+        </w:rPr>
+      </w:r>
+      <w:r>
+        <w:rPr>
+          <w:lang w:val="es_ES" w:bidi="es_ES"/>
+        </w:rPr>
+        <w:t>Algunos idiomas pueden tener una expresión como "cruzar la línea" que podría usarse para traducir "traspasar".</w:t>
+      </w:r>
+    </w:p>
+    <w:p>
+      <w:pPr>
+        <w:pStyle w:val="ListBullet"/>
+        <w:spacing w:line="240" w:lineRule="auto"/>
+        <w:ind w:left="720"/>
+      </w:pPr>
+      <w:r>
+        <w:rPr>
+          <w:lang w:val="es_ES" w:bidi="es_ES"/>
+        </w:rPr>
+      </w:r>
+      <w:r>
+        <w:rPr>
+          <w:lang w:val="es_ES" w:bidi="es_ES"/>
+        </w:rPr>
+        <w:t>Considera cómo este término encaja con el significado del texto bíblico circundante y compáralo con otros términos que tienen un significado similar, como "infracción" y "pecado".</w:t>
       </w:r>
     </w:p>
     <w:p>
@@ -5916,13 +6949,13 @@
         <w:rPr>
           <w:lang w:val="es_ES" w:bidi="es_ES"/>
         </w:rPr>
-        <w:t xml:space="preserve">(Véase también: </w:t>
-      </w:r>
-      <w:r>
-        <w:rPr>
-          <w:lang w:val="es_ES" w:bidi="es_ES"/>
-        </w:rPr>
-        <w:t>Daniel</w:t>
+        <w:t xml:space="preserve">(Véase también: desobedecer, </w:t>
+      </w:r>
+      <w:r>
+        <w:rPr>
+          <w:lang w:val="es_ES" w:bidi="es_ES"/>
+        </w:rPr>
+        <w:t>iniquidad</w:t>
       </w:r>
       <w:r>
         <w:rPr>
@@ -5934,1118 +6967,13 @@
         <w:rPr>
           <w:lang w:val="es_ES" w:bidi="es_ES"/>
         </w:rPr>
-        <w:t>José (AT)</w:t>
-      </w:r>
-    </w:p>
-    <w:p>
-      <w:pPr>
-        <w:pStyle w:val="Heading3"/>
-      </w:pPr>
-      <w:r>
-        <w:rPr>
-          <w:lang w:val="es_ES" w:bidi="es_ES"/>
-        </w:rPr>
-        <w:t>Referencias Bíblicas:</w:t>
-      </w:r>
-    </w:p>
-    <w:p>
-      <w:pPr>
-        <w:pStyle w:val="ListBullet"/>
-        <w:spacing w:line="240" w:lineRule="auto"/>
-        <w:ind w:left="720"/>
-      </w:pPr>
-      <w:r>
-        <w:rPr>
-          <w:lang w:val="es_ES" w:bidi="es_ES"/>
-        </w:rPr>
-      </w:r>
-      <w:r>
-        <w:rPr>
-          <w:lang w:val="es_ES" w:bidi="es_ES"/>
-        </w:rPr>
-        <w:t>1 Reyes 9.4</w:t>
-      </w:r>
-    </w:p>
-    <w:p>
-      <w:pPr>
-        <w:pStyle w:val="ListBullet"/>
-        <w:spacing w:line="240" w:lineRule="auto"/>
-        <w:ind w:left="720"/>
-      </w:pPr>
-      <w:r>
-        <w:rPr>
-          <w:lang w:val="es_ES" w:bidi="es_ES"/>
-        </w:rPr>
-      </w:r>
-      <w:r>
-        <w:rPr>
-          <w:lang w:val="es_ES" w:bidi="es_ES"/>
-        </w:rPr>
-        <w:t>Job 2.3</w:t>
-      </w:r>
-    </w:p>
-    <w:p>
-      <w:pPr>
-        <w:pStyle w:val="ListBullet"/>
-        <w:spacing w:line="240" w:lineRule="auto"/>
-        <w:ind w:left="720"/>
-      </w:pPr>
-      <w:r>
-        <w:rPr>
-          <w:lang w:val="es_ES" w:bidi="es_ES"/>
-        </w:rPr>
-      </w:r>
-      <w:r>
-        <w:rPr>
-          <w:lang w:val="es_ES" w:bidi="es_ES"/>
-        </w:rPr>
-        <w:t>Job 4.6</w:t>
-      </w:r>
-    </w:p>
-    <w:p>
-      <w:pPr>
-        <w:pStyle w:val="ListBullet"/>
-        <w:spacing w:line="240" w:lineRule="auto"/>
-        <w:ind w:left="720"/>
-      </w:pPr>
-      <w:r>
-        <w:rPr>
-          <w:lang w:val="es_ES" w:bidi="es_ES"/>
-        </w:rPr>
-      </w:r>
-      <w:r>
-        <w:rPr>
-          <w:lang w:val="es_ES" w:bidi="es_ES"/>
-        </w:rPr>
-        <w:t>Proverbios 10.8–9</w:t>
-      </w:r>
-    </w:p>
-    <w:p>
-      <w:pPr>
-        <w:pStyle w:val="ListBullet"/>
-        <w:spacing w:line="240" w:lineRule="auto"/>
-        <w:ind w:left="720"/>
-      </w:pPr>
-      <w:r>
-        <w:rPr>
-          <w:lang w:val="es_ES" w:bidi="es_ES"/>
-        </w:rPr>
-      </w:r>
-      <w:r>
-        <w:rPr>
-          <w:lang w:val="es_ES" w:bidi="es_ES"/>
-        </w:rPr>
-        <w:t>Salmo 26.1–3</w:t>
-      </w:r>
-    </w:p>
-    <w:p>
-      <w:pPr>
-        <w:pStyle w:val="Heading3"/>
-      </w:pPr>
-      <w:r>
-        <w:rPr>
-          <w:lang w:val="es_ES" w:bidi="es_ES"/>
-        </w:rPr>
-        <w:t>Datos de palabras:</w:t>
-      </w:r>
-    </w:p>
-    <w:p>
-      <w:pPr>
-        <w:pStyle w:val="ListBullet"/>
-        <w:spacing w:line="240" w:lineRule="auto"/>
-        <w:ind w:left="720"/>
-      </w:pPr>
-      <w:r>
-        <w:rPr>
-          <w:lang w:val="es_ES" w:bidi="es_ES"/>
-        </w:rPr>
-      </w:r>
-      <w:r>
-        <w:rPr>
-          <w:lang w:val="es_ES" w:bidi="es_ES"/>
-        </w:rPr>
-        <w:t>Strong’s: H3476, H6664, H6666, H8535, H8537, H8537, H8538, H8549, G45870</w:t>
-      </w:r>
-      <w:r>
-        <w:rPr>
-          <w:lang w:val="es_ES" w:bidi="es_ES"/>
-        </w:rPr>
-      </w:r>
-      <w:r>
-        <w:rPr>
-          <w:lang w:val="es_ES" w:bidi="es_ES"/>
-        </w:rPr>
-      </w:r>
-    </w:p>
-    <w:p>
-      <w:pPr/>
-      <w:r>
-        <w:rPr>
-          <w:lang w:val="es_ES" w:bidi="es_ES"/>
-        </w:rPr>
-      </w:r>
-    </w:p>
-    <w:p>
-      <w:pPr>
-        <w:pStyle w:val="Heading2"/>
-      </w:pPr>
-      <w:r>
-        <w:rPr>
-          <w:lang w:val="es_ES" w:bidi="es_ES"/>
-        </w:rPr>
-        <w:t>Interceder</w:t>
-      </w:r>
-      <w:r>
-        <w:rPr>
-          <w:lang w:val="es_ES" w:bidi="es_ES"/>
-        </w:rPr>
-      </w:r>
-    </w:p>
-    <w:p>
-      <w:pPr>
-        <w:pStyle w:val="Heading3"/>
-      </w:pPr>
-      <w:r>
-        <w:rPr>
-          <w:lang w:val="es_ES" w:bidi="es_ES"/>
-        </w:rPr>
-        <w:t>Definición:</w:t>
-      </w:r>
-    </w:p>
-    <w:p>
-      <w:pPr/>
-      <w:r>
-        <w:rPr>
-          <w:lang w:val="es_ES" w:bidi="es_ES"/>
-        </w:rPr>
-      </w:r>
-      <w:r>
-        <w:rPr>
-          <w:lang w:val="es_ES" w:bidi="es_ES"/>
-        </w:rPr>
-        <w:t>Los términos “interceder” e “intercesión” se refieren a hacer peticiones a alguien en nombre de otra persona. En la Biblia, esto generalmente se refiere a orar por otras personas.</w:t>
-      </w:r>
-    </w:p>
-    <w:p>
-      <w:pPr>
-        <w:pStyle w:val="ListBullet"/>
-        <w:spacing w:line="240" w:lineRule="auto"/>
-        <w:ind w:left="720"/>
-      </w:pPr>
-      <w:r>
-        <w:rPr>
-          <w:lang w:val="es_ES" w:bidi="es_ES"/>
-        </w:rPr>
-      </w:r>
-      <w:r>
-        <w:rPr>
-          <w:lang w:val="es_ES" w:bidi="es_ES"/>
-        </w:rPr>
-        <w:t>Las expresiones "interceder por" y "hacer intercesión por" significan hacer peticiones a Dios en beneficio de otras personas.</w:t>
-      </w:r>
-    </w:p>
-    <w:p>
-      <w:pPr>
-        <w:pStyle w:val="ListBullet"/>
-        <w:spacing w:line="240" w:lineRule="auto"/>
-        <w:ind w:left="720"/>
-      </w:pPr>
-      <w:r>
-        <w:rPr>
-          <w:lang w:val="es_ES" w:bidi="es_ES"/>
-        </w:rPr>
-      </w:r>
-      <w:r>
-        <w:rPr>
-          <w:lang w:val="es_ES" w:bidi="es_ES"/>
-        </w:rPr>
-        <w:t>La Biblia enseña que el Espíritu Santo intercede por nosotros, es decir, ora a Dios por nosotros.</w:t>
-      </w:r>
-    </w:p>
-    <w:p>
-      <w:pPr>
-        <w:pStyle w:val="ListBullet"/>
-        <w:spacing w:line="240" w:lineRule="auto"/>
-        <w:ind w:left="720"/>
-      </w:pPr>
-      <w:r>
-        <w:rPr>
-          <w:lang w:val="es_ES" w:bidi="es_ES"/>
-        </w:rPr>
-      </w:r>
-      <w:r>
-        <w:rPr>
-          <w:lang w:val="es_ES" w:bidi="es_ES"/>
-        </w:rPr>
-        <w:t>Una persona intercede por otras personas haciendo peticiones para ellas a alguien en autoridad.</w:t>
-      </w:r>
-    </w:p>
-    <w:p>
-      <w:pPr>
-        <w:pStyle w:val="Heading3"/>
-      </w:pPr>
-      <w:r>
-        <w:rPr>
-          <w:lang w:val="es_ES" w:bidi="es_ES"/>
-        </w:rPr>
-        <w:t>Sugerencias de traducción:</w:t>
-      </w:r>
-    </w:p>
-    <w:p>
-      <w:pPr>
-        <w:pStyle w:val="ListBullet"/>
-        <w:spacing w:line="240" w:lineRule="auto"/>
-        <w:ind w:left="720"/>
-      </w:pPr>
-      <w:r>
-        <w:rPr>
-          <w:lang w:val="es_ES" w:bidi="es_ES"/>
-        </w:rPr>
-      </w:r>
-      <w:r>
-        <w:rPr>
-          <w:lang w:val="es_ES" w:bidi="es_ES"/>
-        </w:rPr>
-        <w:t>Otras formas de traducir "interceder" podrían incluir "abogar por" o "instar (a alguien) a hacer algo (por otra persona)."</w:t>
-      </w:r>
-    </w:p>
-    <w:p>
-      <w:pPr>
-        <w:pStyle w:val="ListBullet"/>
-        <w:spacing w:line="240" w:lineRule="auto"/>
-        <w:ind w:left="720"/>
-      </w:pPr>
-      <w:r>
-        <w:rPr>
-          <w:lang w:val="es_ES" w:bidi="es_ES"/>
-        </w:rPr>
-      </w:r>
-      <w:r>
-        <w:rPr>
-          <w:lang w:val="es_ES" w:bidi="es_ES"/>
-        </w:rPr>
-        <w:t>El sustantivo "intercesiones" podría traducirse como "apelaciones" o "peticiones" o "oraciones urgentes".</w:t>
-      </w:r>
-    </w:p>
-    <w:p>
-      <w:pPr>
-        <w:pStyle w:val="ListBullet"/>
-        <w:spacing w:line="240" w:lineRule="auto"/>
-        <w:ind w:left="720"/>
-      </w:pPr>
-      <w:r>
-        <w:rPr>
-          <w:lang w:val="es_ES" w:bidi="es_ES"/>
-        </w:rPr>
-      </w:r>
-      <w:r>
-        <w:rPr>
-          <w:lang w:val="es_ES" w:bidi="es_ES"/>
-        </w:rPr>
-        <w:t>La frase “interceder por” podría traducirse como “hacer peticiones en beneficio de” o “hacer un llamamiento en nombre de” o “pedir a Dios que ayude” o “apelar a Dios para que bendiga (a alguien)”.</w:t>
-      </w:r>
-    </w:p>
-    <w:p>
-      <w:pPr/>
-      <w:r>
-        <w:rPr>
-          <w:lang w:val="es_ES" w:bidi="es_ES"/>
-        </w:rPr>
-      </w:r>
-      <w:r>
-        <w:rPr>
-          <w:lang w:val="es_ES" w:bidi="es_ES"/>
-        </w:rPr>
-        <w:t xml:space="preserve">(Ver también: </w:t>
-      </w:r>
-      <w:r>
-        <w:rPr>
-          <w:lang w:val="es_ES" w:bidi="es_ES"/>
-        </w:rPr>
-        <w:t>orar</w:t>
-      </w:r>
-      <w:r>
-        <w:rPr>
-          <w:lang w:val="es_ES" w:bidi="es_ES"/>
-        </w:rPr>
-        <w:t>)</w:t>
-      </w:r>
-    </w:p>
-    <w:p>
-      <w:pPr>
-        <w:pStyle w:val="Heading3"/>
-      </w:pPr>
-      <w:r>
-        <w:rPr>
-          <w:lang w:val="es_ES" w:bidi="es_ES"/>
-        </w:rPr>
-        <w:t>Referencias Bíblicas:</w:t>
-      </w:r>
-    </w:p>
-    <w:p>
-      <w:pPr>
-        <w:pStyle w:val="ListBullet"/>
-        <w:spacing w:line="240" w:lineRule="auto"/>
-        <w:ind w:left="720"/>
-      </w:pPr>
-      <w:r>
-        <w:rPr>
-          <w:lang w:val="es_ES" w:bidi="es_ES"/>
-        </w:rPr>
-      </w:r>
-      <w:r>
-        <w:rPr>
-          <w:lang w:val="es_ES" w:bidi="es_ES"/>
-        </w:rPr>
-        <w:t>Hebreos 7.25–26</w:t>
-      </w:r>
-    </w:p>
-    <w:p>
-      <w:pPr>
-        <w:pStyle w:val="ListBullet"/>
-        <w:spacing w:line="240" w:lineRule="auto"/>
-        <w:ind w:left="720"/>
-      </w:pPr>
-      <w:r>
-        <w:rPr>
-          <w:lang w:val="es_ES" w:bidi="es_ES"/>
-        </w:rPr>
-      </w:r>
-      <w:r>
-        <w:rPr>
-          <w:lang w:val="es_ES" w:bidi="es_ES"/>
-        </w:rPr>
-        <w:t>Isaías 53.12</w:t>
-      </w:r>
-    </w:p>
-    <w:p>
-      <w:pPr>
-        <w:pStyle w:val="ListBullet"/>
-        <w:spacing w:line="240" w:lineRule="auto"/>
-        <w:ind w:left="720"/>
-      </w:pPr>
-      <w:r>
-        <w:rPr>
-          <w:lang w:val="es_ES" w:bidi="es_ES"/>
-        </w:rPr>
-      </w:r>
-      <w:r>
-        <w:rPr>
-          <w:lang w:val="es_ES" w:bidi="es_ES"/>
-        </w:rPr>
-        <w:t>Jeremías 29.6–7</w:t>
-      </w:r>
-    </w:p>
-    <w:p>
-      <w:pPr>
-        <w:pStyle w:val="ListBullet"/>
-        <w:spacing w:line="240" w:lineRule="auto"/>
-        <w:ind w:left="720"/>
-      </w:pPr>
-      <w:r>
-        <w:rPr>
-          <w:lang w:val="es_ES" w:bidi="es_ES"/>
-        </w:rPr>
-      </w:r>
-      <w:r>
-        <w:rPr>
-          <w:lang w:val="es_ES" w:bidi="es_ES"/>
-        </w:rPr>
-        <w:t>Romanos 8.26–27</w:t>
-      </w:r>
-    </w:p>
-    <w:p>
-      <w:pPr>
-        <w:pStyle w:val="ListBullet"/>
-        <w:spacing w:line="240" w:lineRule="auto"/>
-        <w:ind w:left="720"/>
-      </w:pPr>
-      <w:r>
-        <w:rPr>
-          <w:lang w:val="es_ES" w:bidi="es_ES"/>
-        </w:rPr>
-      </w:r>
-      <w:r>
-        <w:rPr>
-          <w:lang w:val="es_ES" w:bidi="es_ES"/>
-        </w:rPr>
-        <w:t>Romanos 8.33–34</w:t>
-      </w:r>
-    </w:p>
-    <w:p>
-      <w:pPr>
-        <w:pStyle w:val="Heading3"/>
-      </w:pPr>
-      <w:r>
-        <w:rPr>
-          <w:lang w:val="es_ES" w:bidi="es_ES"/>
-        </w:rPr>
-        <w:t>Datos de la palabra:</w:t>
-      </w:r>
-    </w:p>
-    <w:p>
-      <w:pPr>
-        <w:pStyle w:val="ListBullet"/>
-        <w:spacing w:line="240" w:lineRule="auto"/>
-        <w:ind w:left="720"/>
-      </w:pPr>
-      <w:r>
-        <w:rPr>
-          <w:lang w:val="es_ES" w:bidi="es_ES"/>
-        </w:rPr>
-      </w:r>
-      <w:r>
-        <w:rPr>
-          <w:lang w:val="es_ES" w:bidi="es_ES"/>
-        </w:rPr>
-        <w:t>Strong’s: H6293, G17830, G17930, G52410</w:t>
-      </w:r>
-      <w:r>
-        <w:rPr>
-          <w:lang w:val="es_ES" w:bidi="es_ES"/>
-        </w:rPr>
-      </w:r>
-      <w:r>
-        <w:rPr>
-          <w:lang w:val="es_ES" w:bidi="es_ES"/>
-        </w:rPr>
-      </w:r>
-    </w:p>
-    <w:p>
-      <w:pPr/>
-      <w:r>
-        <w:rPr>
-          <w:lang w:val="es_ES" w:bidi="es_ES"/>
-        </w:rPr>
-      </w:r>
-    </w:p>
-    <w:p>
-      <w:pPr>
-        <w:pStyle w:val="Heading2"/>
-      </w:pPr>
-      <w:r>
-        <w:rPr>
-          <w:lang w:val="es_ES" w:bidi="es_ES"/>
-        </w:rPr>
-        <w:t>Interpretar</w:t>
-      </w:r>
-      <w:r>
-        <w:rPr>
-          <w:lang w:val="es_ES" w:bidi="es_ES"/>
-        </w:rPr>
-      </w:r>
-    </w:p>
-    <w:p>
-      <w:pPr>
-        <w:pStyle w:val="Heading3"/>
-      </w:pPr>
-      <w:r>
-        <w:rPr>
-          <w:lang w:val="es_ES" w:bidi="es_ES"/>
-        </w:rPr>
-        <w:t>Hechos:</w:t>
-      </w:r>
-    </w:p>
-    <w:p>
-      <w:pPr/>
-      <w:r>
-        <w:rPr>
-          <w:lang w:val="es_ES" w:bidi="es_ES"/>
-        </w:rPr>
-      </w:r>
-      <w:r>
-        <w:rPr>
-          <w:lang w:val="es_ES" w:bidi="es_ES"/>
-        </w:rPr>
-        <w:t>Los términos "interpretar" e "interpretación" se refieren a comprender y explicar el significado de algo que no está claro.</w:t>
-      </w:r>
-    </w:p>
-    <w:p>
-      <w:pPr>
-        <w:pStyle w:val="ListBullet"/>
-        <w:spacing w:line="240" w:lineRule="auto"/>
-        <w:ind w:left="720"/>
-      </w:pPr>
-      <w:r>
-        <w:rPr>
-          <w:lang w:val="es_ES" w:bidi="es_ES"/>
-        </w:rPr>
-      </w:r>
-      <w:r>
-        <w:rPr>
-          <w:lang w:val="es_ES" w:bidi="es_ES"/>
-        </w:rPr>
-        <w:t>A menudo en la Biblia estos términos se utilizan en relación con la explicación del significado de sueños o visiones.</w:t>
-      </w:r>
-    </w:p>
-    <w:p>
-      <w:pPr>
-        <w:pStyle w:val="ListBullet"/>
-        <w:spacing w:line="240" w:lineRule="auto"/>
-        <w:ind w:left="720"/>
-      </w:pPr>
-      <w:r>
-        <w:rPr>
-          <w:lang w:val="es_ES" w:bidi="es_ES"/>
-        </w:rPr>
-      </w:r>
-      <w:r>
-        <w:rPr>
-          <w:lang w:val="es_ES" w:bidi="es_ES"/>
-        </w:rPr>
-        <w:t>Cuando el rey de Babilonia tuvo algunos sueños confusos, Dios ayudó a Daniel a interpretarlos y a explicar sus significados.</w:t>
-      </w:r>
-    </w:p>
-    <w:p>
-      <w:pPr>
-        <w:pStyle w:val="ListBullet"/>
-        <w:spacing w:line="240" w:lineRule="auto"/>
-        <w:ind w:left="720"/>
-      </w:pPr>
-      <w:r>
-        <w:rPr>
-          <w:lang w:val="es_ES" w:bidi="es_ES"/>
-        </w:rPr>
-      </w:r>
-      <w:r>
-        <w:rPr>
-          <w:lang w:val="es_ES" w:bidi="es_ES"/>
-        </w:rPr>
-        <w:t>La "interpretación" del sueño es la "explicación" del significado del sueño.</w:t>
-      </w:r>
-    </w:p>
-    <w:p>
-      <w:pPr>
-        <w:pStyle w:val="ListBullet"/>
-        <w:spacing w:line="240" w:lineRule="auto"/>
-        <w:ind w:left="720"/>
-      </w:pPr>
-      <w:r>
-        <w:rPr>
-          <w:lang w:val="es_ES" w:bidi="es_ES"/>
-        </w:rPr>
-      </w:r>
-      <w:r>
-        <w:rPr>
-          <w:lang w:val="es_ES" w:bidi="es_ES"/>
-        </w:rPr>
-        <w:t>En el Antiguo Testamento, Dios a veces usaba sueños para revelar a las personas lo que sucedería en el futuro. De esta forma, las interpretaciones de esos sueños eran profecías.</w:t>
-      </w:r>
-    </w:p>
-    <w:p>
-      <w:pPr>
-        <w:pStyle w:val="ListBullet"/>
-        <w:spacing w:line="240" w:lineRule="auto"/>
-        <w:ind w:left="720"/>
-      </w:pPr>
-      <w:r>
-        <w:rPr>
-          <w:lang w:val="es_ES" w:bidi="es_ES"/>
-        </w:rPr>
-      </w:r>
-      <w:r>
-        <w:rPr>
-          <w:lang w:val="es_ES" w:bidi="es_ES"/>
-        </w:rPr>
-        <w:t>El término "interpretar" también puede referirse a averiguar el significado de otras cosas, como predecir el clima en función del frío o el calor, el viento y el aspecto del cielo.</w:t>
-      </w:r>
-    </w:p>
-    <w:p>
-      <w:pPr>
-        <w:pStyle w:val="ListBullet"/>
-        <w:spacing w:line="240" w:lineRule="auto"/>
-        <w:ind w:left="720"/>
-      </w:pPr>
-      <w:r>
-        <w:rPr>
-          <w:lang w:val="es_ES" w:bidi="es_ES"/>
-        </w:rPr>
-      </w:r>
-      <w:r>
-        <w:rPr>
-          <w:lang w:val="es_ES" w:bidi="es_ES"/>
-        </w:rPr>
-        <w:t>Formas de traducir el término "interpretar" podrían incluir, "descifrar el significado de" o "explicar" o "dar el significado de".</w:t>
-      </w:r>
-    </w:p>
-    <w:p>
-      <w:pPr>
-        <w:pStyle w:val="ListBullet"/>
-        <w:spacing w:line="240" w:lineRule="auto"/>
-        <w:ind w:left="720"/>
-      </w:pPr>
-      <w:r>
-        <w:rPr>
-          <w:lang w:val="es_ES" w:bidi="es_ES"/>
-        </w:rPr>
-      </w:r>
-      <w:r>
-        <w:rPr>
-          <w:lang w:val="es_ES" w:bidi="es_ES"/>
-        </w:rPr>
-        <w:t>El término "interpretación" también podría traducirse como "explicación" o "significado".</w:t>
-      </w:r>
-    </w:p>
-    <w:p>
-      <w:pPr/>
-      <w:r>
-        <w:rPr>
-          <w:lang w:val="es_ES" w:bidi="es_ES"/>
-        </w:rPr>
-      </w:r>
-      <w:r>
-        <w:rPr>
-          <w:lang w:val="es_ES" w:bidi="es_ES"/>
-        </w:rPr>
-        <w:t xml:space="preserve">(Véase también: </w:t>
-      </w:r>
-      <w:r>
-        <w:rPr>
-          <w:lang w:val="es_ES" w:bidi="es_ES"/>
-        </w:rPr>
-        <w:t>Babilonia</w:t>
-      </w:r>
-      <w:r>
-        <w:rPr>
-          <w:lang w:val="es_ES" w:bidi="es_ES"/>
-        </w:rPr>
-        <w:t xml:space="preserve">, </w:t>
-      </w:r>
-      <w:r>
-        <w:rPr>
-          <w:lang w:val="es_ES" w:bidi="es_ES"/>
-        </w:rPr>
-        <w:t>Daniel</w:t>
-      </w:r>
-      <w:r>
-        <w:rPr>
-          <w:lang w:val="es_ES" w:bidi="es_ES"/>
-        </w:rPr>
-        <w:t xml:space="preserve">, </w:t>
-      </w:r>
-      <w:r>
-        <w:rPr>
-          <w:lang w:val="es_ES" w:bidi="es_ES"/>
-        </w:rPr>
-        <w:t>sueño</w:t>
-      </w:r>
-      <w:r>
-        <w:rPr>
-          <w:lang w:val="es_ES" w:bidi="es_ES"/>
-        </w:rPr>
-        <w:t xml:space="preserve">, </w:t>
-      </w:r>
-      <w:r>
-        <w:rPr>
-          <w:lang w:val="es_ES" w:bidi="es_ES"/>
-        </w:rPr>
-        <w:t>profeta</w:t>
-      </w:r>
-      <w:r>
-        <w:rPr>
-          <w:lang w:val="es_ES" w:bidi="es_ES"/>
-        </w:rPr>
-        <w:t xml:space="preserve">, </w:t>
-      </w:r>
-      <w:r>
-        <w:rPr>
-          <w:lang w:val="es_ES" w:bidi="es_ES"/>
-        </w:rPr>
-        <w:t>visión</w:t>
-      </w:r>
-      <w:r>
-        <w:rPr>
-          <w:lang w:val="es_ES" w:bidi="es_ES"/>
-        </w:rPr>
-        <w:t>)</w:t>
-      </w:r>
-    </w:p>
-    <w:p>
-      <w:pPr>
-        <w:pStyle w:val="Heading3"/>
-      </w:pPr>
-      <w:r>
-        <w:rPr>
-          <w:lang w:val="es_ES" w:bidi="es_ES"/>
-        </w:rPr>
-        <w:t>Referencias Bíblicas:</w:t>
-      </w:r>
-    </w:p>
-    <w:p>
-      <w:pPr>
-        <w:pStyle w:val="ListBullet"/>
-        <w:spacing w:line="240" w:lineRule="auto"/>
-        <w:ind w:left="720"/>
-      </w:pPr>
-      <w:r>
-        <w:rPr>
-          <w:lang w:val="es_ES" w:bidi="es_ES"/>
-        </w:rPr>
-      </w:r>
-      <w:r>
-        <w:rPr>
-          <w:lang w:val="es_ES" w:bidi="es_ES"/>
-        </w:rPr>
-        <w:t>1 Corintios 12.10</w:t>
-      </w:r>
-    </w:p>
-    <w:p>
-      <w:pPr>
-        <w:pStyle w:val="ListBullet"/>
-        <w:spacing w:line="240" w:lineRule="auto"/>
-        <w:ind w:left="720"/>
-      </w:pPr>
-      <w:r>
-        <w:rPr>
-          <w:lang w:val="es_ES" w:bidi="es_ES"/>
-        </w:rPr>
-      </w:r>
-      <w:r>
-        <w:rPr>
-          <w:lang w:val="es_ES" w:bidi="es_ES"/>
-        </w:rPr>
-        <w:t>Daniel 4.4–6</w:t>
-      </w:r>
-    </w:p>
-    <w:p>
-      <w:pPr>
-        <w:pStyle w:val="ListBullet"/>
-        <w:spacing w:line="240" w:lineRule="auto"/>
-        <w:ind w:left="720"/>
-      </w:pPr>
-      <w:r>
-        <w:rPr>
-          <w:lang w:val="es_ES" w:bidi="es_ES"/>
-        </w:rPr>
-      </w:r>
-      <w:r>
-        <w:rPr>
-          <w:lang w:val="es_ES" w:bidi="es_ES"/>
-        </w:rPr>
-        <w:t>Génesis 40.4–5</w:t>
-      </w:r>
-    </w:p>
-    <w:p>
-      <w:pPr>
-        <w:pStyle w:val="ListBullet"/>
-        <w:spacing w:line="240" w:lineRule="auto"/>
-        <w:ind w:left="720"/>
-      </w:pPr>
-      <w:r>
-        <w:rPr>
-          <w:lang w:val="es_ES" w:bidi="es_ES"/>
-        </w:rPr>
-      </w:r>
-      <w:r>
-        <w:rPr>
-          <w:lang w:val="es_ES" w:bidi="es_ES"/>
-        </w:rPr>
-        <w:t>Jueces 7.15–16</w:t>
-      </w:r>
-    </w:p>
-    <w:p>
-      <w:pPr>
-        <w:pStyle w:val="ListBullet"/>
-        <w:spacing w:line="240" w:lineRule="auto"/>
-        <w:ind w:left="720"/>
-      </w:pPr>
-      <w:r>
-        <w:rPr>
-          <w:lang w:val="es_ES" w:bidi="es_ES"/>
-        </w:rPr>
-      </w:r>
-      <w:r>
-        <w:rPr>
-          <w:lang w:val="es_ES" w:bidi="es_ES"/>
-        </w:rPr>
-        <w:t>Lucas 12.56</w:t>
-      </w:r>
-    </w:p>
-    <w:p>
-      <w:pPr>
-        <w:pStyle w:val="Heading3"/>
-      </w:pPr>
-      <w:r>
-        <w:rPr>
-          <w:lang w:val="es_ES" w:bidi="es_ES"/>
-        </w:rPr>
-        <w:t>Datos de Palabras:</w:t>
-      </w:r>
-    </w:p>
-    <w:p>
-      <w:pPr>
-        <w:pStyle w:val="ListBullet"/>
-        <w:spacing w:line="240" w:lineRule="auto"/>
-        <w:ind w:left="720"/>
-      </w:pPr>
-      <w:r>
-        <w:rPr>
-          <w:lang w:val="es_ES" w:bidi="es_ES"/>
-        </w:rPr>
-      </w:r>
-      <w:r>
-        <w:rPr>
-          <w:lang w:val="es_ES" w:bidi="es_ES"/>
-        </w:rPr>
-        <w:t>Strong’s: H0995, H3887, H6591, H6622, H6623, H7667, H7760, H7922, G12520, G13280, G13290, G13810, G19550, G20580, G31770, G47930</w:t>
-      </w:r>
-      <w:r>
-        <w:rPr>
-          <w:lang w:val="es_ES" w:bidi="es_ES"/>
-        </w:rPr>
-      </w:r>
-      <w:r>
-        <w:rPr>
-          <w:lang w:val="es_ES" w:bidi="es_ES"/>
-        </w:rPr>
-      </w:r>
-    </w:p>
-    <w:p>
-      <w:pPr/>
-      <w:r>
-        <w:rPr>
-          <w:lang w:val="es_ES" w:bidi="es_ES"/>
-        </w:rPr>
-      </w:r>
-    </w:p>
-    <w:p>
-      <w:pPr>
-        <w:pStyle w:val="Heading2"/>
-      </w:pPr>
-      <w:r>
-        <w:rPr>
-          <w:lang w:val="es_ES" w:bidi="es_ES"/>
-        </w:rPr>
-        <w:t>Intrusión</w:t>
-      </w:r>
-      <w:r>
-        <w:rPr>
-          <w:lang w:val="es_ES" w:bidi="es_ES"/>
-        </w:rPr>
-      </w:r>
-    </w:p>
-    <w:p>
-      <w:pPr>
-        <w:pStyle w:val="Heading3"/>
-      </w:pPr>
-      <w:r>
-        <w:rPr>
-          <w:lang w:val="es_ES" w:bidi="es_ES"/>
-        </w:rPr>
-        <w:t>Definición:</w:t>
-      </w:r>
-    </w:p>
-    <w:p>
-      <w:pPr/>
-      <w:r>
-        <w:rPr>
-          <w:lang w:val="es_ES" w:bidi="es_ES"/>
-        </w:rPr>
-      </w:r>
-      <w:r>
-        <w:rPr>
-          <w:lang w:val="es_ES" w:bidi="es_ES"/>
-        </w:rPr>
-        <w:t>El término "transgresión" significa cruzar una línea o violar un límite. Este término se usa a menudo de manera figurada, para referirse a infringir una ley o violar los derechos de otra persona.</w:t>
-      </w:r>
-    </w:p>
-    <w:p>
-      <w:pPr>
-        <w:pStyle w:val="ListBullet"/>
-        <w:spacing w:line="240" w:lineRule="auto"/>
-        <w:ind w:left="720"/>
-      </w:pPr>
-      <w:r>
-        <w:rPr>
-          <w:lang w:val="es_ES" w:bidi="es_ES"/>
-        </w:rPr>
-      </w:r>
-      <w:r>
-        <w:rPr>
-          <w:lang w:val="es_ES" w:bidi="es_ES"/>
-        </w:rPr>
-        <w:t>Este término es muy similar a la palabra "intrusión", pero generalmente se usa más a menudo para describir violaciones contra otras personas que contra Dios.</w:t>
-      </w:r>
-    </w:p>
-    <w:p>
-      <w:pPr>
-        <w:pStyle w:val="ListBullet"/>
-        <w:spacing w:line="240" w:lineRule="auto"/>
-        <w:ind w:left="720"/>
-      </w:pPr>
-      <w:r>
-        <w:rPr>
-          <w:lang w:val="es_ES" w:bidi="es_ES"/>
-        </w:rPr>
-      </w:r>
-      <w:r>
-        <w:rPr>
-          <w:lang w:val="es_ES" w:bidi="es_ES"/>
-        </w:rPr>
-        <w:t>Una transgresión puede ser una violación de una ley moral o una ley civil.</w:t>
-      </w:r>
-    </w:p>
-    <w:p>
-      <w:pPr>
-        <w:pStyle w:val="ListBullet"/>
-        <w:spacing w:line="240" w:lineRule="auto"/>
-        <w:ind w:left="720"/>
-      </w:pPr>
-      <w:r>
-        <w:rPr>
-          <w:lang w:val="es_ES" w:bidi="es_ES"/>
-        </w:rPr>
-      </w:r>
-      <w:r>
-        <w:rPr>
-          <w:lang w:val="es_ES" w:bidi="es_ES"/>
-        </w:rPr>
-        <w:t>Una transgresión también puede ser un pecado cometido contra otra persona.</w:t>
-      </w:r>
-    </w:p>
-    <w:p>
-      <w:pPr>
-        <w:pStyle w:val="ListBullet"/>
-        <w:spacing w:line="240" w:lineRule="auto"/>
-        <w:ind w:left="720"/>
-      </w:pPr>
-      <w:r>
-        <w:rPr>
-          <w:lang w:val="es_ES" w:bidi="es_ES"/>
-        </w:rPr>
-      </w:r>
-      <w:r>
-        <w:rPr>
-          <w:lang w:val="es_ES" w:bidi="es_ES"/>
-        </w:rPr>
-        <w:t>Este término está relacionado con los términos "pecado" y "infracción", especialmente en lo que respecta desobedecer a Dios. Todos los pecados son ofensas contra Dios.</w:t>
-      </w:r>
-    </w:p>
-    <w:p>
-      <w:pPr>
-        <w:pStyle w:val="Heading3"/>
-      </w:pPr>
-      <w:r>
-        <w:rPr>
-          <w:lang w:val="es_ES" w:bidi="es_ES"/>
-        </w:rPr>
-        <w:t>Sugerencias de Traducción:</w:t>
-      </w:r>
-    </w:p>
-    <w:p>
-      <w:pPr>
-        <w:pStyle w:val="ListBullet"/>
-        <w:spacing w:line="240" w:lineRule="auto"/>
-        <w:ind w:left="720"/>
-      </w:pPr>
-      <w:r>
-        <w:rPr>
-          <w:lang w:val="es_ES" w:bidi="es_ES"/>
-        </w:rPr>
-      </w:r>
-      <w:r>
-        <w:rPr>
-          <w:lang w:val="es_ES" w:bidi="es_ES"/>
-        </w:rPr>
-        <w:t>Dependiendo del contexto, "transgredir contra" podría traducirse como "pecar contra" o "romper la regla".</w:t>
-      </w:r>
-    </w:p>
-    <w:p>
-      <w:pPr>
-        <w:pStyle w:val="ListBullet"/>
-        <w:spacing w:line="240" w:lineRule="auto"/>
-        <w:ind w:left="720"/>
-      </w:pPr>
-      <w:r>
-        <w:rPr>
-          <w:lang w:val="es_ES" w:bidi="es_ES"/>
-        </w:rPr>
-      </w:r>
-      <w:r>
-        <w:rPr>
-          <w:lang w:val="es_ES" w:bidi="es_ES"/>
-        </w:rPr>
-        <w:t>Algunos idiomas pueden tener una expresión como "cruzar la línea" que podría usarse para traducir "traspasar".</w:t>
-      </w:r>
-    </w:p>
-    <w:p>
-      <w:pPr>
-        <w:pStyle w:val="ListBullet"/>
-        <w:spacing w:line="240" w:lineRule="auto"/>
-        <w:ind w:left="720"/>
-      </w:pPr>
-      <w:r>
-        <w:rPr>
-          <w:lang w:val="es_ES" w:bidi="es_ES"/>
-        </w:rPr>
-      </w:r>
-      <w:r>
-        <w:rPr>
-          <w:lang w:val="es_ES" w:bidi="es_ES"/>
-        </w:rPr>
-        <w:t>Considera cómo este término encaja con el significado del texto bíblico circundante y compáralo con otros términos que tienen un significado similar, como "infracción" y "pecado".</w:t>
-      </w:r>
-    </w:p>
-    <w:p>
-      <w:pPr/>
-      <w:r>
-        <w:rPr>
-          <w:lang w:val="es_ES" w:bidi="es_ES"/>
-        </w:rPr>
-      </w:r>
-      <w:r>
-        <w:rPr>
-          <w:lang w:val="es_ES" w:bidi="es_ES"/>
-        </w:rPr>
-        <w:t xml:space="preserve">(Véase también: </w:t>
-      </w:r>
-      <w:r>
-        <w:rPr>
-          <w:lang w:val="es_ES" w:bidi="es_ES"/>
-        </w:rPr>
-        <w:t>desobedecer</w:t>
-      </w:r>
-      <w:r>
-        <w:rPr>
-          <w:lang w:val="es_ES" w:bidi="es_ES"/>
-        </w:rPr>
-        <w:t xml:space="preserve">, </w:t>
-      </w:r>
-      <w:r>
-        <w:rPr>
-          <w:lang w:val="es_ES" w:bidi="es_ES"/>
-        </w:rPr>
-        <w:t>iniquidad</w:t>
-      </w:r>
-      <w:r>
-        <w:rPr>
-          <w:lang w:val="es_ES" w:bidi="es_ES"/>
-        </w:rPr>
-        <w:t xml:space="preserve">, </w:t>
-      </w:r>
-      <w:r>
-        <w:rPr>
-          <w:lang w:val="es_ES" w:bidi="es_ES"/>
-        </w:rPr>
         <w:t>pecado</w:t>
       </w:r>
       <w:r>
         <w:rPr>
           <w:lang w:val="es_ES" w:bidi="es_ES"/>
         </w:rPr>
-        <w:t xml:space="preserve">, </w:t>
-      </w:r>
-      <w:r>
-        <w:rPr>
-          <w:lang w:val="es_ES" w:bidi="es_ES"/>
-        </w:rPr>
-        <w:t>transgredir</w:t>
-      </w:r>
-      <w:r>
-        <w:rPr>
-          <w:lang w:val="es_ES" w:bidi="es_ES"/>
-        </w:rPr>
-        <w:t>)</w:t>
+        <w:t>, transgredir)</w:t>
       </w:r>
     </w:p>
     <w:p>
